--- a/docs/90_DAY_PLAN.docx
+++ b/docs/90_DAY_PLAN.docx
@@ -389,7 +389,17 @@
               <w:pStyle w:val="Compact"/>
             </w:pPr>
             <w:r>
-              <w:t xml:space="preserve">Established photography business. Tracy as biz dev / sales lead. ~2-4 shoots/month at $2-5k each. Single biggest line.</w:t>
+              <w:rPr>
+                <w:b/>
+                <w:bCs/>
+              </w:rPr>
+              <w:t xml:space="preserve">Validated 6-year track record at this ecosystem-level revenue.</w:t>
+            </w:r>
+            <w:r>
+              <w:t xml:space="preserve"> </w:t>
+            </w:r>
+            <w:r>
+              <w:t xml:space="preserve">Last 6 months were a pause while Chase built the platform. Y1 is a re-activation year. Now distributed across more people: Elijah came on as a partner last year, Studio C was set up as a separate entity. Tracy is doing BizDev / market expansion for BOTH CPP and Studio C in Natchez. Chase’s personal take is less than $100k — the $100k is the CPP-brand revenue line, with work and dollars distributed to Elijah + contributors + the partnership structure. Studio C Video has its own separate revenue line below; do not double-count. Realistic range $80-120k depending on re-engagement of past clients (~30% have moved on, ~40% return on outreach, ~30% need active re-engagement) plus net-new Natchez market growth. Earned, not on autopilot — but track record gives confidence.</w:t>
             </w:r>
           </w:p>
         </w:tc>
@@ -1646,18 +1656,72 @@
               <w:pStyle w:val="Compact"/>
             </w:pPr>
             <w:r>
-              <w:t xml:space="preserve">Wedding/retreat one-pager + landing page; CRM stand-up (Attio free tier); post Inn-ops manager job</w:t>
-            </w:r>
-          </w:p>
-        </w:tc>
-        <w:tc>
-          <w:tcPr/>
-          <w:p>
-            <w:pPr>
-              <w:pStyle w:val="Compact"/>
-            </w:pPr>
-            <w:r>
-              <w:t xml:space="preserve">Sanity invites for T+A; verify 18 contacts; email Lynsey Gilbert + Vicki Wolpert Monday AM</w:t>
+              <w:t xml:space="preserve">Wedding/retreat one-pager + landing page; CRM stand-up (Attio free tier); post Inn-ops manager job;</w:t>
+            </w:r>
+            <w:r>
+              <w:t xml:space="preserve"> </w:t>
+            </w:r>
+            <w:r>
+              <w:rPr>
+                <w:b/>
+                <w:bCs/>
+              </w:rPr>
+              <w:t xml:space="preserve">photography re-engagement campaign — Tracy emails ~30 past CPP + Studio C clients with</w:t>
+            </w:r>
+            <w:r>
+              <w:rPr>
+                <w:b/>
+                <w:bCs/>
+              </w:rPr>
+              <w:t xml:space="preserve"> </w:t>
+            </w:r>
+            <w:r>
+              <w:rPr>
+                <w:b/>
+                <w:bCs/>
+              </w:rPr>
+              <w:t xml:space="preserve">“Chase is back to shooting; what’s coming up?”</w:t>
+            </w:r>
+            <w:r>
+              <w:rPr>
+                <w:b/>
+                <w:bCs/>
+              </w:rPr>
+              <w:t xml:space="preserve"> </w:t>
+            </w:r>
+            <w:r>
+              <w:rPr>
+                <w:b/>
+                <w:bCs/>
+              </w:rPr>
+              <w:t xml:space="preserve">template</w:t>
+            </w:r>
+          </w:p>
+        </w:tc>
+        <w:tc>
+          <w:tcPr/>
+          <w:p>
+            <w:pPr>
+              <w:pStyle w:val="Compact"/>
+            </w:pPr>
+            <w:r>
+              <w:t xml:space="preserve">Sanity invites for T+A; verify 18 contacts; email Lynsey Gilbert + Vicki Wolpert Monday AM;</w:t>
+            </w:r>
+            <w:r>
+              <w:t xml:space="preserve"> </w:t>
+            </w:r>
+            <w:r>
+              <w:rPr>
+                <w:b/>
+                <w:bCs/>
+              </w:rPr>
+              <w:t xml:space="preserve">Sunday list-build session: dump every past photography client (CPP + Studio C, Natchez + NY + elsewhere) into the CRM from invoices/email/Instagram</w:t>
+            </w:r>
+            <w:r>
+              <w:t xml:space="preserve"> </w:t>
+            </w:r>
+            <w:r>
+              <w:t xml:space="preserve">(~2 hrs); coordinate with Elijah on Studio C client list</w:t>
             </w:r>
           </w:p>
         </w:tc>
@@ -1701,7 +1765,7 @@
               <w:pStyle w:val="Compact"/>
             </w:pPr>
             <w:r>
-              <w:t xml:space="preserve">Chase stuck in NY → Delta Dawn auto-onboards Tracy/Amy via pre-recorded videos</w:t>
+              <w:t xml:space="preserve">Chase stuck in NY → Delta Dawn auto-onboards Tracy/Amy via pre-recorded videos; photography re-engagement is async-friendly (Tracy emails)</w:t>
             </w:r>
           </w:p>
         </w:tc>

--- a/docs/90_DAY_PLAN.docx
+++ b/docs/90_DAY_PLAN.docx
@@ -393,13 +393,39 @@
                 <w:b/>
                 <w:bCs/>
               </w:rPr>
-              <w:t xml:space="preserve">Validated 6-year track record at this ecosystem-level revenue.</w:t>
+              <w:t xml:space="preserve">Validated 6-year track record at this revenue level — Chase’s PAST personal take was $100k+ solo.</w:t>
             </w:r>
             <w:r>
               <w:t xml:space="preserve"> </w:t>
             </w:r>
             <w:r>
-              <w:t xml:space="preserve">Last 6 months were a pause while Chase built the platform. Y1 is a re-activation year. Now distributed across more people: Elijah came on as a partner last year, Studio C was set up as a separate entity. Tracy is doing BizDev / market expansion for BOTH CPP and Studio C in Natchez. Chase’s personal take is less than $100k — the $100k is the CPP-brand revenue line, with work and dollars distributed to Elijah + contributors + the partnership structure. Studio C Video has its own separate revenue line below; do not double-count. Realistic range $80-120k depending on re-engagement of past clients (~30% have moved on, ~40% return on outreach, ~30% need active re-engagement) plus net-new Natchez market growth. Earned, not on autopilot — but track record gives confidence.</w:t>
+              <w:t xml:space="preserve">Y1 is the first year working with partners: Elijah came on last year, Studio C was set up as a separate entity adding video services. Same ecosystem-level revenue (~$100k+), now distributed across more people. Chase’s personal take per year is less than $100k now; the line below is the CPP-brand-level revenue. Studio C Video has its own separate revenue line; do not double-count.</w:t>
+            </w:r>
+            <w:r>
+              <w:t xml:space="preserve"> </w:t>
+            </w:r>
+            <w:r>
+              <w:rPr>
+                <w:b/>
+                <w:bCs/>
+              </w:rPr>
+              <w:t xml:space="preserve">Geographic seasonality:</w:t>
+            </w:r>
+            <w:r>
+              <w:t xml:space="preserve"> </w:t>
+            </w:r>
+            <w:r>
+              <w:t xml:space="preserve">Chase + team work upstate NY May–October (NY peak season), shift to Natchez October–April (slow season up north, peak hospitality season here). Tracy’s BizDev role expands the Natchez market for both CPP and Studio C ahead of the seasonal shift. Realistic Y1 range $80–120k depending on re-engagement of past NY clients (~30% have moved on, ~40% return on outreach, ~30% need active re-engagement) plus net-new Natchez market growth.</w:t>
+            </w:r>
+            <w:r>
+              <w:t xml:space="preserve"> </w:t>
+            </w:r>
+            <w:r>
+              <w:rPr>
+                <w:b/>
+                <w:bCs/>
+              </w:rPr>
+              <w:t xml:space="preserve">Earned, not on autopilot — but the track record gives confidence.</w:t>
             </w:r>
           </w:p>
         </w:tc>
@@ -631,6 +657,22 @@
             </w:pPr>
             <w:r>
               <w:t xml:space="preserve">Existing partner studio project flow.</w:t>
+            </w:r>
+            <w:r>
+              <w:t xml:space="preserve"> </w:t>
+            </w:r>
+            <w:r>
+              <w:rPr>
+                <w:b/>
+                <w:bCs/>
+              </w:rPr>
+              <w:t xml:space="preserve">Studio C now offers video services in addition to photography</w:t>
+            </w:r>
+            <w:r>
+              <w:t xml:space="preserve"> </w:t>
+            </w:r>
+            <w:r>
+              <w:t xml:space="preserve">— expanding the addressable market alongside the Natchez geographic expansion. Counter-seasonal pattern matches CPP.</w:t>
             </w:r>
           </w:p>
         </w:tc>
@@ -989,6 +1031,40 @@
       </w:r>
       <w:r>
         <w:t xml:space="preserve">$80k cumulative (was $60k under the old mix). This reflects photography revenue contributing earlier and steadier than the wedding-package revenue.</w:t>
+      </w:r>
+    </w:p>
+    <w:p>
+      <w:pPr>
+        <w:pStyle w:val="BodyText"/>
+      </w:pPr>
+      <w:r>
+        <w:rPr>
+          <w:b/>
+          <w:bCs/>
+        </w:rPr>
+        <w:t xml:space="preserve">Seasonality framing for Q2 (May–July) specifically:</w:t>
+      </w:r>
+      <w:r>
+        <w:t xml:space="preserve"> </w:t>
+      </w:r>
+      <w:r>
+        <w:t xml:space="preserve">This 90-day window is</w:t>
+      </w:r>
+      <w:r>
+        <w:t xml:space="preserve"> </w:t>
+      </w:r>
+      <w:r>
+        <w:rPr>
+          <w:b/>
+          <w:bCs/>
+        </w:rPr>
+        <w:t xml:space="preserve">NY-photography-dominant</w:t>
+      </w:r>
+      <w:r>
+        <w:t xml:space="preserve"> </w:t>
+      </w:r>
+      <w:r>
+        <w:t xml:space="preserve">for Chase + team. Tracy’s Natchez Photography BizDev is groundwork (relationship building, content, pipeline) for the Natchez photography ramp that begins October when the team shifts hemispheres. Most of the $80k cumulative July target is NY-shooting revenue + Inn pre-season bookings + Vicki Wolpert + early wedding deposits. Natchez-photography revenue contributes meaningfully starting Q3, peaks Q4-Q1.</w:t>
       </w:r>
     </w:p>
     <w:p>

--- a/docs/90_DAY_PLAN.docx
+++ b/docs/90_DAY_PLAN.docx
@@ -2,7 +2,7 @@
 <file path=word/document.xml><?xml version="1.0" encoding="utf-8"?>
 <w:document xmlns:w="http://schemas.openxmlformats.org/wordprocessingml/2006/main" xmlns:m="http://schemas.openxmlformats.org/officeDocument/2006/math" xmlns:r="http://schemas.openxmlformats.org/officeDocument/2006/relationships" xmlns:o="urn:schemas-microsoft-com:office:office" xmlns:v="urn:schemas-microsoft-com:vml" xmlns:w10="urn:schemas-microsoft-com:office:word" xmlns:a="http://schemas.openxmlformats.org/drawingml/2006/main" xmlns:pic="http://schemas.openxmlformats.org/drawingml/2006/picture" xmlns:wp="http://schemas.openxmlformats.org/drawingml/2006/wordprocessingDrawing">
   <w:body>
-    <w:bookmarkStart w:id="49" w:name="X5d6b354e62e924e55e9753cb02d9dfd76344930"/>
+    <w:bookmarkStart w:id="50" w:name="X5d6b354e62e924e55e9753cb02d9dfd76344930"/>
     <w:p>
       <w:pPr>
         <w:pStyle w:val="Heading1"/>
@@ -105,7 +105,7 @@
         </w:pict>
       </w:r>
     </w:p>
-    <w:bookmarkStart w:id="9" w:name="X6dc2100b4b4fb7337758f397200ddac3ffe4cce"/>
+    <w:bookmarkStart w:id="10" w:name="X6dc2100b4b4fb7337758f397200ddac3ffe4cce"/>
     <w:p>
       <w:pPr>
         <w:pStyle w:val="Heading2"/>
@@ -245,6 +245,119 @@
         <w:t xml:space="preserve">If no to all three, defer.</w:t>
       </w:r>
     </w:p>
+    <w:bookmarkStart w:id="9" w:name="the-hard-rule-no-new-strategic-surfaces"/>
+    <w:p>
+      <w:pPr>
+        <w:pStyle w:val="Heading3"/>
+      </w:pPr>
+      <w:r>
+        <w:t xml:space="preserve">The Hard Rule: No New Strategic Surfaces</w:t>
+      </w:r>
+    </w:p>
+    <w:p>
+      <w:pPr>
+        <w:pStyle w:val="FirstParagraph"/>
+      </w:pPr>
+      <w:r>
+        <w:rPr>
+          <w:b/>
+          <w:bCs/>
+        </w:rPr>
+        <w:t xml:space="preserve">Until ONE of the following has happened, no new strategic surface gets opened. None.</w:t>
+      </w:r>
+    </w:p>
+    <w:p>
+      <w:pPr>
+        <w:pStyle w:val="Compact"/>
+        <w:numPr>
+          <w:ilvl w:val="0"/>
+          <w:numId w:val="1002"/>
+        </w:numPr>
+      </w:pPr>
+      <w:r>
+        <w:t xml:space="preserve">Event #1 is sold AND executed (deposit collected, weekend hosted)</w:t>
+      </w:r>
+    </w:p>
+    <w:p>
+      <w:pPr>
+        <w:pStyle w:val="Compact"/>
+        <w:numPr>
+          <w:ilvl w:val="0"/>
+          <w:numId w:val="1002"/>
+        </w:numPr>
+      </w:pPr>
+      <w:r>
+        <w:t xml:space="preserve">OR first B2B Directory pilot is signed (Vicki or Paul Green, paper signed, deposit invoiced)</w:t>
+      </w:r>
+    </w:p>
+    <w:p>
+      <w:pPr>
+        <w:pStyle w:val="FirstParagraph"/>
+      </w:pPr>
+      <w:r>
+        <w:t xml:space="preserve">What</w:t>
+      </w:r>
+      <w:r>
+        <w:t xml:space="preserve"> </w:t>
+      </w:r>
+      <w:r>
+        <w:t xml:space="preserve">“no new strategic surface”</w:t>
+      </w:r>
+      <w:r>
+        <w:t xml:space="preserve"> </w:t>
+      </w:r>
+      <w:r>
+        <w:t xml:space="preserve">means in practice:</w:t>
+      </w:r>
+      <w:r>
+        <w:t xml:space="preserve"> </w:t>
+      </w:r>
+      <w:r>
+        <w:t xml:space="preserve">- No new revenue line, no new partner relationship type, no new geographic expansion push</w:t>
+      </w:r>
+      <w:r>
+        <w:t xml:space="preserve"> </w:t>
+      </w:r>
+      <w:r>
+        <w:t xml:space="preserve">- No platform feature beyond the load-bearing tech exceptions in Section 11</w:t>
+      </w:r>
+      <w:r>
+        <w:t xml:space="preserve"> </w:t>
+      </w:r>
+      <w:r>
+        <w:t xml:space="preserve">- No new content category for Magazine</w:t>
+      </w:r>
+      <w:r>
+        <w:t xml:space="preserve"> </w:t>
+      </w:r>
+      <w:r>
+        <w:t xml:space="preserve">- No exploration of records subscription, AI concierge, or anything on the kill list</w:t>
+      </w:r>
+      <w:r>
+        <w:t xml:space="preserve"> </w:t>
+      </w:r>
+      <w:r>
+        <w:t xml:space="preserve">- Bearsville activation stays at the 10 hrs/week Chase cap and platform-handoff-to-Elijah work — no JV expansion negotiations</w:t>
+      </w:r>
+    </w:p>
+    <w:p>
+      <w:pPr>
+        <w:pStyle w:val="BodyText"/>
+      </w:pPr>
+      <w:r>
+        <w:rPr>
+          <w:b/>
+          <w:bCs/>
+        </w:rPr>
+        <w:t xml:space="preserve">Why:</w:t>
+      </w:r>
+      <w:r>
+        <w:t xml:space="preserve"> </w:t>
+      </w:r>
+      <w:r>
+        <w:t xml:space="preserve">New ideas creep in when the closed-loop work is hard. The plan only earns the right to expand once one closed loop has actually closed.</w:t>
+      </w:r>
+    </w:p>
     <w:p>
       <w:r>
         <w:pict>
@@ -253,7 +366,8 @@
       </w:r>
     </w:p>
     <w:bookmarkEnd w:id="9"/>
-    <w:bookmarkStart w:id="12" w:name="X7175a465389be73912eb69b703c1332c67465be"/>
+    <w:bookmarkEnd w:id="10"/>
+    <w:bookmarkStart w:id="13" w:name="X7175a465389be73912eb69b703c1332c67465be"/>
     <w:p>
       <w:pPr>
         <w:pStyle w:val="Heading2"/>
@@ -292,7 +406,7 @@
         <w:t xml:space="preserve">Where the revenue comes from (revised + expanded):</w:t>
       </w:r>
     </w:p>
-    <w:bookmarkStart w:id="10" w:name="baseline-330k-the-realistic-floor"/>
+    <w:bookmarkStart w:id="11" w:name="baseline-330k-the-realistic-floor"/>
     <w:p>
       <w:pPr>
         <w:pStyle w:val="Heading3"/>
@@ -799,8 +913,8 @@
         </w:tc>
       </w:tr>
     </w:tbl>
-    <w:bookmarkEnd w:id="10"/>
-    <w:bookmarkStart w:id="11" w:name="Xf7c41a82c88708d81e91da922367a157b62e1ef"/>
+    <w:bookmarkEnd w:id="11"/>
+    <w:bookmarkStart w:id="12" w:name="Xf7c41a82c88708d81e91da922367a157b62e1ef"/>
     <w:p>
       <w:pPr>
         <w:pStyle w:val="Heading3"/>
@@ -1076,6 +1190,145 @@
           <w:b/>
           <w:bCs/>
         </w:rPr>
+        <w:t xml:space="preserve">Q3 Transition Risk + Q2 Mitigations (Aug–Oct is the highest-coordination-risk window of Y1):</w:t>
+      </w:r>
+    </w:p>
+    <w:p>
+      <w:pPr>
+        <w:pStyle w:val="BodyText"/>
+      </w:pPr>
+      <w:r>
+        <w:t xml:space="preserve">Three simultaneous shifts hit in Q3: geographic (team moves NY → Natchez), revenue mix (photography pivots from NY commissions to Deep South commissions + stock + art), operational (Inn enters Oct–Mar peak season). To not arrive at Aug 1 starting from zero, the following Q2-side prep is folded into the weekly grid above:</w:t>
+      </w:r>
+    </w:p>
+    <w:p>
+      <w:pPr>
+        <w:pStyle w:val="Compact"/>
+        <w:numPr>
+          <w:ilvl w:val="0"/>
+          <w:numId w:val="1003"/>
+        </w:numPr>
+      </w:pPr>
+      <w:r>
+        <w:rPr>
+          <w:b/>
+          <w:bCs/>
+        </w:rPr>
+        <w:t xml:space="preserve">By August 1 (end of Week 13, falls just outside this 90-day window):</w:t>
+      </w:r>
+      <w:r>
+        <w:t xml:space="preserve"> </w:t>
+      </w:r>
+      <w:r>
+        <w:t xml:space="preserve">Tracy has 2–3 Deep South photography prospects warmed — not closed, but in real conversation — so September isn’t starting cold.</w:t>
+      </w:r>
+      <w:r>
+        <w:t xml:space="preserve"> </w:t>
+      </w:r>
+      <w:r>
+        <w:rPr>
+          <w:b/>
+          <w:bCs/>
+        </w:rPr>
+        <w:t xml:space="preserve">Embedded in:</w:t>
+      </w:r>
+      <w:r>
+        <w:t xml:space="preserve"> </w:t>
+      </w:r>
+      <w:r>
+        <w:t xml:space="preserve">Tracy’s Tuesday/Thursday BizDev hours throughout June + July include Deep South photography outreach alongside Vicki/Paul Green outreach.</w:t>
+      </w:r>
+    </w:p>
+    <w:p>
+      <w:pPr>
+        <w:pStyle w:val="Compact"/>
+        <w:numPr>
+          <w:ilvl w:val="0"/>
+          <w:numId w:val="1003"/>
+        </w:numPr>
+      </w:pPr>
+      <w:r>
+        <w:rPr>
+          <w:b/>
+          <w:bCs/>
+        </w:rPr>
+        <w:t xml:space="preserve">By September 1:</w:t>
+      </w:r>
+      <w:r>
+        <w:t xml:space="preserve"> </w:t>
+      </w:r>
+      <w:r>
+        <w:t xml:space="preserve">Inn fall marketing must be live + bookings already in for Oct/Nov. </w:t>
+      </w:r>
+      <w:r>
+        <w:rPr>
+          <w:b/>
+          <w:bCs/>
+        </w:rPr>
+        <w:t xml:space="preserve">Embedded in:</w:t>
+      </w:r>
+      <w:r>
+        <w:t xml:space="preserve"> </w:t>
+      </w:r>
+      <w:r>
+        <w:t xml:space="preserve">Magazine pipeline (3 Tracy-voice pieces by July 31) + wedding package landing page (Week 1) + Visit Natchez relationship (Week 1 outreach to Lynsey Gilbert) + booking package outreach to wedding planners (Weeks 7-10).</w:t>
+      </w:r>
+    </w:p>
+    <w:p>
+      <w:pPr>
+        <w:pStyle w:val="Compact"/>
+        <w:numPr>
+          <w:ilvl w:val="0"/>
+          <w:numId w:val="1003"/>
+        </w:numPr>
+      </w:pPr>
+      <w:r>
+        <w:rPr>
+          <w:b/>
+          <w:bCs/>
+        </w:rPr>
+        <w:t xml:space="preserve">By September 15:</w:t>
+      </w:r>
+      <w:r>
+        <w:t xml:space="preserve"> </w:t>
+      </w:r>
+      <w:r>
+        <w:t xml:space="preserve">Bearsville platform handoff to Elijah + Miles complete so Chase isn’t debugging Northern infrastructure while prepping Southern peak season.</w:t>
+      </w:r>
+      <w:r>
+        <w:t xml:space="preserve"> </w:t>
+      </w:r>
+      <w:r>
+        <w:rPr>
+          <w:b/>
+          <w:bCs/>
+        </w:rPr>
+        <w:t xml:space="preserve">Embedded in:</w:t>
+      </w:r>
+      <w:r>
+        <w:t xml:space="preserve"> </w:t>
+      </w:r>
+      <w:r>
+        <w:t xml:space="preserve">Cos + Patch own the Bearsville platform setup during Q2; Chase caps at 10 hrs/week as already noted in Week 5 row.</w:t>
+      </w:r>
+    </w:p>
+    <w:p>
+      <w:pPr>
+        <w:pStyle w:val="FirstParagraph"/>
+      </w:pPr>
+      <w:r>
+        <w:t xml:space="preserve">A full Q3 risk map gets written at the Week 12 retrospective (July 28-31) when there’s real Q2 data to anchor it. Don’t pre-write it now — it’d be planning fiction.</w:t>
+      </w:r>
+    </w:p>
+    <w:p>
+      <w:pPr>
+        <w:pStyle w:val="BodyText"/>
+      </w:pPr>
+      <w:r>
+        <w:rPr>
+          <w:b/>
+          <w:bCs/>
+        </w:rPr>
         <w:t xml:space="preserve">Y1 cost structure (revised):</w:t>
       </w:r>
     </w:p>
@@ -1327,9 +1580,9 @@
         </w:pict>
       </w:r>
     </w:p>
-    <w:bookmarkEnd w:id="11"/>
     <w:bookmarkEnd w:id="12"/>
-    <w:bookmarkStart w:id="13" w:name="the-hire-to-make-this-quarter"/>
+    <w:bookmarkEnd w:id="13"/>
+    <w:bookmarkStart w:id="14" w:name="the-hire-to-make-this-quarter"/>
     <w:p>
       <w:pPr>
         <w:pStyle w:val="Heading2"/>
@@ -1555,8 +1808,8 @@
         </w:pict>
       </w:r>
     </w:p>
-    <w:bookmarkEnd w:id="13"/>
-    <w:bookmarkStart w:id="14" w:name="the-90-day-weekly-grid"/>
+    <w:bookmarkEnd w:id="14"/>
+    <w:bookmarkStart w:id="15" w:name="the-90-day-weekly-grid"/>
     <w:p>
       <w:pPr>
         <w:pStyle w:val="Heading2"/>
@@ -2101,7 +2354,17 @@
               <w:pStyle w:val="Compact"/>
             </w:pPr>
             <w:r>
-              <w:t xml:space="preserve">Memorial Day whole-Inn rental sold; first photography close ($5k); Inn ops manager hired</w:t>
+              <w:t xml:space="preserve">Memorial Day whole-Inn rental sold; first photography close ($5k);</w:t>
+            </w:r>
+            <w:r>
+              <w:t xml:space="preserve"> </w:t>
+            </w:r>
+            <w:r>
+              <w:rPr>
+                <w:b/>
+                <w:bCs/>
+              </w:rPr>
+              <w:t xml:space="preserve">Inn ops hire decision: if cumulative revenue ≥ $15k, hire by May 31. If &lt; $15k, defer hire to June 15 to avoid burn ahead of revenue.</w:t>
             </w:r>
           </w:p>
         </w:tc>
@@ -2145,18 +2408,28 @@
               <w:pStyle w:val="Compact"/>
             </w:pPr>
             <w:r>
-              <w:t xml:space="preserve">Friday Facts</w:t>
-            </w:r>
-          </w:p>
-        </w:tc>
-        <w:tc>
-          <w:tcPr/>
-          <w:p>
-            <w:pPr>
-              <w:pStyle w:val="Compact"/>
-            </w:pPr>
-            <w:r>
-              <w:t xml:space="preserve">Inn ops hire delayed → Tracy/Amy split same-week ops 50/50 until next month</w:t>
+              <w:t xml:space="preserve">Friday Facts +</w:t>
+            </w:r>
+            <w:r>
+              <w:t xml:space="preserve"> </w:t>
+            </w:r>
+            <w:r>
+              <w:rPr>
+                <w:b/>
+                <w:bCs/>
+              </w:rPr>
+              <w:t xml:space="preserve">CASH FLOW CHECKPOINT</w:t>
+            </w:r>
+          </w:p>
+        </w:tc>
+        <w:tc>
+          <w:tcPr/>
+          <w:p>
+            <w:pPr>
+              <w:pStyle w:val="Compact"/>
+            </w:pPr>
+            <w:r>
+              <w:t xml:space="preserve">Cumulative revenue &lt; $15k by May 31 → ops hire deferred to June 15; Tracy/Amy split same-week ops in the meantime</w:t>
             </w:r>
           </w:p>
         </w:tc>
@@ -3045,8 +3318,8 @@
         </w:pict>
       </w:r>
     </w:p>
-    <w:bookmarkEnd w:id="14"/>
-    <w:bookmarkStart w:id="18" w:name="daily-cadence-printable-tape-it"/>
+    <w:bookmarkEnd w:id="15"/>
+    <w:bookmarkStart w:id="19" w:name="daily-cadence-printable-tape-it"/>
     <w:p>
       <w:pPr>
         <w:pStyle w:val="Heading2"/>
@@ -3055,293 +3328,13 @@
         <w:t xml:space="preserve">5 — Daily Cadence (printable, tape it)</w:t>
       </w:r>
     </w:p>
-    <w:bookmarkStart w:id="15" w:name="chase"/>
+    <w:bookmarkStart w:id="16" w:name="chase"/>
     <w:p>
       <w:pPr>
         <w:pStyle w:val="Heading3"/>
       </w:pPr>
       <w:r>
         <w:t xml:space="preserve">Chase</w:t>
-      </w:r>
-    </w:p>
-    <w:p>
-      <w:pPr>
-        <w:pStyle w:val="Compact"/>
-        <w:numPr>
-          <w:ilvl w:val="0"/>
-          <w:numId w:val="1002"/>
-        </w:numPr>
-      </w:pPr>
-      <w:r>
-        <w:rPr>
-          <w:b/>
-          <w:bCs/>
-        </w:rPr>
-        <w:t xml:space="preserve">07:30–08:30 CT — Commander’s Intent.</w:t>
-      </w:r>
-      <w:r>
-        <w:t xml:space="preserve"> </w:t>
-      </w:r>
-      <w:r>
-        <w:t xml:space="preserve">Cos overnight digest. Approve Tracy’s CMS publishes (</w:t>
-      </w:r>
-      <w:r>
-        <w:t xml:space="preserve">“ship”</w:t>
-      </w:r>
-      <w:r>
-        <w:t xml:space="preserve"> </w:t>
-      </w:r>
-      <w:r>
-        <w:t xml:space="preserve">/</w:t>
-      </w:r>
-      <w:r>
-        <w:t xml:space="preserve"> </w:t>
-      </w:r>
-      <w:r>
-        <w:t xml:space="preserve">“hold”</w:t>
-      </w:r>
-      <w:r>
-        <w:t xml:space="preserve">). One Slack: “Today’s constraint is ___.”</w:t>
-      </w:r>
-    </w:p>
-    <w:p>
-      <w:pPr>
-        <w:pStyle w:val="Compact"/>
-        <w:numPr>
-          <w:ilvl w:val="0"/>
-          <w:numId w:val="1002"/>
-        </w:numPr>
-      </w:pPr>
-      <w:r>
-        <w:rPr>
-          <w:b/>
-          <w:bCs/>
-        </w:rPr>
-        <w:t xml:space="preserve">08:30–12:00 — No-Meeting Zone.</w:t>
-      </w:r>
-      <w:r>
-        <w:t xml:space="preserve"> </w:t>
-      </w:r>
-      <w:r>
-        <w:t xml:space="preserve">Deep work: B2B proposals, sales calls, architecture decisions. Tracy/Amy Slack auto-deflected by Delta Dawn.</w:t>
-      </w:r>
-    </w:p>
-    <w:p>
-      <w:pPr>
-        <w:pStyle w:val="Compact"/>
-        <w:numPr>
-          <w:ilvl w:val="0"/>
-          <w:numId w:val="1002"/>
-        </w:numPr>
-      </w:pPr>
-      <w:r>
-        <w:rPr>
-          <w:b/>
-          <w:bCs/>
-        </w:rPr>
-        <w:t xml:space="preserve">12:00–13:00 — Walk + lunch.</w:t>
-      </w:r>
-      <w:r>
-        <w:t xml:space="preserve"> </w:t>
-      </w:r>
-      <w:r>
-        <w:t xml:space="preserve">No screens. Non-negotiable.</w:t>
-      </w:r>
-    </w:p>
-    <w:p>
-      <w:pPr>
-        <w:pStyle w:val="Compact"/>
-        <w:numPr>
-          <w:ilvl w:val="0"/>
-          <w:numId w:val="1002"/>
-        </w:numPr>
-      </w:pPr>
-      <w:r>
-        <w:rPr>
-          <w:b/>
-          <w:bCs/>
-        </w:rPr>
-        <w:t xml:space="preserve">13:00–17:00 — Partner / Creative.</w:t>
-      </w:r>
-      <w:r>
-        <w:t xml:space="preserve"> </w:t>
-      </w:r>
-      <w:r>
-        <w:t xml:space="preserve">NY meetings, photography edits, Studio C, Bearsville JV calls.</w:t>
-      </w:r>
-    </w:p>
-    <w:p>
-      <w:pPr>
-        <w:pStyle w:val="Compact"/>
-        <w:numPr>
-          <w:ilvl w:val="0"/>
-          <w:numId w:val="1002"/>
-        </w:numPr>
-      </w:pPr>
-      <w:r>
-        <w:rPr>
-          <w:b/>
-          <w:bCs/>
-        </w:rPr>
-        <w:t xml:space="preserve">18:00–18:15 — Voice memo to Delta Dawn.</w:t>
-      </w:r>
-      <w:r>
-        <w:t xml:space="preserve"> </w:t>
-      </w:r>
-      <w:r>
-        <w:t xml:space="preserve">What shipped, what’s blocked, who he owes. Becomes tomorrow’s Cos brief.</w:t>
-      </w:r>
-    </w:p>
-    <w:bookmarkEnd w:id="15"/>
-    <w:bookmarkStart w:id="16" w:name="tracy"/>
-    <w:p>
-      <w:pPr>
-        <w:pStyle w:val="Heading3"/>
-      </w:pPr>
-      <w:r>
-        <w:t xml:space="preserve">Tracy</w:t>
-      </w:r>
-    </w:p>
-    <w:p>
-      <w:pPr>
-        <w:pStyle w:val="Compact"/>
-        <w:numPr>
-          <w:ilvl w:val="0"/>
-          <w:numId w:val="1003"/>
-        </w:numPr>
-      </w:pPr>
-      <w:r>
-        <w:rPr>
-          <w:b/>
-          <w:bCs/>
-        </w:rPr>
-        <w:t xml:space="preserve">07:00–08:00 — Inn ground truth.</w:t>
-      </w:r>
-      <w:r>
-        <w:t xml:space="preserve"> </w:t>
-      </w:r>
-      <w:r>
-        <w:t xml:space="preserve">Walk property. Breakfast check. Guest feedback scan.</w:t>
-      </w:r>
-    </w:p>
-    <w:p>
-      <w:pPr>
-        <w:pStyle w:val="Compact"/>
-        <w:numPr>
-          <w:ilvl w:val="0"/>
-          <w:numId w:val="1003"/>
-        </w:numPr>
-      </w:pPr>
-      <w:r>
-        <w:rPr>
-          <w:b/>
-          <w:bCs/>
-        </w:rPr>
-        <w:t xml:space="preserve">08:00–09:00 — BizDev triage.</w:t>
-      </w:r>
-      <w:r>
-        <w:t xml:space="preserve"> </w:t>
-      </w:r>
-      <w:r>
-        <w:t xml:space="preserve">CRM review. Three outreach emails or follow-ups.</w:t>
-      </w:r>
-    </w:p>
-    <w:p>
-      <w:pPr>
-        <w:pStyle w:val="Compact"/>
-        <w:numPr>
-          <w:ilvl w:val="0"/>
-          <w:numId w:val="1003"/>
-        </w:numPr>
-      </w:pPr>
-      <w:r>
-        <w:rPr>
-          <w:b/>
-          <w:bCs/>
-        </w:rPr>
-        <w:t xml:space="preserve">09:00–12:00 — No-Meeting Zone — editorial deep work.</w:t>
-      </w:r>
-      <w:r>
-        <w:t xml:space="preserve"> </w:t>
-      </w:r>
-      <w:r>
-        <w:t xml:space="preserve">Magazine articles, voice docs, photo selection. Amy bars from the Blues Room office.</w:t>
-      </w:r>
-    </w:p>
-    <w:p>
-      <w:pPr>
-        <w:pStyle w:val="Compact"/>
-        <w:numPr>
-          <w:ilvl w:val="0"/>
-          <w:numId w:val="1003"/>
-        </w:numPr>
-      </w:pPr>
-      <w:r>
-        <w:rPr>
-          <w:b/>
-          <w:bCs/>
-        </w:rPr>
-        <w:t xml:space="preserve">13:00–15:00 — BizDev execution.</w:t>
-      </w:r>
-      <w:r>
-        <w:t xml:space="preserve"> </w:t>
-      </w:r>
-      <w:r>
-        <w:t xml:space="preserve">Sales calls, partnership nurturing, photography pipeline.</w:t>
-      </w:r>
-    </w:p>
-    <w:p>
-      <w:pPr>
-        <w:pStyle w:val="Compact"/>
-        <w:numPr>
-          <w:ilvl w:val="0"/>
-          <w:numId w:val="1003"/>
-        </w:numPr>
-      </w:pPr>
-      <w:r>
-        <w:rPr>
-          <w:b/>
-          <w:bCs/>
-        </w:rPr>
-        <w:t xml:space="preserve">15:00–16:00 — Sanity CMS.</w:t>
-      </w:r>
-      <w:r>
-        <w:t xml:space="preserve"> </w:t>
-      </w:r>
-      <w:r>
-        <w:t xml:space="preserve">Schedule tomorrow’s publishes. Review Amy’s drafts.</w:t>
-      </w:r>
-    </w:p>
-    <w:p>
-      <w:pPr>
-        <w:pStyle w:val="Compact"/>
-        <w:numPr>
-          <w:ilvl w:val="0"/>
-          <w:numId w:val="1003"/>
-        </w:numPr>
-      </w:pPr>
-      <w:r>
-        <w:rPr>
-          <w:b/>
-          <w:bCs/>
-        </w:rPr>
-        <w:t xml:space="preserve">16:00–17:00 — Finance touch.</w:t>
-      </w:r>
-      <w:r>
-        <w:t xml:space="preserve"> </w:t>
-      </w:r>
-      <w:r>
-        <w:t xml:space="preserve">Cloudbeds occupancy. Adjust rates only on days &gt;14 days out.</w:t>
-      </w:r>
-    </w:p>
-    <w:bookmarkEnd w:id="16"/>
-    <w:bookmarkStart w:id="17" w:name="amy"/>
-    <w:p>
-      <w:pPr>
-        <w:pStyle w:val="Heading3"/>
-      </w:pPr>
-      <w:r>
-        <w:t xml:space="preserve">Amy</w:t>
       </w:r>
     </w:p>
     <w:p>
@@ -3357,13 +3350,31 @@
           <w:b/>
           <w:bCs/>
         </w:rPr>
-        <w:t xml:space="preserve">09:00–10:00 — Property ops.</w:t>
-      </w:r>
-      <w:r>
-        <w:t xml:space="preserve"> </w:t>
-      </w:r>
-      <w:r>
-        <w:t xml:space="preserve">Room turnover check. Bar inventory. Blues Room prep.</w:t>
+        <w:t xml:space="preserve">07:30–08:30 CT — Commander’s Intent.</w:t>
+      </w:r>
+      <w:r>
+        <w:t xml:space="preserve"> </w:t>
+      </w:r>
+      <w:r>
+        <w:t xml:space="preserve">Cos overnight digest. Approve Tracy’s CMS publishes (</w:t>
+      </w:r>
+      <w:r>
+        <w:t xml:space="preserve">“ship”</w:t>
+      </w:r>
+      <w:r>
+        <w:t xml:space="preserve"> </w:t>
+      </w:r>
+      <w:r>
+        <w:t xml:space="preserve">/</w:t>
+      </w:r>
+      <w:r>
+        <w:t xml:space="preserve"> </w:t>
+      </w:r>
+      <w:r>
+        <w:t xml:space="preserve">“hold”</w:t>
+      </w:r>
+      <w:r>
+        <w:t xml:space="preserve">). One Slack: “Today’s constraint is ___.”</w:t>
       </w:r>
     </w:p>
     <w:p>
@@ -3379,23 +3390,13 @@
           <w:b/>
           <w:bCs/>
         </w:rPr>
-        <w:t xml:space="preserve">10:00–15:00 — Service hours.</w:t>
-      </w:r>
-      <w:r>
-        <w:t xml:space="preserve"> </w:t>
-      </w:r>
-      <w:r>
-        <w:t xml:space="preserve">Guest interaction. Bar. Lunch service.</w:t>
-      </w:r>
-      <w:r>
-        <w:t xml:space="preserve"> </w:t>
-      </w:r>
-      <w:r>
-        <w:rPr>
-          <w:b/>
-          <w:bCs/>
-        </w:rPr>
-        <w:t xml:space="preserve">This is performance, not admin.</w:t>
+        <w:t xml:space="preserve">08:30–12:00 — No-Meeting Zone.</w:t>
+      </w:r>
+      <w:r>
+        <w:t xml:space="preserve"> </w:t>
+      </w:r>
+      <w:r>
+        <w:t xml:space="preserve">Deep work: B2B proposals, sales calls, architecture decisions. Tracy/Amy Slack auto-deflected by Delta Dawn.</w:t>
       </w:r>
     </w:p>
     <w:p>
@@ -3411,13 +3412,13 @@
           <w:b/>
           <w:bCs/>
         </w:rPr>
-        <w:t xml:space="preserve">15:00–17:00 — No-Meeting Zone — creative.</w:t>
-      </w:r>
-      <w:r>
-        <w:t xml:space="preserve"> </w:t>
-      </w:r>
-      <w:r>
-        <w:t xml:space="preserve">Vocal practice. Setlist. Radio content. Arrie Aslin career work only.</w:t>
+        <w:t xml:space="preserve">12:00–13:00 — Walk + lunch.</w:t>
+      </w:r>
+      <w:r>
+        <w:t xml:space="preserve"> </w:t>
+      </w:r>
+      <w:r>
+        <w:t xml:space="preserve">No screens. Non-negotiable.</w:t>
       </w:r>
     </w:p>
     <w:p>
@@ -3433,13 +3434,13 @@
           <w:b/>
           <w:bCs/>
         </w:rPr>
-        <w:t xml:space="preserve">17:00–18:00 — Sanity CMS.</w:t>
-      </w:r>
-      <w:r>
-        <w:t xml:space="preserve"> </w:t>
-      </w:r>
-      <w:r>
-        <w:t xml:space="preserve">Tonight’s show details or tomorrow’s breakfast menu.</w:t>
+        <w:t xml:space="preserve">13:00–17:00 — Partner / Creative.</w:t>
+      </w:r>
+      <w:r>
+        <w:t xml:space="preserve"> </w:t>
+      </w:r>
+      <w:r>
+        <w:t xml:space="preserve">NY meetings, photography edits, Studio C, Bearsville JV calls.</w:t>
       </w:r>
     </w:p>
     <w:p>
@@ -3455,50 +3456,23 @@
           <w:b/>
           <w:bCs/>
         </w:rPr>
-        <w:t xml:space="preserve">18:00–close — Performance / bar.</w:t>
-      </w:r>
-      <w:r>
-        <w:t xml:space="preserve"> </w:t>
-      </w:r>
-      <w:r>
-        <w:t xml:space="preserve">Variable.</w:t>
-      </w:r>
-      <w:r>
-        <w:t xml:space="preserve"> </w:t>
-      </w:r>
-      <w:r>
-        <w:rPr>
-          <w:b/>
-          <w:bCs/>
-        </w:rPr>
-        <w:t xml:space="preserve">No business admin after 18:00 unless the building is on fire.</w:t>
-      </w:r>
-    </w:p>
-    <w:p>
-      <w:r>
-        <w:pict>
-          <v:rect style="width:0;height:1.5pt" o:hralign="center" o:hrstd="t" o:hr="t"/>
-        </w:pict>
-      </w:r>
-    </w:p>
-    <w:bookmarkEnd w:id="17"/>
-    <w:bookmarkEnd w:id="18"/>
-    <w:bookmarkStart w:id="21" w:name="weekly-monthly-cadence"/>
-    <w:p>
-      <w:pPr>
-        <w:pStyle w:val="Heading2"/>
-      </w:pPr>
-      <w:r>
-        <w:t xml:space="preserve">6 — Weekly + Monthly Cadence</w:t>
-      </w:r>
-    </w:p>
-    <w:bookmarkStart w:id="19" w:name="weekly"/>
+        <w:t xml:space="preserve">18:00–18:15 — Voice memo to Delta Dawn.</w:t>
+      </w:r>
+      <w:r>
+        <w:t xml:space="preserve"> </w:t>
+      </w:r>
+      <w:r>
+        <w:t xml:space="preserve">What shipped, what’s blocked, who he owes. Becomes tomorrow’s Cos brief.</w:t>
+      </w:r>
+    </w:p>
+    <w:bookmarkEnd w:id="16"/>
+    <w:bookmarkStart w:id="17" w:name="tracy"/>
     <w:p>
       <w:pPr>
         <w:pStyle w:val="Heading3"/>
       </w:pPr>
       <w:r>
-        <w:t xml:space="preserve">Weekly</w:t>
+        <w:t xml:space="preserve">Tracy</w:t>
       </w:r>
     </w:p>
     <w:p>
@@ -3514,13 +3488,13 @@
           <w:b/>
           <w:bCs/>
         </w:rPr>
-        <w:t xml:space="preserve">Sunday 18:00 — The Sunday Sit (30 min, async if Chase is in NY).</w:t>
-      </w:r>
-      <w:r>
-        <w:t xml:space="preserve"> </w:t>
-      </w:r>
-      <w:r>
-        <w:t xml:space="preserve">Three rotating questions: (1) What did we sell this week? (Tracy reports $) (2) What did we ship? (Chase reports platform + creative) (3) What’s next week’s constraint? (Amy reports ops bottleneck)</w:t>
+        <w:t xml:space="preserve">07:00–08:00 — Inn ground truth.</w:t>
+      </w:r>
+      <w:r>
+        <w:t xml:space="preserve"> </w:t>
+      </w:r>
+      <w:r>
+        <w:t xml:space="preserve">Walk property. Breakfast check. Guest feedback scan.</w:t>
       </w:r>
     </w:p>
     <w:p>
@@ -3536,13 +3510,13 @@
           <w:b/>
           <w:bCs/>
         </w:rPr>
-        <w:t xml:space="preserve">Wednesday 12:00 — Hump Day Health (15 min, async Slack).</w:t>
-      </w:r>
-      <w:r>
-        <w:t xml:space="preserve"> </w:t>
-      </w:r>
-      <w:r>
-        <w:t xml:space="preserve">Each partner posts one color: 🟢 (good) / 🟡 (carrying something I shouldn’t) / 🔴 (about to break — handoff by Friday). Any 🔴 → Friday becomes recovery planning.</w:t>
+        <w:t xml:space="preserve">08:00–09:00 — BizDev triage.</w:t>
+      </w:r>
+      <w:r>
+        <w:t xml:space="preserve"> </w:t>
+      </w:r>
+      <w:r>
+        <w:t xml:space="preserve">CRM review. Three outreach emails or follow-ups.</w:t>
       </w:r>
     </w:p>
     <w:p>
@@ -3558,47 +3532,89 @@
           <w:b/>
           <w:bCs/>
         </w:rPr>
-        <w:t xml:space="preserve">Friday 16:00 — Friday Facts (30 min).</w:t>
-      </w:r>
-      <w:r>
-        <w:t xml:space="preserve"> </w:t>
-      </w:r>
-      <w:r>
-        <w:t xml:space="preserve">Cloudbeds occupancy vs target. Magazine articles published. B2B pipeline (Tracy shows CRM). One</w:t>
-      </w:r>
-      <w:r>
-        <w:t xml:space="preserve"> </w:t>
-      </w:r>
-      <w:r>
-        <w:t xml:space="preserve">“what we learned”</w:t>
-      </w:r>
-      <w:r>
-        <w:t xml:space="preserve"> </w:t>
-      </w:r>
-      <w:r>
-        <w:t xml:space="preserve">in shared log. Ritual: Chase reads Delta Dawn’s</w:t>
-      </w:r>
-      <w:r>
-        <w:t xml:space="preserve"> </w:t>
-      </w:r>
-      <w:r>
-        <w:t xml:space="preserve">“what shipped”</w:t>
-      </w:r>
-      <w:r>
-        <w:t xml:space="preserve"> </w:t>
-      </w:r>
-      <w:r>
-        <w:t xml:space="preserve">digest aloud. Ends with: “Next week we chase ___.”</w:t>
-      </w:r>
-    </w:p>
-    <w:bookmarkEnd w:id="19"/>
-    <w:bookmarkStart w:id="20" w:name="monthly"/>
+        <w:t xml:space="preserve">09:00–12:00 — No-Meeting Zone — editorial deep work.</w:t>
+      </w:r>
+      <w:r>
+        <w:t xml:space="preserve"> </w:t>
+      </w:r>
+      <w:r>
+        <w:t xml:space="preserve">Magazine articles, voice docs, photo selection. Amy bars from the Blues Room office.</w:t>
+      </w:r>
+    </w:p>
+    <w:p>
+      <w:pPr>
+        <w:pStyle w:val="Compact"/>
+        <w:numPr>
+          <w:ilvl w:val="0"/>
+          <w:numId w:val="1005"/>
+        </w:numPr>
+      </w:pPr>
+      <w:r>
+        <w:rPr>
+          <w:b/>
+          <w:bCs/>
+        </w:rPr>
+        <w:t xml:space="preserve">13:00–15:00 — BizDev execution.</w:t>
+      </w:r>
+      <w:r>
+        <w:t xml:space="preserve"> </w:t>
+      </w:r>
+      <w:r>
+        <w:t xml:space="preserve">Sales calls, partnership nurturing, photography pipeline.</w:t>
+      </w:r>
+    </w:p>
+    <w:p>
+      <w:pPr>
+        <w:pStyle w:val="Compact"/>
+        <w:numPr>
+          <w:ilvl w:val="0"/>
+          <w:numId w:val="1005"/>
+        </w:numPr>
+      </w:pPr>
+      <w:r>
+        <w:rPr>
+          <w:b/>
+          <w:bCs/>
+        </w:rPr>
+        <w:t xml:space="preserve">15:00–16:00 — Sanity CMS.</w:t>
+      </w:r>
+      <w:r>
+        <w:t xml:space="preserve"> </w:t>
+      </w:r>
+      <w:r>
+        <w:t xml:space="preserve">Schedule tomorrow’s publishes. Review Amy’s drafts.</w:t>
+      </w:r>
+    </w:p>
+    <w:p>
+      <w:pPr>
+        <w:pStyle w:val="Compact"/>
+        <w:numPr>
+          <w:ilvl w:val="0"/>
+          <w:numId w:val="1005"/>
+        </w:numPr>
+      </w:pPr>
+      <w:r>
+        <w:rPr>
+          <w:b/>
+          <w:bCs/>
+        </w:rPr>
+        <w:t xml:space="preserve">16:00–17:00 — Finance touch.</w:t>
+      </w:r>
+      <w:r>
+        <w:t xml:space="preserve"> </w:t>
+      </w:r>
+      <w:r>
+        <w:t xml:space="preserve">Cloudbeds occupancy. Adjust rates only on days &gt;14 days out.</w:t>
+      </w:r>
+    </w:p>
+    <w:bookmarkEnd w:id="17"/>
+    <w:bookmarkStart w:id="18" w:name="amy"/>
     <w:p>
       <w:pPr>
         <w:pStyle w:val="Heading3"/>
       </w:pPr>
       <w:r>
-        <w:t xml:space="preserve">Monthly</w:t>
+        <w:t xml:space="preserve">Amy</w:t>
       </w:r>
     </w:p>
     <w:p>
@@ -3614,13 +3630,13 @@
           <w:b/>
           <w:bCs/>
         </w:rPr>
-        <w:t xml:space="preserve">1st of month, 10:00 — Content Pipeline Review (Tracy leads, 45 min).</w:t>
-      </w:r>
-      <w:r>
-        <w:t xml:space="preserve"> </w:t>
-      </w:r>
-      <w:r>
-        <w:t xml:space="preserve">Magazine status, photo needs, sponsorship inventory.</w:t>
+        <w:t xml:space="preserve">09:00–10:00 — Property ops.</w:t>
+      </w:r>
+      <w:r>
+        <w:t xml:space="preserve"> </w:t>
+      </w:r>
+      <w:r>
+        <w:t xml:space="preserve">Room turnover check. Bar inventory. Blues Room prep.</w:t>
       </w:r>
     </w:p>
     <w:p>
@@ -3636,13 +3652,23 @@
           <w:b/>
           <w:bCs/>
         </w:rPr>
-        <w:t xml:space="preserve">2nd Tuesday, 14:00 — CRM &amp; Pipeline (Tracy leads, 30 min).</w:t>
-      </w:r>
-      <w:r>
-        <w:t xml:space="preserve"> </w:t>
-      </w:r>
-      <w:r>
-        <w:t xml:space="preserve">B2B status. Photography pipeline. Partner relationship heat map (🟢 / 🟡 / 🔴 per contact).</w:t>
+        <w:t xml:space="preserve">10:00–15:00 — Service hours.</w:t>
+      </w:r>
+      <w:r>
+        <w:t xml:space="preserve"> </w:t>
+      </w:r>
+      <w:r>
+        <w:t xml:space="preserve">Guest interaction. Bar. Lunch service.</w:t>
+      </w:r>
+      <w:r>
+        <w:t xml:space="preserve"> </w:t>
+      </w:r>
+      <w:r>
+        <w:rPr>
+          <w:b/>
+          <w:bCs/>
+        </w:rPr>
+        <w:t xml:space="preserve">This is performance, not admin.</w:t>
       </w:r>
     </w:p>
     <w:p>
@@ -3658,13 +3684,13 @@
           <w:b/>
           <w:bCs/>
         </w:rPr>
-        <w:t xml:space="preserve">3rd of month, 18:00 — Pro Forma Close (Tracy owns).</w:t>
-      </w:r>
-      <w:r>
-        <w:t xml:space="preserve"> </w:t>
-      </w:r>
-      <w:r>
-        <w:t xml:space="preserve">Actual revenue vs plan by channel. Chase reviews, asks one hard question, approves or flags adjustments.</w:t>
+        <w:t xml:space="preserve">15:00–17:00 — No-Meeting Zone — creative.</w:t>
+      </w:r>
+      <w:r>
+        <w:t xml:space="preserve"> </w:t>
+      </w:r>
+      <w:r>
+        <w:t xml:space="preserve">Vocal practice. Setlist. Radio content. Arrie Aslin career work only.</w:t>
       </w:r>
     </w:p>
     <w:p>
@@ -3680,41 +3706,45 @@
           <w:b/>
           <w:bCs/>
         </w:rPr>
-        <w:t xml:space="preserve">5th of month —</w:t>
-      </w:r>
-      <w:r>
-        <w:rPr>
-          <w:b/>
-          <w:bCs/>
-        </w:rPr>
-        <w:t xml:space="preserve"> </w:t>
-      </w:r>
-      <w:r>
-        <w:rPr>
-          <w:b/>
-          <w:bCs/>
-        </w:rPr>
-        <w:t xml:space="preserve">“What Shipped”</w:t>
-      </w:r>
-      <w:r>
-        <w:rPr>
-          <w:b/>
-          <w:bCs/>
-        </w:rPr>
-        <w:t xml:space="preserve"> </w:t>
-      </w:r>
-      <w:r>
-        <w:rPr>
-          <w:b/>
-          <w:bCs/>
-        </w:rPr>
-        <w:t xml:space="preserve">Report (Delta Dawn generates, async).</w:t>
-      </w:r>
-      <w:r>
-        <w:t xml:space="preserve"> </w:t>
-      </w:r>
-      <w:r>
-        <w:t xml:space="preserve">Code deploys, content publishes, revenue milestones, partner touches. Distributed to all partners + AI agent roster.</w:t>
+        <w:t xml:space="preserve">17:00–18:00 — Sanity CMS.</w:t>
+      </w:r>
+      <w:r>
+        <w:t xml:space="preserve"> </w:t>
+      </w:r>
+      <w:r>
+        <w:t xml:space="preserve">Tonight’s show details or tomorrow’s breakfast menu.</w:t>
+      </w:r>
+    </w:p>
+    <w:p>
+      <w:pPr>
+        <w:pStyle w:val="Compact"/>
+        <w:numPr>
+          <w:ilvl w:val="0"/>
+          <w:numId w:val="1006"/>
+        </w:numPr>
+      </w:pPr>
+      <w:r>
+        <w:rPr>
+          <w:b/>
+          <w:bCs/>
+        </w:rPr>
+        <w:t xml:space="preserve">18:00–close — Performance / bar.</w:t>
+      </w:r>
+      <w:r>
+        <w:t xml:space="preserve"> </w:t>
+      </w:r>
+      <w:r>
+        <w:t xml:space="preserve">Variable.</w:t>
+      </w:r>
+      <w:r>
+        <w:t xml:space="preserve"> </w:t>
+      </w:r>
+      <w:r>
+        <w:rPr>
+          <w:b/>
+          <w:bCs/>
+        </w:rPr>
+        <w:t xml:space="preserve">No business admin after 18:00 unless the building is on fire.</w:t>
       </w:r>
     </w:p>
     <w:p>
@@ -3724,45 +3754,24 @@
         </w:pict>
       </w:r>
     </w:p>
-    <w:bookmarkEnd w:id="20"/>
-    <w:bookmarkEnd w:id="21"/>
-    <w:bookmarkStart w:id="22" w:name="the-tell-48-hour-handoff"/>
+    <w:bookmarkEnd w:id="18"/>
+    <w:bookmarkEnd w:id="19"/>
+    <w:bookmarkStart w:id="22" w:name="weekly-monthly-cadence"/>
     <w:p>
       <w:pPr>
         <w:pStyle w:val="Heading2"/>
       </w:pPr>
       <w:r>
-        <w:t xml:space="preserve">7 — The Tell + 48-Hour Handoff</w:t>
-      </w:r>
-    </w:p>
-    <w:p>
-      <w:pPr>
-        <w:pStyle w:val="FirstParagraph"/>
-      </w:pPr>
-      <w:r>
-        <w:rPr>
-          <w:b/>
-          <w:bCs/>
-        </w:rPr>
-        <w:t xml:space="preserve">The Tell:</w:t>
-      </w:r>
-      <w:r>
-        <w:t xml:space="preserve"> </w:t>
-      </w:r>
-      <w:r>
-        <w:t xml:space="preserve">Chase starts handling tasks Tracy or Amy should own,</w:t>
-      </w:r>
-      <w:r>
-        <w:t xml:space="preserve"> </w:t>
-      </w:r>
-      <w:r>
-        <w:t xml:space="preserve">“just to get it done.”</w:t>
-      </w:r>
-      <w:r>
-        <w:t xml:space="preserve"> </w:t>
-      </w:r>
-      <w:r>
-        <w:t xml:space="preserve">Specific triggers:</w:t>
+        <w:t xml:space="preserve">6 — Weekly + Monthly Cadence</w:t>
+      </w:r>
+    </w:p>
+    <w:bookmarkStart w:id="20" w:name="weekly"/>
+    <w:p>
+      <w:pPr>
+        <w:pStyle w:val="Heading3"/>
+      </w:pPr>
+      <w:r>
+        <w:t xml:space="preserve">Weekly</w:t>
       </w:r>
     </w:p>
     <w:p>
@@ -3774,17 +3783,798 @@
         </w:numPr>
       </w:pPr>
       <w:r>
-        <w:t xml:space="preserve">Chase publishes more than</w:t>
-      </w:r>
-      <w:r>
-        <w:t xml:space="preserve"> </w:t>
-      </w:r>
-      <w:r>
-        <w:rPr>
-          <w:b/>
-          <w:bCs/>
-        </w:rPr>
-        <w:t xml:space="preserve">2 Magazine articles in a week</w:t>
+        <w:rPr>
+          <w:b/>
+          <w:bCs/>
+        </w:rPr>
+        <w:t xml:space="preserve">Sunday 18:00 — The Sunday Sit (30 min, async if Chase is in NY).</w:t>
+      </w:r>
+      <w:r>
+        <w:t xml:space="preserve"> </w:t>
+      </w:r>
+      <w:r>
+        <w:t xml:space="preserve">Three rotating questions: (1) What did we sell this week? (Tracy reports</w:t>
+      </w:r>
+      <w:r>
+        <w:t xml:space="preserve"> </w:t>
+      </w:r>
+      <m:oMath>
+        <m:r>
+          <m:rPr>
+            <m:sty m:val="p"/>
+          </m:rPr>
+          <m:t>)</m:t>
+        </m:r>
+        <m:r>
+          <m:rPr>
+            <m:sty m:val="p"/>
+          </m:rPr>
+          <m:t>(</m:t>
+        </m:r>
+        <m:r>
+          <m:t>2</m:t>
+        </m:r>
+        <m:r>
+          <m:rPr>
+            <m:sty m:val="p"/>
+          </m:rPr>
+          <m:t>)</m:t>
+        </m:r>
+        <m:r>
+          <m:t>W</m:t>
+        </m:r>
+        <m:r>
+          <m:t>h</m:t>
+        </m:r>
+        <m:r>
+          <m:t>a</m:t>
+        </m:r>
+        <m:r>
+          <m:t>t</m:t>
+        </m:r>
+        <m:r>
+          <m:t>d</m:t>
+        </m:r>
+        <m:r>
+          <m:t>i</m:t>
+        </m:r>
+        <m:r>
+          <m:t>d</m:t>
+        </m:r>
+        <m:r>
+          <m:t>w</m:t>
+        </m:r>
+        <m:r>
+          <m:t>e</m:t>
+        </m:r>
+        <m:r>
+          <m:t>s</m:t>
+        </m:r>
+        <m:r>
+          <m:t>h</m:t>
+        </m:r>
+        <m:r>
+          <m:t>i</m:t>
+        </m:r>
+        <m:r>
+          <m:t>p</m:t>
+        </m:r>
+        <m:r>
+          <m:rPr>
+            <m:sty m:val="p"/>
+          </m:rPr>
+          <m:t>?</m:t>
+        </m:r>
+        <m:r>
+          <m:rPr>
+            <m:sty m:val="p"/>
+          </m:rPr>
+          <m:t>(</m:t>
+        </m:r>
+        <m:r>
+          <m:t>C</m:t>
+        </m:r>
+        <m:r>
+          <m:t>h</m:t>
+        </m:r>
+        <m:r>
+          <m:t>a</m:t>
+        </m:r>
+        <m:r>
+          <m:t>s</m:t>
+        </m:r>
+        <m:r>
+          <m:t>e</m:t>
+        </m:r>
+        <m:r>
+          <m:t>r</m:t>
+        </m:r>
+        <m:r>
+          <m:t>e</m:t>
+        </m:r>
+        <m:r>
+          <m:t>p</m:t>
+        </m:r>
+        <m:r>
+          <m:t>o</m:t>
+        </m:r>
+        <m:r>
+          <m:t>r</m:t>
+        </m:r>
+        <m:r>
+          <m:t>t</m:t>
+        </m:r>
+        <m:r>
+          <m:t>s</m:t>
+        </m:r>
+        <m:r>
+          <m:t>p</m:t>
+        </m:r>
+        <m:r>
+          <m:t>l</m:t>
+        </m:r>
+        <m:r>
+          <m:t>a</m:t>
+        </m:r>
+        <m:r>
+          <m:t>t</m:t>
+        </m:r>
+        <m:r>
+          <m:t>f</m:t>
+        </m:r>
+        <m:r>
+          <m:t>o</m:t>
+        </m:r>
+        <m:r>
+          <m:t>r</m:t>
+        </m:r>
+        <m:r>
+          <m:t>m</m:t>
+        </m:r>
+        <m:r>
+          <m:rPr>
+            <m:sty m:val="p"/>
+          </m:rPr>
+          <m:t>+</m:t>
+        </m:r>
+        <m:r>
+          <m:t>c</m:t>
+        </m:r>
+        <m:r>
+          <m:t>r</m:t>
+        </m:r>
+        <m:r>
+          <m:t>e</m:t>
+        </m:r>
+        <m:r>
+          <m:t>a</m:t>
+        </m:r>
+        <m:r>
+          <m:t>t</m:t>
+        </m:r>
+        <m:r>
+          <m:t>i</m:t>
+        </m:r>
+        <m:r>
+          <m:t>v</m:t>
+        </m:r>
+        <m:r>
+          <m:t>e</m:t>
+        </m:r>
+        <m:r>
+          <m:rPr>
+            <m:sty m:val="p"/>
+          </m:rPr>
+          <m:t>)</m:t>
+        </m:r>
+        <m:r>
+          <m:rPr>
+            <m:sty m:val="p"/>
+          </m:rPr>
+          <m:t>(</m:t>
+        </m:r>
+        <m:r>
+          <m:t>3</m:t>
+        </m:r>
+        <m:r>
+          <m:rPr>
+            <m:sty m:val="p"/>
+          </m:rPr>
+          <m:t>)</m:t>
+        </m:r>
+        <m:r>
+          <m:t>W</m:t>
+        </m:r>
+        <m:r>
+          <m:t>h</m:t>
+        </m:r>
+        <m:r>
+          <m:t>a</m:t>
+        </m:r>
+        <m:sSup>
+          <m:e>
+            <m:r>
+              <m:t>t</m:t>
+            </m:r>
+          </m:e>
+          <m:sup>
+            <m:r>
+              <m:rPr>
+                <m:sty m:val="p"/>
+              </m:rPr>
+              <m:t>′</m:t>
+            </m:r>
+          </m:sup>
+        </m:sSup>
+        <m:r>
+          <m:t>s</m:t>
+        </m:r>
+        <m:r>
+          <m:t>n</m:t>
+        </m:r>
+        <m:r>
+          <m:t>e</m:t>
+        </m:r>
+        <m:r>
+          <m:t>x</m:t>
+        </m:r>
+        <m:r>
+          <m:t>t</m:t>
+        </m:r>
+        <m:r>
+          <m:t>w</m:t>
+        </m:r>
+        <m:r>
+          <m:t>e</m:t>
+        </m:r>
+        <m:r>
+          <m:t>e</m:t>
+        </m:r>
+        <m:sSup>
+          <m:e>
+            <m:r>
+              <m:t>k</m:t>
+            </m:r>
+          </m:e>
+          <m:sup>
+            <m:r>
+              <m:rPr>
+                <m:sty m:val="p"/>
+              </m:rPr>
+              <m:t>′</m:t>
+            </m:r>
+          </m:sup>
+        </m:sSup>
+        <m:r>
+          <m:t>s</m:t>
+        </m:r>
+        <m:r>
+          <m:t>c</m:t>
+        </m:r>
+        <m:r>
+          <m:t>o</m:t>
+        </m:r>
+        <m:r>
+          <m:t>n</m:t>
+        </m:r>
+        <m:r>
+          <m:t>s</m:t>
+        </m:r>
+        <m:r>
+          <m:t>t</m:t>
+        </m:r>
+        <m:r>
+          <m:t>r</m:t>
+        </m:r>
+        <m:r>
+          <m:t>a</m:t>
+        </m:r>
+        <m:r>
+          <m:t>i</m:t>
+        </m:r>
+        <m:r>
+          <m:t>n</m:t>
+        </m:r>
+        <m:r>
+          <m:t>t</m:t>
+        </m:r>
+        <m:r>
+          <m:rPr>
+            <m:sty m:val="p"/>
+          </m:rPr>
+          <m:t>?</m:t>
+        </m:r>
+        <m:r>
+          <m:rPr>
+            <m:sty m:val="p"/>
+          </m:rPr>
+          <m:t>(</m:t>
+        </m:r>
+        <m:r>
+          <m:t>A</m:t>
+        </m:r>
+        <m:r>
+          <m:t>m</m:t>
+        </m:r>
+        <m:r>
+          <m:t>y</m:t>
+        </m:r>
+        <m:r>
+          <m:t>r</m:t>
+        </m:r>
+        <m:r>
+          <m:t>e</m:t>
+        </m:r>
+        <m:r>
+          <m:t>p</m:t>
+        </m:r>
+        <m:r>
+          <m:t>o</m:t>
+        </m:r>
+        <m:r>
+          <m:t>r</m:t>
+        </m:r>
+        <m:r>
+          <m:t>t</m:t>
+        </m:r>
+        <m:r>
+          <m:t>s</m:t>
+        </m:r>
+        <m:r>
+          <m:t>o</m:t>
+        </m:r>
+        <m:r>
+          <m:t>p</m:t>
+        </m:r>
+        <m:r>
+          <m:t>s</m:t>
+        </m:r>
+        <m:r>
+          <m:t>b</m:t>
+        </m:r>
+        <m:r>
+          <m:t>o</m:t>
+        </m:r>
+        <m:r>
+          <m:t>t</m:t>
+        </m:r>
+        <m:r>
+          <m:t>t</m:t>
+        </m:r>
+        <m:r>
+          <m:t>l</m:t>
+        </m:r>
+        <m:r>
+          <m:t>e</m:t>
+        </m:r>
+        <m:r>
+          <m:t>n</m:t>
+        </m:r>
+        <m:r>
+          <m:t>e</m:t>
+        </m:r>
+        <m:r>
+          <m:t>c</m:t>
+        </m:r>
+        <m:r>
+          <m:t>k</m:t>
+        </m:r>
+        <m:r>
+          <m:rPr>
+            <m:sty m:val="p"/>
+          </m:rPr>
+          <m:t>)</m:t>
+        </m:r>
+        <m:r>
+          <m:rPr>
+            <m:sty m:val="p"/>
+          </m:rPr>
+          <m:t>−</m:t>
+        </m:r>
+        <m:r>
+          <m:rPr>
+            <m:sty m:val="p"/>
+          </m:rPr>
+          <m:t>*</m:t>
+        </m:r>
+        <m:r>
+          <m:rPr>
+            <m:sty m:val="p"/>
+          </m:rPr>
+          <m:t>*</m:t>
+        </m:r>
+        <m:r>
+          <m:t>T</m:t>
+        </m:r>
+        <m:r>
+          <m:t>h</m:t>
+        </m:r>
+        <m:r>
+          <m:t>e</m:t>
+        </m:r>
+        <m:r>
+          <m:t>W</m:t>
+        </m:r>
+        <m:r>
+          <m:t>e</m:t>
+        </m:r>
+        <m:r>
+          <m:t>e</m:t>
+        </m:r>
+        <m:r>
+          <m:t>k</m:t>
+        </m:r>
+        <m:r>
+          <m:t>l</m:t>
+        </m:r>
+        <m:r>
+          <m:t>y</m:t>
+        </m:r>
+        <m:r>
+          <m:t>S</m:t>
+        </m:r>
+        <m:r>
+          <m:t>c</m:t>
+        </m:r>
+        <m:r>
+          <m:t>o</m:t>
+        </m:r>
+        <m:r>
+          <m:t>r</m:t>
+        </m:r>
+        <m:r>
+          <m:t>e</m:t>
+        </m:r>
+        <m:r>
+          <m:t>b</m:t>
+        </m:r>
+        <m:r>
+          <m:t>o</m:t>
+        </m:r>
+        <m:r>
+          <m:t>a</m:t>
+        </m:r>
+        <m:r>
+          <m:t>r</m:t>
+        </m:r>
+        <m:r>
+          <m:t>d</m:t>
+        </m:r>
+        <m:r>
+          <m:rPr>
+            <m:sty m:val="p"/>
+          </m:rPr>
+          <m:t>—</m:t>
+        </m:r>
+        <m:r>
+          <m:t>t</m:t>
+        </m:r>
+        <m:r>
+          <m:t>h</m:t>
+        </m:r>
+        <m:r>
+          <m:t>r</m:t>
+        </m:r>
+        <m:r>
+          <m:t>e</m:t>
+        </m:r>
+        <m:r>
+          <m:t>e</m:t>
+        </m:r>
+        <m:r>
+          <m:t>n</m:t>
+        </m:r>
+        <m:r>
+          <m:t>u</m:t>
+        </m:r>
+        <m:r>
+          <m:t>m</m:t>
+        </m:r>
+        <m:r>
+          <m:t>b</m:t>
+        </m:r>
+        <m:r>
+          <m:t>e</m:t>
+        </m:r>
+        <m:r>
+          <m:t>r</m:t>
+        </m:r>
+        <m:r>
+          <m:t>s</m:t>
+        </m:r>
+        <m:r>
+          <m:t>o</m:t>
+        </m:r>
+        <m:r>
+          <m:t>n</m:t>
+        </m:r>
+        <m:r>
+          <m:t>l</m:t>
+        </m:r>
+        <m:r>
+          <m:t>y</m:t>
+        </m:r>
+        <m:r>
+          <m:rPr>
+            <m:sty m:val="p"/>
+          </m:rPr>
+          <m:t>,</m:t>
+        </m:r>
+        <m:r>
+          <m:t>p</m:t>
+        </m:r>
+        <m:r>
+          <m:t>o</m:t>
+        </m:r>
+        <m:r>
+          <m:t>s</m:t>
+        </m:r>
+        <m:r>
+          <m:t>t</m:t>
+        </m:r>
+        <m:r>
+          <m:t>e</m:t>
+        </m:r>
+        <m:r>
+          <m:t>d</m:t>
+        </m:r>
+        <m:r>
+          <m:t>b</m:t>
+        </m:r>
+        <m:r>
+          <m:t>y</m:t>
+        </m:r>
+        <m:r>
+          <m:t>T</m:t>
+        </m:r>
+        <m:r>
+          <m:t>r</m:t>
+        </m:r>
+        <m:r>
+          <m:t>a</m:t>
+        </m:r>
+        <m:r>
+          <m:t>c</m:t>
+        </m:r>
+        <m:r>
+          <m:t>y</m:t>
+        </m:r>
+        <m:r>
+          <m:t>i</m:t>
+        </m:r>
+        <m:r>
+          <m:t>n</m:t>
+        </m:r>
+        <m:r>
+          <m:t>S</m:t>
+        </m:r>
+        <m:r>
+          <m:t>l</m:t>
+        </m:r>
+        <m:r>
+          <m:t>a</m:t>
+        </m:r>
+        <m:r>
+          <m:t>c</m:t>
+        </m:r>
+        <m:r>
+          <m:t>k</m:t>
+        </m:r>
+        <m:r>
+          <m:t>b</m:t>
+        </m:r>
+        <m:r>
+          <m:t>e</m:t>
+        </m:r>
+        <m:r>
+          <m:t>f</m:t>
+        </m:r>
+        <m:r>
+          <m:t>o</m:t>
+        </m:r>
+        <m:r>
+          <m:t>r</m:t>
+        </m:r>
+        <m:r>
+          <m:t>e</m:t>
+        </m:r>
+        <m:r>
+          <m:t>t</m:t>
+        </m:r>
+        <m:r>
+          <m:t>h</m:t>
+        </m:r>
+        <m:r>
+          <m:t>e</m:t>
+        </m:r>
+        <m:r>
+          <m:t>S</m:t>
+        </m:r>
+        <m:r>
+          <m:t>i</m:t>
+        </m:r>
+        <m:r>
+          <m:t>t</m:t>
+        </m:r>
+        <m:r>
+          <m:rPr>
+            <m:sty m:val="p"/>
+          </m:rPr>
+          <m:t>:</m:t>
+        </m:r>
+        <m:r>
+          <m:rPr>
+            <m:sty m:val="p"/>
+          </m:rPr>
+          <m:t>*</m:t>
+        </m:r>
+        <m:r>
+          <m:rPr>
+            <m:sty m:val="p"/>
+          </m:rPr>
+          <m:t>*</m:t>
+        </m:r>
+        <m:r>
+          <m:t>1</m:t>
+        </m:r>
+        <m:r>
+          <m:rPr>
+            <m:sty m:val="p"/>
+          </m:rPr>
+          <m:t>.</m:t>
+        </m:r>
+        <m:r>
+          <m:rPr>
+            <m:sty m:val="p"/>
+          </m:rPr>
+          <m:t>*</m:t>
+        </m:r>
+        <m:r>
+          <m:rPr>
+            <m:sty m:val="p"/>
+          </m:rPr>
+          <m:t>*</m:t>
+        </m:r>
+        <m:r>
+          <m:t>C</m:t>
+        </m:r>
+        <m:r>
+          <m:t>a</m:t>
+        </m:r>
+        <m:r>
+          <m:t>s</m:t>
+        </m:r>
+        <m:r>
+          <m:t>h</m:t>
+        </m:r>
+        <m:r>
+          <m:t>c</m:t>
+        </m:r>
+        <m:r>
+          <m:t>o</m:t>
+        </m:r>
+        <m:r>
+          <m:t>l</m:t>
+        </m:r>
+        <m:r>
+          <m:t>l</m:t>
+        </m:r>
+        <m:r>
+          <m:t>e</m:t>
+        </m:r>
+        <m:r>
+          <m:t>c</m:t>
+        </m:r>
+        <m:r>
+          <m:t>t</m:t>
+        </m:r>
+        <m:r>
+          <m:t>e</m:t>
+        </m:r>
+        <m:r>
+          <m:t>d</m:t>
+        </m:r>
+        <m:r>
+          <m:t>t</m:t>
+        </m:r>
+        <m:r>
+          <m:t>h</m:t>
+        </m:r>
+        <m:r>
+          <m:t>i</m:t>
+        </m:r>
+        <m:r>
+          <m:t>s</m:t>
+        </m:r>
+        <m:r>
+          <m:t>w</m:t>
+        </m:r>
+        <m:r>
+          <m:t>e</m:t>
+        </m:r>
+        <m:r>
+          <m:t>e</m:t>
+        </m:r>
+        <m:r>
+          <m:t>k</m:t>
+        </m:r>
+        <m:r>
+          <m:rPr>
+            <m:sty m:val="p"/>
+          </m:rPr>
+          <m:t>*</m:t>
+        </m:r>
+        <m:r>
+          <m:rPr>
+            <m:sty m:val="p"/>
+          </m:rPr>
+          <m:t>*</m:t>
+        </m:r>
+        <m:r>
+          <m:rPr>
+            <m:sty m:val="p"/>
+          </m:rPr>
+          <m:t>(</m:t>
+        </m:r>
+      </m:oMath>
+      <w:r>
+        <w:t xml:space="preserve">)</w:t>
+      </w:r>
+    </w:p>
+    <w:p>
+      <w:pPr>
+        <w:pStyle w:val="Compact"/>
+        <w:numPr>
+          <w:ilvl w:val="1"/>
+          <w:numId w:val="1008"/>
+        </w:numPr>
+      </w:pPr>
+      <w:r>
+        <w:rPr>
+          <w:b/>
+          <w:bCs/>
+        </w:rPr>
+        <w:t xml:space="preserve">Pipeline value, next 30 days</w:t>
+      </w:r>
+      <w:r>
+        <w:t xml:space="preserve"> </w:t>
+      </w:r>
+      <w:r>
+        <w:t xml:space="preserve">($ at probability-weighted)</w:t>
+      </w:r>
+    </w:p>
+    <w:p>
+      <w:pPr>
+        <w:pStyle w:val="Compact"/>
+        <w:numPr>
+          <w:ilvl w:val="1"/>
+          <w:numId w:val="1008"/>
+        </w:numPr>
+      </w:pPr>
+      <w:r>
+        <w:rPr>
+          <w:b/>
+          <w:bCs/>
+        </w:rPr>
+        <w:t xml:space="preserve">Confirmed events count</w:t>
+      </w:r>
+      <w:r>
+        <w:t xml:space="preserve"> </w:t>
+      </w:r>
+      <w:r>
+        <w:t xml:space="preserve">(signed deposits, booked dates)</w:t>
+      </w:r>
+    </w:p>
+    <w:p>
+      <w:pPr>
+        <w:pStyle w:val="Compact"/>
+        <w:numPr>
+          <w:ilvl w:val="1"/>
+          <w:numId w:val="1009"/>
+        </w:numPr>
+      </w:pPr>
+      <w:r>
+        <w:t xml:space="preserve">No dashboards. No complexity. If those three numbers move week over week, the business works. If they stall, the Sit becomes a recovery conversation.</w:t>
       </w:r>
     </w:p>
     <w:p>
@@ -3796,35 +4586,17 @@
         </w:numPr>
       </w:pPr>
       <w:r>
-        <w:t xml:space="preserve">Chase adjusts</w:t>
-      </w:r>
-      <w:r>
-        <w:t xml:space="preserve"> </w:t>
-      </w:r>
-      <w:r>
-        <w:rPr>
-          <w:b/>
-          <w:bCs/>
-        </w:rPr>
-        <w:t xml:space="preserve">Inn room rates in Cloudbeds more than once a week</w:t>
-      </w:r>
-    </w:p>
-    <w:p>
-      <w:pPr>
-        <w:pStyle w:val="FirstParagraph"/>
-      </w:pPr>
-      <w:r>
-        <w:t xml:space="preserve">If either fires →</w:t>
-      </w:r>
-      <w:r>
-        <w:t xml:space="preserve"> </w:t>
-      </w:r>
-      <w:r>
-        <w:rPr>
-          <w:b/>
-          <w:bCs/>
-        </w:rPr>
-        <w:t xml:space="preserve">48-Hour Handoff ritual:</w:t>
+        <w:rPr>
+          <w:b/>
+          <w:bCs/>
+        </w:rPr>
+        <w:t xml:space="preserve">Wednesday 12:00 — Hump Day Health (15 min, async Slack).</w:t>
+      </w:r>
+      <w:r>
+        <w:t xml:space="preserve"> </w:t>
+      </w:r>
+      <w:r>
+        <w:t xml:space="preserve">Each partner posts one color: 🟢 (good) / 🟡 (carrying something I shouldn’t) / 🔴 (about to break — handoff by Friday). Any 🔴 → Friday becomes recovery planning.</w:t>
       </w:r>
     </w:p>
     <w:p>
@@ -3832,11 +4604,55 @@
         <w:pStyle w:val="Compact"/>
         <w:numPr>
           <w:ilvl w:val="0"/>
-          <w:numId w:val="1008"/>
+          <w:numId w:val="1007"/>
         </w:numPr>
       </w:pPr>
       <w:r>
-        <w:t xml:space="preserve">Chase identifies the task he’s stealing</w:t>
+        <w:rPr>
+          <w:b/>
+          <w:bCs/>
+        </w:rPr>
+        <w:t xml:space="preserve">Friday 16:00 — Friday Facts (30 min).</w:t>
+      </w:r>
+      <w:r>
+        <w:t xml:space="preserve"> </w:t>
+      </w:r>
+      <w:r>
+        <w:t xml:space="preserve">Cloudbeds occupancy vs target. Magazine articles published. B2B pipeline (Tracy shows CRM). One</w:t>
+      </w:r>
+      <w:r>
+        <w:t xml:space="preserve"> </w:t>
+      </w:r>
+      <w:r>
+        <w:t xml:space="preserve">“what we learned”</w:t>
+      </w:r>
+      <w:r>
+        <w:t xml:space="preserve"> </w:t>
+      </w:r>
+      <w:r>
+        <w:t xml:space="preserve">in shared log. Ritual: Chase reads Delta Dawn’s</w:t>
+      </w:r>
+      <w:r>
+        <w:t xml:space="preserve"> </w:t>
+      </w:r>
+      <w:r>
+        <w:t xml:space="preserve">“what shipped”</w:t>
+      </w:r>
+      <w:r>
+        <w:t xml:space="preserve"> </w:t>
+      </w:r>
+      <w:r>
+        <w:t xml:space="preserve">digest aloud. Ends with: “Next week we chase ___.”</w:t>
+      </w:r>
+    </w:p>
+    <w:bookmarkEnd w:id="20"/>
+    <w:bookmarkStart w:id="21" w:name="monthly"/>
+    <w:p>
+      <w:pPr>
+        <w:pStyle w:val="Heading3"/>
+      </w:pPr>
+      <w:r>
+        <w:t xml:space="preserve">Monthly</w:t>
       </w:r>
     </w:p>
     <w:p>
@@ -3844,11 +4660,21 @@
         <w:pStyle w:val="Compact"/>
         <w:numPr>
           <w:ilvl w:val="0"/>
-          <w:numId w:val="1008"/>
+          <w:numId w:val="1010"/>
         </w:numPr>
       </w:pPr>
       <w:r>
-        <w:t xml:space="preserve">Records a 5-min Loom explaining intent</w:t>
+        <w:rPr>
+          <w:b/>
+          <w:bCs/>
+        </w:rPr>
+        <w:t xml:space="preserve">1st of month, 10:00 — Content Pipeline Review (Tracy leads, 45 min).</w:t>
+      </w:r>
+      <w:r>
+        <w:t xml:space="preserve"> </w:t>
+      </w:r>
+      <w:r>
+        <w:t xml:space="preserve">Magazine status, photo needs, sponsorship inventory.</w:t>
       </w:r>
     </w:p>
     <w:p>
@@ -3856,11 +4682,21 @@
         <w:pStyle w:val="Compact"/>
         <w:numPr>
           <w:ilvl w:val="0"/>
-          <w:numId w:val="1008"/>
+          <w:numId w:val="1010"/>
         </w:numPr>
       </w:pPr>
       <w:r>
-        <w:t xml:space="preserve">Assigns it to Tracy or Amy in writing with a deadline</w:t>
+        <w:rPr>
+          <w:b/>
+          <w:bCs/>
+        </w:rPr>
+        <w:t xml:space="preserve">2nd Tuesday, 14:00 — CRM &amp; Pipeline (Tracy leads, 30 min).</w:t>
+      </w:r>
+      <w:r>
+        <w:t xml:space="preserve"> </w:t>
+      </w:r>
+      <w:r>
+        <w:t xml:space="preserve">B2B status. Photography pipeline. Partner relationship heat map (🟢 / 🟡 / 🔴 per contact).</w:t>
       </w:r>
     </w:p>
     <w:p>
@@ -3868,7 +4704,7 @@
         <w:pStyle w:val="Compact"/>
         <w:numPr>
           <w:ilvl w:val="0"/>
-          <w:numId w:val="1008"/>
+          <w:numId w:val="1010"/>
         </w:numPr>
       </w:pPr>
       <w:r>
@@ -3876,7 +4712,13 @@
           <w:b/>
           <w:bCs/>
         </w:rPr>
-        <w:t xml:space="preserve">Chase is forbidden from touching the task for 48 hours</w:t>
+        <w:t xml:space="preserve">3rd of month, 18:00 — Pro Forma Close (Tracy owns).</w:t>
+      </w:r>
+      <w:r>
+        <w:t xml:space="preserve"> </w:t>
+      </w:r>
+      <w:r>
+        <w:t xml:space="preserve">Actual revenue vs plan by channel. Chase reviews, asks one hard question, approves or flags adjustments.</w:t>
       </w:r>
     </w:p>
     <w:p>
@@ -3884,11 +4726,97 @@
         <w:pStyle w:val="Compact"/>
         <w:numPr>
           <w:ilvl w:val="0"/>
-          <w:numId w:val="1008"/>
+          <w:numId w:val="1010"/>
         </w:numPr>
       </w:pPr>
       <w:r>
-        <w:t xml:space="preserve">If it breaks, Patch or Delta Dawn fixes it — not Chase</w:t>
+        <w:rPr>
+          <w:b/>
+          <w:bCs/>
+        </w:rPr>
+        <w:t xml:space="preserve">5th of month —</w:t>
+      </w:r>
+      <w:r>
+        <w:rPr>
+          <w:b/>
+          <w:bCs/>
+        </w:rPr>
+        <w:t xml:space="preserve"> </w:t>
+      </w:r>
+      <w:r>
+        <w:rPr>
+          <w:b/>
+          <w:bCs/>
+        </w:rPr>
+        <w:t xml:space="preserve">“What Shipped”</w:t>
+      </w:r>
+      <w:r>
+        <w:rPr>
+          <w:b/>
+          <w:bCs/>
+        </w:rPr>
+        <w:t xml:space="preserve"> </w:t>
+      </w:r>
+      <w:r>
+        <w:rPr>
+          <w:b/>
+          <w:bCs/>
+        </w:rPr>
+        <w:t xml:space="preserve">Report (Delta Dawn generates, async).</w:t>
+      </w:r>
+      <w:r>
+        <w:t xml:space="preserve"> </w:t>
+      </w:r>
+      <w:r>
+        <w:t xml:space="preserve">Code deploys, content publishes, revenue milestones, partner touches. Distributed to all partners + AI agent roster.</w:t>
+      </w:r>
+    </w:p>
+    <w:p>
+      <w:r>
+        <w:pict>
+          <v:rect style="width:0;height:1.5pt" o:hralign="center" o:hrstd="t" o:hr="t"/>
+        </w:pict>
+      </w:r>
+    </w:p>
+    <w:bookmarkEnd w:id="21"/>
+    <w:bookmarkEnd w:id="22"/>
+    <w:bookmarkStart w:id="23" w:name="the-tell-48-hour-handoff"/>
+    <w:p>
+      <w:pPr>
+        <w:pStyle w:val="Heading2"/>
+      </w:pPr>
+      <w:r>
+        <w:t xml:space="preserve">7 — The Tell + 48-Hour Handoff</w:t>
+      </w:r>
+    </w:p>
+    <w:p>
+      <w:pPr>
+        <w:pStyle w:val="FirstParagraph"/>
+      </w:pPr>
+      <w:r>
+        <w:rPr>
+          <w:b/>
+          <w:bCs/>
+        </w:rPr>
+        <w:t xml:space="preserve">The Tell:</w:t>
+      </w:r>
+      <w:r>
+        <w:t xml:space="preserve"> </w:t>
+      </w:r>
+      <w:r>
+        <w:t xml:space="preserve">Chase starts handling tasks Tracy or Amy should own,</w:t>
+      </w:r>
+      <w:r>
+        <w:t xml:space="preserve"> </w:t>
+      </w:r>
+      <w:r>
+        <w:t xml:space="preserve">“just to get it done.”</w:t>
+      </w:r>
+      <w:r>
+        <w:t xml:space="preserve"> </w:t>
+      </w:r>
+      <w:r>
+        <w:t xml:space="preserve">Specific triggers:</w:t>
       </w:r>
     </w:p>
     <w:p>
@@ -3896,7 +4824,133 @@
         <w:pStyle w:val="Compact"/>
         <w:numPr>
           <w:ilvl w:val="0"/>
-          <w:numId w:val="1008"/>
+          <w:numId w:val="1011"/>
+        </w:numPr>
+      </w:pPr>
+      <w:r>
+        <w:t xml:space="preserve">Chase publishes more than</w:t>
+      </w:r>
+      <w:r>
+        <w:t xml:space="preserve"> </w:t>
+      </w:r>
+      <w:r>
+        <w:rPr>
+          <w:b/>
+          <w:bCs/>
+        </w:rPr>
+        <w:t xml:space="preserve">2 Magazine articles in a week</w:t>
+      </w:r>
+    </w:p>
+    <w:p>
+      <w:pPr>
+        <w:pStyle w:val="Compact"/>
+        <w:numPr>
+          <w:ilvl w:val="0"/>
+          <w:numId w:val="1011"/>
+        </w:numPr>
+      </w:pPr>
+      <w:r>
+        <w:t xml:space="preserve">Chase adjusts</w:t>
+      </w:r>
+      <w:r>
+        <w:t xml:space="preserve"> </w:t>
+      </w:r>
+      <w:r>
+        <w:rPr>
+          <w:b/>
+          <w:bCs/>
+        </w:rPr>
+        <w:t xml:space="preserve">Inn room rates in Cloudbeds more than once a week</w:t>
+      </w:r>
+    </w:p>
+    <w:p>
+      <w:pPr>
+        <w:pStyle w:val="FirstParagraph"/>
+      </w:pPr>
+      <w:r>
+        <w:t xml:space="preserve">If either fires →</w:t>
+      </w:r>
+      <w:r>
+        <w:t xml:space="preserve"> </w:t>
+      </w:r>
+      <w:r>
+        <w:rPr>
+          <w:b/>
+          <w:bCs/>
+        </w:rPr>
+        <w:t xml:space="preserve">48-Hour Handoff ritual:</w:t>
+      </w:r>
+    </w:p>
+    <w:p>
+      <w:pPr>
+        <w:pStyle w:val="Compact"/>
+        <w:numPr>
+          <w:ilvl w:val="0"/>
+          <w:numId w:val="1012"/>
+        </w:numPr>
+      </w:pPr>
+      <w:r>
+        <w:t xml:space="preserve">Chase identifies the task he’s stealing</w:t>
+      </w:r>
+    </w:p>
+    <w:p>
+      <w:pPr>
+        <w:pStyle w:val="Compact"/>
+        <w:numPr>
+          <w:ilvl w:val="0"/>
+          <w:numId w:val="1012"/>
+        </w:numPr>
+      </w:pPr>
+      <w:r>
+        <w:t xml:space="preserve">Records a 5-min Loom explaining intent</w:t>
+      </w:r>
+    </w:p>
+    <w:p>
+      <w:pPr>
+        <w:pStyle w:val="Compact"/>
+        <w:numPr>
+          <w:ilvl w:val="0"/>
+          <w:numId w:val="1012"/>
+        </w:numPr>
+      </w:pPr>
+      <w:r>
+        <w:t xml:space="preserve">Assigns it to Tracy or Amy in writing with a deadline</w:t>
+      </w:r>
+    </w:p>
+    <w:p>
+      <w:pPr>
+        <w:pStyle w:val="Compact"/>
+        <w:numPr>
+          <w:ilvl w:val="0"/>
+          <w:numId w:val="1012"/>
+        </w:numPr>
+      </w:pPr>
+      <w:r>
+        <w:rPr>
+          <w:b/>
+          <w:bCs/>
+        </w:rPr>
+        <w:t xml:space="preserve">Chase is forbidden from touching the task for 48 hours</w:t>
+      </w:r>
+    </w:p>
+    <w:p>
+      <w:pPr>
+        <w:pStyle w:val="Compact"/>
+        <w:numPr>
+          <w:ilvl w:val="0"/>
+          <w:numId w:val="1012"/>
+        </w:numPr>
+      </w:pPr>
+      <w:r>
+        <w:t xml:space="preserve">If it breaks, Patch or Delta Dawn fixes it — not Chase</w:t>
+      </w:r>
+    </w:p>
+    <w:p>
+      <w:pPr>
+        <w:pStyle w:val="Compact"/>
+        <w:numPr>
+          <w:ilvl w:val="0"/>
+          <w:numId w:val="1012"/>
         </w:numPr>
       </w:pPr>
       <w:r>
@@ -3934,8 +4988,8 @@
         </w:pict>
       </w:r>
     </w:p>
-    <w:bookmarkEnd w:id="22"/>
-    <w:bookmarkStart w:id="23" w:name="tracys-role-shape-boundaries-in-writing"/>
+    <w:bookmarkEnd w:id="23"/>
+    <w:bookmarkStart w:id="24" w:name="tracys-role-shape-boundaries-in-writing"/>
     <w:p>
       <w:pPr>
         <w:pStyle w:val="Heading2"/>
@@ -4035,8 +5089,8 @@
         </w:pict>
       </w:r>
     </w:p>
-    <w:bookmarkEnd w:id="23"/>
-    <w:bookmarkStart w:id="24" w:name="non-delegable-chase-work"/>
+    <w:bookmarkEnd w:id="24"/>
+    <w:bookmarkStart w:id="25" w:name="non-delegable-chase-work"/>
     <w:p>
       <w:pPr>
         <w:pStyle w:val="Heading2"/>
@@ -4058,7 +5112,7 @@
         <w:pStyle w:val="Compact"/>
         <w:numPr>
           <w:ilvl w:val="0"/>
-          <w:numId w:val="1009"/>
+          <w:numId w:val="1013"/>
         </w:numPr>
       </w:pPr>
       <w:r>
@@ -4080,7 +5134,7 @@
         <w:pStyle w:val="Compact"/>
         <w:numPr>
           <w:ilvl w:val="0"/>
-          <w:numId w:val="1009"/>
+          <w:numId w:val="1013"/>
         </w:numPr>
       </w:pPr>
       <w:r>
@@ -4114,7 +5168,7 @@
         <w:pStyle w:val="Compact"/>
         <w:numPr>
           <w:ilvl w:val="0"/>
-          <w:numId w:val="1009"/>
+          <w:numId w:val="1013"/>
         </w:numPr>
       </w:pPr>
       <w:r>
@@ -4146,8 +5200,8 @@
         </w:pict>
       </w:r>
     </w:p>
-    <w:bookmarkEnd w:id="24"/>
-    <w:bookmarkStart w:id="25" w:name="ai-agent-delegation-map"/>
+    <w:bookmarkEnd w:id="25"/>
+    <w:bookmarkStart w:id="26" w:name="ai-agent-delegation-map"/>
     <w:p>
       <w:pPr>
         <w:pStyle w:val="Heading2"/>
@@ -4477,25 +5531,264 @@
           <w:b/>
           <w:bCs/>
         </w:rPr>
-        <w:t xml:space="preserve">Quarterly audit (Q4 2026):</w:t>
-      </w:r>
-      <w:r>
-        <w:t xml:space="preserve"> </w:t>
-      </w:r>
-      <w:r>
-        <w:t xml:space="preserve">Each agent gets a</w:t>
-      </w:r>
-      <w:r>
-        <w:t xml:space="preserve"> </w:t>
-      </w:r>
-      <w:r>
-        <w:t xml:space="preserve">“what shipped via me”</w:t>
-      </w:r>
-      <w:r>
-        <w:t xml:space="preserve"> </w:t>
-      </w:r>
-      <w:r>
-        <w:t xml:space="preserve">report from Delta Dawn. Cut any that haven’t earned their keep. Until then, keep the roster.</w:t>
+        <w:t xml:space="preserve">Quarterly audit — output-based survival.</w:t>
+      </w:r>
+      <w:r>
+        <w:t xml:space="preserve"> </w:t>
+      </w:r>
+      <w:r>
+        <w:t xml:space="preserve">Each agent must demonstrate</w:t>
+      </w:r>
+      <w:r>
+        <w:t xml:space="preserve"> </w:t>
+      </w:r>
+      <w:r>
+        <w:rPr>
+          <w:b/>
+          <w:bCs/>
+        </w:rPr>
+        <w:t xml:space="preserve">at least one shipped artifact per quarter that a partner did not have to rewrite.</w:t>
+      </w:r>
+      <w:r>
+        <w:t xml:space="preserve"> </w:t>
+      </w:r>
+      <w:r>
+        <w:t xml:space="preserve">Not</w:t>
+      </w:r>
+      <w:r>
+        <w:t xml:space="preserve"> </w:t>
+      </w:r>
+      <w:r>
+        <w:t xml:space="preserve">“generated content.”</w:t>
+      </w:r>
+      <w:r>
+        <w:t xml:space="preserve"> </w:t>
+      </w:r>
+      <w:r>
+        <w:t xml:space="preserve">Not</w:t>
+      </w:r>
+      <w:r>
+        <w:t xml:space="preserve"> </w:t>
+      </w:r>
+      <w:r>
+        <w:t xml:space="preserve">“drafted a doc.”</w:t>
+      </w:r>
+      <w:r>
+        <w:t xml:space="preserve"> </w:t>
+      </w:r>
+      <w:r>
+        <w:t xml:space="preserve">One artifact that went live without human intervention beyond approval. Two consecutive failed quarters = deprecate the agent.</w:t>
+      </w:r>
+    </w:p>
+    <w:tbl>
+      <w:tblPr>
+        <w:tblStyle w:val="Table"/>
+        <w:tblW w:type="pct" w:w="5000"/>
+        <w:tblLayout w:type="fixed"/>
+        <w:tblLook w:firstRow="1" w:lastRow="0" w:firstColumn="0" w:lastColumn="0" w:noHBand="0" w:noVBand="0" w:val="0020"/>
+      </w:tblPr>
+      <w:tblGrid>
+        <w:gridCol w:w="3960"/>
+        <w:gridCol w:w="3960"/>
+      </w:tblGrid>
+      <w:tr>
+        <w:trPr>
+          <w:tblHeader w:val="on"/>
+        </w:trPr>
+        <w:tc>
+          <w:tcPr/>
+          <w:p>
+            <w:pPr>
+              <w:pStyle w:val="Compact"/>
+            </w:pPr>
+            <w:r>
+              <w:t xml:space="preserve">Agent</w:t>
+            </w:r>
+          </w:p>
+        </w:tc>
+        <w:tc>
+          <w:tcPr/>
+          <w:p>
+            <w:pPr>
+              <w:pStyle w:val="Compact"/>
+            </w:pPr>
+            <w:r>
+              <w:t xml:space="preserve">Q1 Pass criteria (by July 31, 2026)</w:t>
+            </w:r>
+          </w:p>
+        </w:tc>
+      </w:tr>
+      <w:tr>
+        <w:tc>
+          <w:tcPr/>
+          <w:p>
+            <w:pPr>
+              <w:pStyle w:val="Compact"/>
+            </w:pPr>
+            <w:r>
+              <w:rPr>
+                <w:b/>
+                <w:bCs/>
+              </w:rPr>
+              <w:t xml:space="preserve">Cos</w:t>
+            </w:r>
+          </w:p>
+        </w:tc>
+        <w:tc>
+          <w:tcPr/>
+          <w:p>
+            <w:pPr>
+              <w:pStyle w:val="Compact"/>
+            </w:pPr>
+            <w:r>
+              <w:t xml:space="preserve">Shipped the 90-day plan + at least one partner-facing brief without Chase rewrite</w:t>
+            </w:r>
+          </w:p>
+        </w:tc>
+      </w:tr>
+      <w:tr>
+        <w:tc>
+          <w:tcPr/>
+          <w:p>
+            <w:pPr>
+              <w:pStyle w:val="Compact"/>
+            </w:pPr>
+            <w:r>
+              <w:rPr>
+                <w:b/>
+                <w:bCs/>
+              </w:rPr>
+              <w:t xml:space="preserve">Patch</w:t>
+            </w:r>
+          </w:p>
+        </w:tc>
+        <w:tc>
+          <w:tcPr/>
+          <w:p>
+            <w:pPr>
+              <w:pStyle w:val="Compact"/>
+            </w:pPr>
+            <w:r>
+              <w:t xml:space="preserve">Zero production bugs attributed to untested deploys; all infra alerts resolved without Chase intervention</w:t>
+            </w:r>
+          </w:p>
+        </w:tc>
+      </w:tr>
+      <w:tr>
+        <w:tc>
+          <w:tcPr/>
+          <w:p>
+            <w:pPr>
+              <w:pStyle w:val="Compact"/>
+            </w:pPr>
+            <w:r>
+              <w:rPr>
+                <w:b/>
+                <w:bCs/>
+              </w:rPr>
+              <w:t xml:space="preserve">Claude Design 2</w:t>
+            </w:r>
+          </w:p>
+        </w:tc>
+        <w:tc>
+          <w:tcPr/>
+          <w:p>
+            <w:pPr>
+              <w:pStyle w:val="Compact"/>
+            </w:pPr>
+            <w:r>
+              <w:t xml:space="preserve">Design system adopted by ≥2 brands; no</w:t>
+            </w:r>
+            <w:r>
+              <w:t xml:space="preserve"> </w:t>
+            </w:r>
+            <w:r>
+              <w:t xml:space="preserve">“I’ll just tweak this in Figma”</w:t>
+            </w:r>
+            <w:r>
+              <w:t xml:space="preserve"> </w:t>
+            </w:r>
+            <w:r>
+              <w:t xml:space="preserve">from Chase</w:t>
+            </w:r>
+          </w:p>
+        </w:tc>
+      </w:tr>
+      <w:tr>
+        <w:tc>
+          <w:tcPr/>
+          <w:p>
+            <w:pPr>
+              <w:pStyle w:val="Compact"/>
+            </w:pPr>
+            <w:r>
+              <w:rPr>
+                <w:b/>
+                <w:bCs/>
+              </w:rPr>
+              <w:t xml:space="preserve">Delta Dawn</w:t>
+            </w:r>
+          </w:p>
+        </w:tc>
+        <w:tc>
+          <w:tcPr/>
+          <w:p>
+            <w:pPr>
+              <w:pStyle w:val="Compact"/>
+            </w:pPr>
+            <w:r>
+              <w:t xml:space="preserve">Tracy + Amy onboarded to Sanity without Chase support tickets; monthly</w:t>
+            </w:r>
+            <w:r>
+              <w:t xml:space="preserve"> </w:t>
+            </w:r>
+            <w:r>
+              <w:t xml:space="preserve">“what shipped”</w:t>
+            </w:r>
+            <w:r>
+              <w:t xml:space="preserve"> </w:t>
+            </w:r>
+            <w:r>
+              <w:t xml:space="preserve">report generated</w:t>
+            </w:r>
+          </w:p>
+        </w:tc>
+      </w:tr>
+      <w:tr>
+        <w:tc>
+          <w:tcPr/>
+          <w:p>
+            <w:pPr>
+              <w:pStyle w:val="Compact"/>
+            </w:pPr>
+            <w:r>
+              <w:rPr>
+                <w:b/>
+                <w:bCs/>
+              </w:rPr>
+              <w:t xml:space="preserve">Gemini batches</w:t>
+            </w:r>
+          </w:p>
+        </w:tc>
+        <w:tc>
+          <w:tcPr/>
+          <w:p>
+            <w:pPr>
+              <w:pStyle w:val="Compact"/>
+            </w:pPr>
+            <w:r>
+              <w:t xml:space="preserve">≥30K tokens of content generated AND &gt;50% published with Tracy doing only edit-not-rewrite</w:t>
+            </w:r>
+          </w:p>
+        </w:tc>
+      </w:tr>
+    </w:tbl>
+    <w:p>
+      <w:pPr>
+        <w:pStyle w:val="BodyText"/>
+      </w:pPr>
+      <w:r>
+        <w:t xml:space="preserve">The roster is a tool, not a team. Treat it like software: ship or deprecate.</w:t>
       </w:r>
     </w:p>
     <w:p>
@@ -4505,8 +5798,8 @@
         </w:pict>
       </w:r>
     </w:p>
-    <w:bookmarkEnd w:id="25"/>
-    <w:bookmarkStart w:id="31" w:name="Xccb34008dcaa3003d514acf5897d3de65162d9b"/>
+    <w:bookmarkEnd w:id="26"/>
+    <w:bookmarkStart w:id="32" w:name="Xccb34008dcaa3003d514acf5897d3de65162d9b"/>
     <w:p>
       <w:pPr>
         <w:pStyle w:val="Heading2"/>
@@ -4523,7 +5816,7 @@
         <w:t xml:space="preserve">The photography revenue re-cut shifts where Chase’s hours should go. The platform is built. Cos + Patch run it. Chase delivers his creative moat.</w:t>
       </w:r>
     </w:p>
-    <w:bookmarkStart w:id="26" w:name="whats-truly-only-chase"/>
+    <w:bookmarkStart w:id="27" w:name="whats-truly-only-chase"/>
     <w:p>
       <w:pPr>
         <w:pStyle w:val="Heading3"/>
@@ -4537,7 +5830,7 @@
         <w:pStyle w:val="Compact"/>
         <w:numPr>
           <w:ilvl w:val="0"/>
-          <w:numId w:val="1010"/>
+          <w:numId w:val="1014"/>
         </w:numPr>
       </w:pPr>
       <w:r>
@@ -4559,7 +5852,7 @@
         <w:pStyle w:val="Compact"/>
         <w:numPr>
           <w:ilvl w:val="0"/>
-          <w:numId w:val="1010"/>
+          <w:numId w:val="1014"/>
         </w:numPr>
       </w:pPr>
       <w:r>
@@ -4587,7 +5880,7 @@
         <w:pStyle w:val="Compact"/>
         <w:numPr>
           <w:ilvl w:val="0"/>
-          <w:numId w:val="1010"/>
+          <w:numId w:val="1014"/>
         </w:numPr>
       </w:pPr>
       <w:r>
@@ -4609,7 +5902,7 @@
         <w:pStyle w:val="Compact"/>
         <w:numPr>
           <w:ilvl w:val="0"/>
-          <w:numId w:val="1010"/>
+          <w:numId w:val="1014"/>
         </w:numPr>
       </w:pPr>
       <w:r>
@@ -4626,8 +5919,8 @@
         <w:t xml:space="preserve">— one-third frame, but Bearsville and contributor calls are his signature.</w:t>
       </w:r>
     </w:p>
-    <w:bookmarkEnd w:id="26"/>
-    <w:bookmarkStart w:id="27" w:name="Xe6aa49854ea8fb084cf34337cc3f17bdda24b49"/>
+    <w:bookmarkEnd w:id="27"/>
+    <w:bookmarkStart w:id="28" w:name="Xe6aa49854ea8fb084cf34337cc3f17bdda24b49"/>
     <w:p>
       <w:pPr>
         <w:pStyle w:val="Heading3"/>
@@ -4915,8 +6208,8 @@
         <w:t xml:space="preserve">~25–30 hrs revenue-generating + 10 hrs strategic / architecture / oversight + the rest is life.</w:t>
       </w:r>
     </w:p>
-    <w:bookmarkEnd w:id="27"/>
-    <w:bookmarkStart w:id="28" w:name="Xb55458830cd42be62bbeb03e2b4bc22f71cbbce"/>
+    <w:bookmarkEnd w:id="28"/>
+    <w:bookmarkStart w:id="29" w:name="Xb55458830cd42be62bbeb03e2b4bc22f71cbbce"/>
     <w:p>
       <w:pPr>
         <w:pStyle w:val="Heading3"/>
@@ -5308,569 +6601,14 @@
         </w:tc>
       </w:tr>
     </w:tbl>
-    <w:bookmarkEnd w:id="28"/>
-    <w:bookmarkStart w:id="29" w:name="daily-structure-revised-for-chase"/>
+    <w:bookmarkEnd w:id="29"/>
+    <w:bookmarkStart w:id="30" w:name="daily-structure-revised-for-chase"/>
     <w:p>
       <w:pPr>
         <w:pStyle w:val="Heading3"/>
       </w:pPr>
       <w:r>
         <w:t xml:space="preserve">Daily structure (revised for Chase)</w:t>
-      </w:r>
-    </w:p>
-    <w:p>
-      <w:pPr>
-        <w:pStyle w:val="Compact"/>
-        <w:numPr>
-          <w:ilvl w:val="0"/>
-          <w:numId w:val="1011"/>
-        </w:numPr>
-      </w:pPr>
-      <w:r>
-        <w:rPr>
-          <w:b/>
-          <w:bCs/>
-        </w:rPr>
-        <w:t xml:space="preserve">07:30–08:30</w:t>
-      </w:r>
-      <w:r>
-        <w:t xml:space="preserve"> </w:t>
-      </w:r>
-      <w:r>
-        <w:t xml:space="preserve">— Cos digest + one Slack message naming today’s constraint</w:t>
-      </w:r>
-    </w:p>
-    <w:p>
-      <w:pPr>
-        <w:pStyle w:val="Compact"/>
-        <w:numPr>
-          <w:ilvl w:val="0"/>
-          <w:numId w:val="1011"/>
-        </w:numPr>
-      </w:pPr>
-      <w:r>
-        <w:rPr>
-          <w:b/>
-          <w:bCs/>
-        </w:rPr>
-        <w:t xml:space="preserve">08:30–12:00</w:t>
-      </w:r>
-      <w:r>
-        <w:t xml:space="preserve"> </w:t>
-      </w:r>
-      <w:r>
-        <w:t xml:space="preserve">—</w:t>
-      </w:r>
-      <w:r>
-        <w:t xml:space="preserve"> </w:t>
-      </w:r>
-      <w:r>
-        <w:rPr>
-          <w:b/>
-          <w:bCs/>
-        </w:rPr>
-        <w:t xml:space="preserve">No-Meeting Zone, content shifts by day:</w:t>
-      </w:r>
-    </w:p>
-    <w:p>
-      <w:pPr>
-        <w:pStyle w:val="Compact"/>
-        <w:numPr>
-          <w:ilvl w:val="1"/>
-          <w:numId w:val="1012"/>
-        </w:numPr>
-      </w:pPr>
-      <w:r>
-        <w:rPr>
-          <w:b/>
-          <w:bCs/>
-        </w:rPr>
-        <w:t xml:space="preserve">Mon / Wed / Fri:</w:t>
-      </w:r>
-      <w:r>
-        <w:t xml:space="preserve"> </w:t>
-      </w:r>
-      <w:r>
-        <w:t xml:space="preserve">Shooting block (in studio, on location, or in post)</w:t>
-      </w:r>
-    </w:p>
-    <w:p>
-      <w:pPr>
-        <w:pStyle w:val="Compact"/>
-        <w:numPr>
-          <w:ilvl w:val="1"/>
-          <w:numId w:val="1012"/>
-        </w:numPr>
-      </w:pPr>
-      <w:r>
-        <w:rPr>
-          <w:b/>
-          <w:bCs/>
-        </w:rPr>
-        <w:t xml:space="preserve">Tue / Thu:</w:t>
-      </w:r>
-      <w:r>
-        <w:t xml:space="preserve"> </w:t>
-      </w:r>
-      <w:r>
-        <w:t xml:space="preserve">B2B sales work + strategic-partner outreach + architecture review</w:t>
-      </w:r>
-    </w:p>
-    <w:p>
-      <w:pPr>
-        <w:pStyle w:val="Compact"/>
-        <w:numPr>
-          <w:ilvl w:val="0"/>
-          <w:numId w:val="1011"/>
-        </w:numPr>
-      </w:pPr>
-      <w:r>
-        <w:rPr>
-          <w:b/>
-          <w:bCs/>
-        </w:rPr>
-        <w:t xml:space="preserve">12:00–13:00</w:t>
-      </w:r>
-      <w:r>
-        <w:t xml:space="preserve"> </w:t>
-      </w:r>
-      <w:r>
-        <w:t xml:space="preserve">— Walk + lunch, no screens</w:t>
-      </w:r>
-    </w:p>
-    <w:p>
-      <w:pPr>
-        <w:pStyle w:val="Compact"/>
-        <w:numPr>
-          <w:ilvl w:val="0"/>
-          <w:numId w:val="1011"/>
-        </w:numPr>
-      </w:pPr>
-      <w:r>
-        <w:rPr>
-          <w:b/>
-          <w:bCs/>
-        </w:rPr>
-        <w:t xml:space="preserve">13:00–17:00</w:t>
-      </w:r>
-      <w:r>
-        <w:t xml:space="preserve"> </w:t>
-      </w:r>
-      <w:r>
-        <w:t xml:space="preserve">— Mixed (shoot continuation, NY meetings, Bearsville calls, photography post)</w:t>
-      </w:r>
-    </w:p>
-    <w:p>
-      <w:pPr>
-        <w:pStyle w:val="Compact"/>
-        <w:numPr>
-          <w:ilvl w:val="0"/>
-          <w:numId w:val="1011"/>
-        </w:numPr>
-      </w:pPr>
-      <w:r>
-        <w:rPr>
-          <w:b/>
-          <w:bCs/>
-        </w:rPr>
-        <w:t xml:space="preserve">18:00–18:15</w:t>
-      </w:r>
-      <w:r>
-        <w:t xml:space="preserve"> </w:t>
-      </w:r>
-      <w:r>
-        <w:t xml:space="preserve">— Voice memo to Delta Dawn</w:t>
-      </w:r>
-    </w:p>
-    <w:bookmarkEnd w:id="29"/>
-    <w:bookmarkStart w:id="30" w:name="implication-for-tracys-calendar"/>
-    <w:p>
-      <w:pPr>
-        <w:pStyle w:val="Heading3"/>
-      </w:pPr>
-      <w:r>
-        <w:t xml:space="preserve">Implication for Tracy’s calendar</w:t>
-      </w:r>
-    </w:p>
-    <w:p>
-      <w:pPr>
-        <w:pStyle w:val="FirstParagraph"/>
-      </w:pPr>
-      <w:r>
-        <w:t xml:space="preserve">Tracy’s BizDev pitch / discovery / demo calls cluster on</w:t>
-      </w:r>
-      <w:r>
-        <w:t xml:space="preserve"> </w:t>
-      </w:r>
-      <w:r>
-        <w:rPr>
-          <w:b/>
-          <w:bCs/>
-        </w:rPr>
-        <w:t xml:space="preserve">Tuesdays and Thursdays</w:t>
-      </w:r>
-      <w:r>
-        <w:t xml:space="preserve"> </w:t>
-      </w:r>
-      <w:r>
-        <w:t xml:space="preserve">so Chase is available for the technical-validation moment. Mon / Wed / Fri = Tracy editorial deep work + biz dev async (email, CRM, follow-ups) = Chase shoot days. Predictable rhythm both partners can plan around.</w:t>
-      </w:r>
-    </w:p>
-    <w:p>
-      <w:r>
-        <w:pict>
-          <v:rect style="width:0;height:1.5pt" o:hralign="center" o:hrstd="t" o:hr="t"/>
-        </w:pict>
-      </w:r>
-    </w:p>
-    <w:bookmarkEnd w:id="30"/>
-    <w:bookmarkEnd w:id="31"/>
-    <w:bookmarkStart w:id="35" w:name="X80e1e8a8afd2f4d7af9f88fffb741296c447c69"/>
-    <w:p>
-      <w:pPr>
-        <w:pStyle w:val="Heading2"/>
-      </w:pPr>
-      <w:r>
-        <w:t xml:space="preserve">11 — Load-Bearing Tech Work (the only Y1 platform exceptions)</w:t>
-      </w:r>
-    </w:p>
-    <w:p>
-      <w:pPr>
-        <w:pStyle w:val="FirstParagraph"/>
-      </w:pPr>
-      <w:r>
-        <w:t xml:space="preserve">Everything else technical is Y2. These three SHIP in Q2:</w:t>
-      </w:r>
-    </w:p>
-    <w:bookmarkStart w:id="32" w:name="X54d2b9d58695df36d6562f60fcf2a1dd2671611"/>
-    <w:p>
-      <w:pPr>
-        <w:pStyle w:val="Heading3"/>
-      </w:pPr>
-      <w:r>
-        <w:t xml:space="preserve">A. Provenance Model schema add (Cos, Week 4 — half day)</w:t>
-      </w:r>
-    </w:p>
-    <w:p>
-      <w:pPr>
-        <w:pStyle w:val="FirstParagraph"/>
-      </w:pPr>
-      <w:r>
-        <w:t xml:space="preserve">Add</w:t>
-      </w:r>
-      <w:r>
-        <w:t xml:space="preserve"> </w:t>
-      </w:r>
-      <w:r>
-        <w:rPr>
-          <w:rStyle w:val="VerbatimChar"/>
-        </w:rPr>
-        <w:t xml:space="preserve">contributedByTenantId</w:t>
-      </w:r>
-      <w:r>
-        <w:t xml:space="preserve"> </w:t>
-      </w:r>
-      <w:r>
-        <w:t xml:space="preserve">+</w:t>
-      </w:r>
-      <w:r>
-        <w:t xml:space="preserve"> </w:t>
-      </w:r>
-      <w:r>
-        <w:rPr>
-          <w:rStyle w:val="VerbatimChar"/>
-        </w:rPr>
-        <w:t xml:space="preserve">visibilityRange</w:t>
-      </w:r>
-      <w:r>
-        <w:t xml:space="preserve"> </w:t>
-      </w:r>
-      <w:r>
-        <w:t xml:space="preserve">(Private | Shared | Global) to the entity schema. Prevents data leak the first time two B2B Directory clients share infrastructure (Vicki + Paul Green or future). Load-bearing for the very first paid B2B engagement.</w:t>
-      </w:r>
-    </w:p>
-    <w:bookmarkEnd w:id="32"/>
-    <w:bookmarkStart w:id="33" w:name="Xb1833557b7ed7c8529f11dcaf521d1f40ef8130"/>
-    <w:p>
-      <w:pPr>
-        <w:pStyle w:val="Heading3"/>
-      </w:pPr>
-      <w:r>
-        <w:t xml:space="preserve">B. Event Bus three-cascade activation (Cos, Weeks 2, 3, 5 — ~3 days total)</w:t>
-      </w:r>
-    </w:p>
-    <w:p>
-      <w:pPr>
-        <w:pStyle w:val="Compact"/>
-        <w:numPr>
-          <w:ilvl w:val="0"/>
-          <w:numId w:val="1013"/>
-        </w:numPr>
-      </w:pPr>
-      <w:r>
-        <w:rPr>
-          <w:b/>
-          <w:bCs/>
-        </w:rPr>
-        <w:t xml:space="preserve">Inn booking → Magazine auto-draft.</w:t>
-      </w:r>
-      <w:r>
-        <w:t xml:space="preserve"> </w:t>
-      </w:r>
-      <w:r>
-        <w:t xml:space="preserve">Cloudbeds confirm →</w:t>
-      </w:r>
-      <w:r>
-        <w:t xml:space="preserve"> </w:t>
-      </w:r>
-      <w:r>
-        <w:rPr>
-          <w:rStyle w:val="VerbatimChar"/>
-        </w:rPr>
-        <w:t xml:space="preserve">guest.arrived</w:t>
-      </w:r>
-      <w:r>
-        <w:t xml:space="preserve"> </w:t>
-      </w:r>
-      <w:r>
-        <w:t xml:space="preserve">event → Delta Dawn drafts</w:t>
-      </w:r>
-      <w:r>
-        <w:t xml:space="preserve"> </w:t>
-      </w:r>
-      <w:r>
-        <w:t xml:space="preserve">“Guest of the Week”</w:t>
-      </w:r>
-      <w:r>
-        <w:t xml:space="preserve"> </w:t>
-      </w:r>
-      <w:r>
-        <w:t xml:space="preserve">template using Chase’s photo library → Tracy edits + publishes.</w:t>
-      </w:r>
-    </w:p>
-    <w:p>
-      <w:pPr>
-        <w:pStyle w:val="Compact"/>
-        <w:numPr>
-          <w:ilvl w:val="0"/>
-          <w:numId w:val="1013"/>
-        </w:numPr>
-      </w:pPr>
-      <w:r>
-        <w:rPr>
-          <w:b/>
-          <w:bCs/>
-        </w:rPr>
-        <w:t xml:space="preserve">Show event → cross-brand cascade.</w:t>
-      </w:r>
-      <w:r>
-        <w:t xml:space="preserve"> </w:t>
-      </w:r>
-      <w:r>
-        <w:t xml:space="preserve">Amy schedules Blues Room show in Sanity → auto-publishes to touringPage + magazine events listing + radio playlist draft + social channels.</w:t>
-      </w:r>
-    </w:p>
-    <w:p>
-      <w:pPr>
-        <w:pStyle w:val="Compact"/>
-        <w:numPr>
-          <w:ilvl w:val="0"/>
-          <w:numId w:val="1013"/>
-        </w:numPr>
-      </w:pPr>
-      <w:r>
-        <w:rPr>
-          <w:b/>
-          <w:bCs/>
-        </w:rPr>
-        <w:t xml:space="preserve">Photo upload → auto-tag + distribute.</w:t>
-      </w:r>
-      <w:r>
-        <w:t xml:space="preserve"> </w:t>
-      </w:r>
-      <w:r>
-        <w:t xml:space="preserve">Chase uploads to GCS → auto-tag (location, brand, date) → push to Sanity asset library with suggested hero placements per brand.</w:t>
-      </w:r>
-    </w:p>
-    <w:bookmarkEnd w:id="33"/>
-    <w:bookmarkStart w:id="34" w:name="X7bcf9f05d84842be6bed275c0f7915b8c9c5111"/>
-    <w:p>
-      <w:pPr>
-        <w:pStyle w:val="Heading3"/>
-      </w:pPr>
-      <w:r>
-        <w:t xml:space="preserve">C. One-Click Sanity Publish via visual diff (Patch, Week 4)</w:t>
-      </w:r>
-    </w:p>
-    <w:p>
-      <w:pPr>
-        <w:pStyle w:val="FirstParagraph"/>
-      </w:pPr>
-      <w:r>
-        <w:t xml:space="preserve">Sanity webhook auto-publishes Tracy’s drafts to staging → Playwright screenshot diff vs prod → if no diff, auto-publish to prod → Slack-notify Tracy. Chase only pinged if diff fails.</w:t>
-      </w:r>
-    </w:p>
-    <w:p>
-      <w:pPr>
-        <w:pStyle w:val="BodyText"/>
-      </w:pPr>
-      <w:r>
-        <w:rPr>
-          <w:b/>
-          <w:bCs/>
-        </w:rPr>
-        <w:t xml:space="preserve">Returns:</w:t>
-      </w:r>
-      <w:r>
-        <w:t xml:space="preserve"> </w:t>
-      </w:r>
-      <w:r>
-        <w:t xml:space="preserve">5–10 hrs/week of Chase’s review time + removes psychological gatekeeper load. This is the highest-leverage Chase-time-buyback automation in the plan.</w:t>
-      </w:r>
-    </w:p>
-    <w:p>
-      <w:r>
-        <w:pict>
-          <v:rect style="width:0;height:1.5pt" o:hralign="center" o:hrstd="t" o:hr="t"/>
-        </w:pict>
-      </w:r>
-    </w:p>
-    <w:bookmarkEnd w:id="34"/>
-    <w:bookmarkEnd w:id="35"/>
-    <w:bookmarkStart w:id="39" w:name="the-contact-priority-list-18-names"/>
-    <w:p>
-      <w:pPr>
-        <w:pStyle w:val="Heading2"/>
-      </w:pPr>
-      <w:r>
-        <w:t xml:space="preserve">12 — The Contact Priority List (18 names)</w:t>
-      </w:r>
-    </w:p>
-    <w:p>
-      <w:pPr>
-        <w:pStyle w:val="FirstParagraph"/>
-      </w:pPr>
-      <w:r>
-        <w:t xml:space="preserve">Verify each contact via the linked source before calling/emailing — AI-generated contact data hallucinates.</w:t>
-      </w:r>
-    </w:p>
-    <w:bookmarkStart w:id="36" w:name="tier-1-call-this-week"/>
-    <w:p>
-      <w:pPr>
-        <w:pStyle w:val="Heading3"/>
-      </w:pPr>
-      <w:r>
-        <w:t xml:space="preserve">Tier 1 — Call this week</w:t>
-      </w:r>
-    </w:p>
-    <w:p>
-      <w:pPr>
-        <w:pStyle w:val="Compact"/>
-        <w:numPr>
-          <w:ilvl w:val="0"/>
-          <w:numId w:val="1014"/>
-        </w:numPr>
-      </w:pPr>
-      <w:r>
-        <w:rPr>
-          <w:b/>
-          <w:bCs/>
-        </w:rPr>
-        <w:t xml:space="preserve">Lynsey Gilbert</w:t>
-      </w:r>
-      <w:r>
-        <w:t xml:space="preserve"> </w:t>
-      </w:r>
-      <w:r>
-        <w:t xml:space="preserve">— Interim Director, Visit Natchez —</w:t>
-      </w:r>
-      <w:r>
-        <w:t xml:space="preserve"> </w:t>
-      </w:r>
-      <w:r>
-        <w:rPr>
-          <w:rStyle w:val="VerbatimChar"/>
-        </w:rPr>
-        <w:t xml:space="preserve">lynsey@visitnatchez.org</w:t>
-      </w:r>
-      <w:r>
-        <w:t xml:space="preserve">, 601-492-3000</w:t>
-      </w:r>
-    </w:p>
-    <w:p>
-      <w:pPr>
-        <w:pStyle w:val="Compact"/>
-        <w:numPr>
-          <w:ilvl w:val="0"/>
-          <w:numId w:val="1014"/>
-        </w:numPr>
-      </w:pPr>
-      <w:r>
-        <w:rPr>
-          <w:b/>
-          <w:bCs/>
-        </w:rPr>
-        <w:t xml:space="preserve">Vicki Wolpert</w:t>
-      </w:r>
-      <w:r>
-        <w:t xml:space="preserve"> </w:t>
-      </w:r>
-      <w:r>
-        <w:t xml:space="preserve">— Woodstock broker (Keller Williams Hudson Valley North) — first paid B2B Directory pilot target</w:t>
-      </w:r>
-    </w:p>
-    <w:p>
-      <w:pPr>
-        <w:pStyle w:val="Compact"/>
-        <w:numPr>
-          <w:ilvl w:val="0"/>
-          <w:numId w:val="1014"/>
-        </w:numPr>
-      </w:pPr>
-      <w:r>
-        <w:rPr>
-          <w:b/>
-          <w:bCs/>
-        </w:rPr>
-        <w:t xml:space="preserve">Kammie Carpenter</w:t>
-      </w:r>
-      <w:r>
-        <w:t xml:space="preserve"> </w:t>
-      </w:r>
-      <w:r>
-        <w:t xml:space="preserve">— CSO, Visit Mississippi — 601-359-3599 — state-level B2B sales</w:t>
-      </w:r>
-    </w:p>
-    <w:p>
-      <w:pPr>
-        <w:pStyle w:val="Compact"/>
-        <w:numPr>
-          <w:ilvl w:val="0"/>
-          <w:numId w:val="1014"/>
-        </w:numPr>
-      </w:pPr>
-      <w:r>
-        <w:rPr>
-          <w:b/>
-          <w:bCs/>
-        </w:rPr>
-        <w:t xml:space="preserve">Paul Green Realty</w:t>
-      </w:r>
-      <w:r>
-        <w:t xml:space="preserve"> </w:t>
-      </w:r>
-      <w:r>
-        <w:t xml:space="preserve">— Natchez 5-agent pilot target</w:t>
-      </w:r>
-    </w:p>
-    <w:bookmarkEnd w:id="36"/>
-    <w:bookmarkStart w:id="37" w:name="tier-2-call-within-30-days"/>
-    <w:p>
-      <w:pPr>
-        <w:pStyle w:val="Heading3"/>
-      </w:pPr>
-      <w:r>
-        <w:t xml:space="preserve">Tier 2 — Call within 30 days</w:t>
       </w:r>
     </w:p>
     <w:p>
@@ -5886,13 +6624,13 @@
           <w:b/>
           <w:bCs/>
         </w:rPr>
-        <w:t xml:space="preserve">Sarah Lindsey Laukhuff</w:t>
-      </w:r>
-      <w:r>
-        <w:t xml:space="preserve"> </w:t>
-      </w:r>
-      <w:r>
-        <w:t xml:space="preserve">— TMAC Lodging Chair — connects to other lodging operators for package deals</w:t>
+        <w:t xml:space="preserve">07:30–08:30</w:t>
+      </w:r>
+      <w:r>
+        <w:t xml:space="preserve"> </w:t>
+      </w:r>
+      <w:r>
+        <w:t xml:space="preserve">— Cos digest + one Slack message naming today’s constraint</w:t>
       </w:r>
     </w:p>
     <w:p>
@@ -5908,13 +6646,67 @@
           <w:b/>
           <w:bCs/>
         </w:rPr>
-        <w:t xml:space="preserve">Carter Burns</w:t>
-      </w:r>
-      <w:r>
-        <w:t xml:space="preserve"> </w:t>
-      </w:r>
-      <w:r>
-        <w:t xml:space="preserve">— Historic Natchez Foundation — preservation + tourism narrative; validates Inn’s authenticity</w:t>
+        <w:t xml:space="preserve">08:30–12:00</w:t>
+      </w:r>
+      <w:r>
+        <w:t xml:space="preserve"> </w:t>
+      </w:r>
+      <w:r>
+        <w:t xml:space="preserve">—</w:t>
+      </w:r>
+      <w:r>
+        <w:t xml:space="preserve"> </w:t>
+      </w:r>
+      <w:r>
+        <w:rPr>
+          <w:b/>
+          <w:bCs/>
+        </w:rPr>
+        <w:t xml:space="preserve">No-Meeting Zone, content shifts by day:</w:t>
+      </w:r>
+    </w:p>
+    <w:p>
+      <w:pPr>
+        <w:pStyle w:val="Compact"/>
+        <w:numPr>
+          <w:ilvl w:val="1"/>
+          <w:numId w:val="1016"/>
+        </w:numPr>
+      </w:pPr>
+      <w:r>
+        <w:rPr>
+          <w:b/>
+          <w:bCs/>
+        </w:rPr>
+        <w:t xml:space="preserve">Mon / Wed / Fri:</w:t>
+      </w:r>
+      <w:r>
+        <w:t xml:space="preserve"> </w:t>
+      </w:r>
+      <w:r>
+        <w:t xml:space="preserve">Shooting block (in studio, on location, or in post)</w:t>
+      </w:r>
+    </w:p>
+    <w:p>
+      <w:pPr>
+        <w:pStyle w:val="Compact"/>
+        <w:numPr>
+          <w:ilvl w:val="1"/>
+          <w:numId w:val="1016"/>
+        </w:numPr>
+      </w:pPr>
+      <w:r>
+        <w:rPr>
+          <w:b/>
+          <w:bCs/>
+        </w:rPr>
+        <w:t xml:space="preserve">Tue / Thu:</w:t>
+      </w:r>
+      <w:r>
+        <w:t xml:space="preserve"> </w:t>
+      </w:r>
+      <w:r>
+        <w:t xml:space="preserve">B2B sales work + strategic-partner outreach + architecture review</w:t>
       </w:r>
     </w:p>
     <w:p>
@@ -5930,13 +6722,13 @@
           <w:b/>
           <w:bCs/>
         </w:rPr>
-        <w:t xml:space="preserve">Kolby Godfrey</w:t>
-      </w:r>
-      <w:r>
-        <w:t xml:space="preserve"> </w:t>
-      </w:r>
-      <w:r>
-        <w:t xml:space="preserve">— Natchez Chamber of Commerce — chamber connection for B2B Directory pilot + local business onboarding</w:t>
+        <w:t xml:space="preserve">12:00–13:00</w:t>
+      </w:r>
+      <w:r>
+        <w:t xml:space="preserve"> </w:t>
+      </w:r>
+      <w:r>
+        <w:t xml:space="preserve">— Walk + lunch, no screens</w:t>
       </w:r>
     </w:p>
     <w:p>
@@ -5952,13 +6744,13 @@
           <w:b/>
           <w:bCs/>
         </w:rPr>
-        <w:t xml:space="preserve">Ben Tucker</w:t>
-      </w:r>
-      <w:r>
-        <w:t xml:space="preserve"> </w:t>
-      </w:r>
-      <w:r>
-        <w:t xml:space="preserve">— Natchez Business &amp; Civic League — African American business network + civil rights trail credibility</w:t>
+        <w:t xml:space="preserve">13:00–17:00</w:t>
+      </w:r>
+      <w:r>
+        <w:t xml:space="preserve"> </w:t>
+      </w:r>
+      <w:r>
+        <w:t xml:space="preserve">— Mixed (shoot continuation, NY meetings, Bearsville calls, photography post)</w:t>
       </w:r>
     </w:p>
     <w:p>
@@ -5974,245 +6766,47 @@
           <w:b/>
           <w:bCs/>
         </w:rPr>
-        <w:t xml:space="preserve">Charles Merritt</w:t>
-      </w:r>
-      <w:r>
-        <w:t xml:space="preserve"> </w:t>
-      </w:r>
-      <w:r>
-        <w:t xml:space="preserve">— NAPAC (Natchez Association for Preservation of Afro-American Culture) — same theme, separate org</w:t>
-      </w:r>
-    </w:p>
-    <w:p>
-      <w:pPr>
-        <w:pStyle w:val="Compact"/>
-        <w:numPr>
-          <w:ilvl w:val="0"/>
-          <w:numId w:val="1015"/>
-        </w:numPr>
-      </w:pPr>
-      <w:r>
-        <w:rPr>
-          <w:b/>
-          <w:bCs/>
-        </w:rPr>
-        <w:t xml:space="preserve">Shelley Ritter</w:t>
-      </w:r>
-      <w:r>
-        <w:t xml:space="preserve"> </w:t>
-      </w:r>
-      <w:r>
-        <w:t xml:space="preserve">— Delta Blues Museum (Clarksdale) —</w:t>
-      </w:r>
-      <w:r>
-        <w:t xml:space="preserve"> </w:t>
-      </w:r>
-      <w:r>
-        <w:rPr>
-          <w:rStyle w:val="VerbatimChar"/>
-        </w:rPr>
-        <w:t xml:space="preserve">info@deltabluesmuseum.org</w:t>
-      </w:r>
-      <w:r>
-        <w:t xml:space="preserve">, 662-627-6820 — corridor credibility for routing touring acts through Natchez</w:t>
-      </w:r>
-    </w:p>
-    <w:p>
-      <w:pPr>
-        <w:pStyle w:val="Compact"/>
-        <w:numPr>
-          <w:ilvl w:val="0"/>
-          <w:numId w:val="1015"/>
-        </w:numPr>
-      </w:pPr>
-      <w:r>
-        <w:rPr>
-          <w:b/>
-          <w:bCs/>
-        </w:rPr>
-        <w:t xml:space="preserve">Craig Ray</w:t>
-      </w:r>
-      <w:r>
-        <w:t xml:space="preserve"> </w:t>
-      </w:r>
-      <w:r>
-        <w:t xml:space="preserve">— Mississippi Blues Trail Commission — official trail designation = signage + map inclusion + press</w:t>
-      </w:r>
-    </w:p>
-    <w:p>
-      <w:pPr>
-        <w:pStyle w:val="Compact"/>
-        <w:numPr>
-          <w:ilvl w:val="0"/>
-          <w:numId w:val="1015"/>
-        </w:numPr>
-      </w:pPr>
-      <w:r>
-        <w:rPr>
-          <w:b/>
-          <w:bCs/>
-        </w:rPr>
-        <w:t xml:space="preserve">Rochelle Hicks</w:t>
-      </w:r>
-      <w:r>
-        <w:t xml:space="preserve"> </w:t>
-      </w:r>
-      <w:r>
-        <w:t xml:space="preserve">— MDA Director of Tourism — 601-359-3449 — state grants + co-op marketing +</w:t>
-      </w:r>
-      <w:r>
-        <w:t xml:space="preserve"> </w:t>
-      </w:r>
-      <w:r>
-        <w:t xml:space="preserve">“Visit Mississippi”</w:t>
-      </w:r>
-      <w:r>
-        <w:t xml:space="preserve"> </w:t>
-      </w:r>
-      <w:r>
-        <w:t xml:space="preserve">partnerships</w:t>
-      </w:r>
-    </w:p>
-    <w:p>
-      <w:pPr>
-        <w:pStyle w:val="Compact"/>
-        <w:numPr>
-          <w:ilvl w:val="0"/>
-          <w:numId w:val="1015"/>
-        </w:numPr>
-      </w:pPr>
-      <w:r>
-        <w:rPr>
-          <w:b/>
-          <w:bCs/>
-        </w:rPr>
-        <w:t xml:space="preserve">Downtown Natchez Alliance</w:t>
-      </w:r>
-      <w:r>
-        <w:t xml:space="preserve"> </w:t>
-      </w:r>
-      <w:r>
-        <w:t xml:space="preserve">— leadership transition window right now = opportunity for practical operators with execution capacity</w:t>
-      </w:r>
-    </w:p>
-    <w:bookmarkEnd w:id="37"/>
-    <w:bookmarkStart w:id="38" w:name="tier-3-call-within-60-days"/>
+        <w:t xml:space="preserve">18:00–18:15</w:t>
+      </w:r>
+      <w:r>
+        <w:t xml:space="preserve"> </w:t>
+      </w:r>
+      <w:r>
+        <w:t xml:space="preserve">— Voice memo to Delta Dawn</w:t>
+      </w:r>
+    </w:p>
+    <w:bookmarkEnd w:id="30"/>
+    <w:bookmarkStart w:id="31" w:name="implication-for-tracys-calendar"/>
     <w:p>
       <w:pPr>
         <w:pStyle w:val="Heading3"/>
       </w:pPr>
       <w:r>
-        <w:t xml:space="preserve">Tier 3 — Call within 60 days</w:t>
-      </w:r>
-    </w:p>
-    <w:p>
-      <w:pPr>
-        <w:pStyle w:val="Compact"/>
-        <w:numPr>
-          <w:ilvl w:val="0"/>
-          <w:numId w:val="1016"/>
-        </w:numPr>
-      </w:pPr>
-      <w:r>
-        <w:rPr>
-          <w:b/>
-          <w:bCs/>
-        </w:rPr>
-        <w:t xml:space="preserve">Mississippi Delta National Heritage Area</w:t>
-      </w:r>
-      <w:r>
-        <w:t xml:space="preserve"> </w:t>
-      </w:r>
-      <w:r>
-        <w:t xml:space="preserve">— grants program ($147k awarded 2023-24); Magazine + Blues Room may qualify</w:t>
-      </w:r>
-    </w:p>
-    <w:p>
-      <w:pPr>
-        <w:pStyle w:val="Compact"/>
-        <w:numPr>
-          <w:ilvl w:val="0"/>
-          <w:numId w:val="1016"/>
-        </w:numPr>
-      </w:pPr>
-      <w:r>
-        <w:rPr>
-          <w:b/>
-          <w:bCs/>
-        </w:rPr>
-        <w:t xml:space="preserve">Mississippi Arts Commission</w:t>
-      </w:r>
-      <w:r>
-        <w:t xml:space="preserve"> </w:t>
-      </w:r>
-      <w:r>
-        <w:t xml:space="preserve">— statewide arts grantmaker; programming + public-art tie-ins + organizational mini-grants</w:t>
-      </w:r>
-    </w:p>
-    <w:p>
-      <w:pPr>
-        <w:pStyle w:val="Compact"/>
-        <w:numPr>
-          <w:ilvl w:val="0"/>
-          <w:numId w:val="1016"/>
-        </w:numPr>
-      </w:pPr>
-      <w:r>
-        <w:rPr>
-          <w:b/>
-          <w:bCs/>
-        </w:rPr>
-        <w:t xml:space="preserve">Mississippi Main Street Association</w:t>
-      </w:r>
-      <w:r>
-        <w:t xml:space="preserve"> </w:t>
-      </w:r>
-      <w:r>
-        <w:t xml:space="preserve">— directly aligned with downtown revitalization</w:t>
-      </w:r>
-    </w:p>
-    <w:p>
-      <w:pPr>
-        <w:pStyle w:val="Compact"/>
-        <w:numPr>
-          <w:ilvl w:val="0"/>
-          <w:numId w:val="1016"/>
-        </w:numPr>
-      </w:pPr>
-      <w:r>
-        <w:rPr>
-          <w:b/>
-          <w:bCs/>
-        </w:rPr>
-        <w:t xml:space="preserve">Natchez Inc.</w:t>
-      </w:r>
-      <w:r>
-        <w:t xml:space="preserve"> </w:t>
-      </w:r>
-      <w:r>
-        <w:t xml:space="preserve">— economic-development support; civic framing</w:t>
-      </w:r>
-    </w:p>
-    <w:p>
-      <w:pPr>
-        <w:pStyle w:val="Compact"/>
-        <w:numPr>
-          <w:ilvl w:val="0"/>
-          <w:numId w:val="1016"/>
-        </w:numPr>
-      </w:pPr>
-      <w:r>
-        <w:rPr>
-          <w:b/>
-          <w:bCs/>
-        </w:rPr>
-        <w:t xml:space="preserve">Natchez Literary &amp; Cinema Celebration organizers</w:t>
-      </w:r>
-      <w:r>
-        <w:t xml:space="preserve"> </w:t>
-      </w:r>
-      <w:r>
-        <w:t xml:space="preserve">— annual cultural draw with 2026 footprint; adjacent audience for Magazine</w:t>
+        <w:t xml:space="preserve">Implication for Tracy’s calendar</w:t>
+      </w:r>
+    </w:p>
+    <w:p>
+      <w:pPr>
+        <w:pStyle w:val="FirstParagraph"/>
+      </w:pPr>
+      <w:r>
+        <w:t xml:space="preserve">Tracy’s BizDev pitch / discovery / demo calls cluster on</w:t>
+      </w:r>
+      <w:r>
+        <w:t xml:space="preserve"> </w:t>
+      </w:r>
+      <w:r>
+        <w:rPr>
+          <w:b/>
+          <w:bCs/>
+        </w:rPr>
+        <w:t xml:space="preserve">Tuesdays and Thursdays</w:t>
+      </w:r>
+      <w:r>
+        <w:t xml:space="preserve"> </w:t>
+      </w:r>
+      <w:r>
+        <w:t xml:space="preserve">so Chase is available for the technical-validation moment. Mon / Wed / Fri = Tracy editorial deep work + biz dev async (email, CRM, follow-ups) = Chase shoot days. Predictable rhythm both partners can plan around.</w:t>
       </w:r>
     </w:p>
     <w:p>
@@ -6222,24 +6816,32 @@
         </w:pict>
       </w:r>
     </w:p>
-    <w:bookmarkEnd w:id="38"/>
-    <w:bookmarkEnd w:id="39"/>
-    <w:bookmarkStart w:id="43" w:name="playbooks-adopted"/>
+    <w:bookmarkEnd w:id="31"/>
+    <w:bookmarkEnd w:id="32"/>
+    <w:bookmarkStart w:id="36" w:name="X80e1e8a8afd2f4d7af9f88fffb741296c447c69"/>
     <w:p>
       <w:pPr>
         <w:pStyle w:val="Heading2"/>
       </w:pPr>
       <w:r>
-        <w:t xml:space="preserve">13 — Playbooks Adopted</w:t>
-      </w:r>
-    </w:p>
-    <w:bookmarkStart w:id="40" w:name="Xd0438fbebfc6104a714fe53d10b6715866a46e2"/>
+        <w:t xml:space="preserve">11 — Load-Bearing Tech Work (the only Y1 platform exceptions)</w:t>
+      </w:r>
+    </w:p>
+    <w:p>
+      <w:pPr>
+        <w:pStyle w:val="FirstParagraph"/>
+      </w:pPr>
+      <w:r>
+        <w:t xml:space="preserve">Everything else technical is Y2. These three SHIP in Q2:</w:t>
+      </w:r>
+    </w:p>
+    <w:bookmarkStart w:id="33" w:name="X54d2b9d58695df36d6562f60fcf2a1dd2671611"/>
     <w:p>
       <w:pPr>
         <w:pStyle w:val="Heading3"/>
       </w:pPr>
       <w:r>
-        <w:t xml:space="preserve">For the Blues Room — Brenham TX / Home Sweet Farm playbook</w:t>
+        <w:t xml:space="preserve">A. Provenance Model schema add (Cos, Week 4 — half day)</w:t>
       </w:r>
     </w:p>
     <w:p>
@@ -6247,101 +6849,47 @@
         <w:pStyle w:val="FirstParagraph"/>
       </w:pPr>
       <w:r>
-        <w:rPr>
-          <w:b/>
-          <w:bCs/>
-        </w:rPr>
-        <w:t xml:space="preserve">Don’t renovate. Improvise.</w:t>
-      </w:r>
-      <w:r>
-        <w:t xml:space="preserve"> </w:t>
-      </w:r>
-      <w:r>
-        <w:t xml:space="preserve">$3k PA + lighting + a consistent Friday-night calendar. The room is already there. Save renovation budget for Tracy’s editorial time + Amy’s touring guarantee. The</w:t>
-      </w:r>
-      <w:r>
-        <w:t xml:space="preserve"> </w:t>
-      </w:r>
-      <w:r>
-        <w:t xml:space="preserve">“improvised venue”</w:t>
-      </w:r>
-      <w:r>
-        <w:t xml:space="preserve"> </w:t>
-      </w:r>
-      <w:r>
-        <w:t xml:space="preserve">energy is more authentic than a polished room.</w:t>
-      </w:r>
-    </w:p>
-    <w:bookmarkEnd w:id="40"/>
-    <w:bookmarkStart w:id="41" w:name="Xb385ce94b01c5ed92434b8821947d17dd640360"/>
+        <w:t xml:space="preserve">Add</w:t>
+      </w:r>
+      <w:r>
+        <w:t xml:space="preserve"> </w:t>
+      </w:r>
+      <w:r>
+        <w:rPr>
+          <w:rStyle w:val="VerbatimChar"/>
+        </w:rPr>
+        <w:t xml:space="preserve">contributedByTenantId</w:t>
+      </w:r>
+      <w:r>
+        <w:t xml:space="preserve"> </w:t>
+      </w:r>
+      <w:r>
+        <w:t xml:space="preserve">+</w:t>
+      </w:r>
+      <w:r>
+        <w:t xml:space="preserve"> </w:t>
+      </w:r>
+      <w:r>
+        <w:rPr>
+          <w:rStyle w:val="VerbatimChar"/>
+        </w:rPr>
+        <w:t xml:space="preserve">visibilityRange</w:t>
+      </w:r>
+      <w:r>
+        <w:t xml:space="preserve"> </w:t>
+      </w:r>
+      <w:r>
+        <w:t xml:space="preserve">(Private | Shared | Global) to the entity schema. Prevents data leak the first time two B2B Directory clients share infrastructure (Vicki + Paul Green or future). Load-bearing for the very first paid B2B engagement.</w:t>
+      </w:r>
+    </w:p>
+    <w:bookmarkEnd w:id="33"/>
+    <w:bookmarkStart w:id="34" w:name="Xb1833557b7ed7c8529f11dcaf521d1f40ef8130"/>
     <w:p>
       <w:pPr>
         <w:pStyle w:val="Heading3"/>
       </w:pPr>
       <w:r>
-        <w:t xml:space="preserve">For the B2B Directory engagements — Tønder (Denmark) playbook</w:t>
-      </w:r>
-    </w:p>
-    <w:p>
-      <w:pPr>
-        <w:pStyle w:val="FirstParagraph"/>
-      </w:pPr>
-      <w:r>
-        <w:t xml:space="preserve">“Music ecosystem map for chambers.”</w:t>
-      </w:r>
-      <w:r>
-        <w:t xml:space="preserve"> </w:t>
-      </w:r>
-      <w:r>
-        <w:t xml:space="preserve">Civic partner gets a directory of venues + artists + trails. Drives bookings. Vicki Wolpert is the first deployment; Visit Natchez is the natural civic partner second deployment.</w:t>
-      </w:r>
-    </w:p>
-    <w:bookmarkEnd w:id="41"/>
-    <w:bookmarkStart w:id="42" w:name="X7063860451c7b19401987335d5158726cc5a2f1"/>
-    <w:p>
-      <w:pPr>
-        <w:pStyle w:val="Heading3"/>
-      </w:pPr>
-      <w:r>
-        <w:t xml:space="preserve">For partner-network compounding — Brenham TX again</w:t>
-      </w:r>
-    </w:p>
-    <w:p>
-      <w:pPr>
-        <w:pStyle w:val="FirstParagraph"/>
-      </w:pPr>
-      <w:r>
-        <w:t xml:space="preserve">Their downtown lift came from one anchor business catalyzing followers (brewery, taqueria, BBQ). The Inn + Blues Room is our</w:t>
-      </w:r>
-      <w:r>
-        <w:t xml:space="preserve"> </w:t>
-      </w:r>
-      <w:r>
-        <w:t xml:space="preserve">“loading dock stage.”</w:t>
-      </w:r>
-      <w:r>
-        <w:t xml:space="preserve"> </w:t>
-      </w:r>
-      <w:r>
-        <w:t xml:space="preserve">Magazine + Photography + Studio C are the followers we already own. Don’t catalyze without capturing — keep the equity inside the partnership.</w:t>
-      </w:r>
-    </w:p>
-    <w:p>
-      <w:r>
-        <w:pict>
-          <v:rect style="width:0;height:1.5pt" o:hralign="center" o:hrstd="t" o:hr="t"/>
-        </w:pict>
-      </w:r>
-    </w:p>
-    <w:bookmarkEnd w:id="42"/>
-    <w:bookmarkEnd w:id="43"/>
-    <w:bookmarkStart w:id="44" w:name="Xc92e00dc93e362466f43de758ffb4eddc92d262"/>
-    <w:p>
-      <w:pPr>
-        <w:pStyle w:val="Heading2"/>
-      </w:pPr>
-      <w:r>
-        <w:t xml:space="preserve">14 — The 13 Things We Explicitly DO NOT Build in Y1</w:t>
+        <w:t xml:space="preserve">B. Event Bus three-cascade activation (Cos, Weeks 2, 3, 5 — ~3 days total)</w:t>
       </w:r>
     </w:p>
     <w:p>
@@ -6353,7 +6901,44 @@
         </w:numPr>
       </w:pPr>
       <w:r>
-        <w:t xml:space="preserve">Standalone DSD product (dead — already retired)</w:t>
+        <w:rPr>
+          <w:b/>
+          <w:bCs/>
+        </w:rPr>
+        <w:t xml:space="preserve">Inn booking → Magazine auto-draft.</w:t>
+      </w:r>
+      <w:r>
+        <w:t xml:space="preserve"> </w:t>
+      </w:r>
+      <w:r>
+        <w:t xml:space="preserve">Cloudbeds confirm →</w:t>
+      </w:r>
+      <w:r>
+        <w:t xml:space="preserve"> </w:t>
+      </w:r>
+      <w:r>
+        <w:rPr>
+          <w:rStyle w:val="VerbatimChar"/>
+        </w:rPr>
+        <w:t xml:space="preserve">guest.arrived</w:t>
+      </w:r>
+      <w:r>
+        <w:t xml:space="preserve"> </w:t>
+      </w:r>
+      <w:r>
+        <w:t xml:space="preserve">event → Delta Dawn drafts</w:t>
+      </w:r>
+      <w:r>
+        <w:t xml:space="preserve"> </w:t>
+      </w:r>
+      <w:r>
+        <w:t xml:space="preserve">“Guest of the Week”</w:t>
+      </w:r>
+      <w:r>
+        <w:t xml:space="preserve"> </w:t>
+      </w:r>
+      <w:r>
+        <w:t xml:space="preserve">template using Chase’s photo library → Tracy edits + publishes.</w:t>
       </w:r>
     </w:p>
     <w:p>
@@ -6365,7 +6950,17 @@
         </w:numPr>
       </w:pPr>
       <w:r>
-        <w:t xml:space="preserve">Tenant CLI</w:t>
+        <w:rPr>
+          <w:b/>
+          <w:bCs/>
+        </w:rPr>
+        <w:t xml:space="preserve">Show event → cross-brand cascade.</w:t>
+      </w:r>
+      <w:r>
+        <w:t xml:space="preserve"> </w:t>
+      </w:r>
+      <w:r>
+        <w:t xml:space="preserve">Amy schedules Blues Room show in Sanity → auto-publishes to touringPage + magazine events listing + radio playlist draft + social channels.</w:t>
       </w:r>
     </w:p>
     <w:p>
@@ -6377,127 +6972,27 @@
         </w:numPr>
       </w:pPr>
       <w:r>
-        <w:t xml:space="preserve">Per-tenant GCS buckets</w:t>
-      </w:r>
-    </w:p>
-    <w:p>
-      <w:pPr>
-        <w:pStyle w:val="Compact"/>
-        <w:numPr>
-          <w:ilvl w:val="0"/>
-          <w:numId w:val="1017"/>
-        </w:numPr>
-      </w:pPr>
-      <w:r>
-        <w:t xml:space="preserve">PgBoss activation</w:t>
-      </w:r>
-    </w:p>
-    <w:p>
-      <w:pPr>
-        <w:pStyle w:val="Compact"/>
-        <w:numPr>
-          <w:ilvl w:val="0"/>
-          <w:numId w:val="1017"/>
-        </w:numPr>
-      </w:pPr>
-      <w:r>
-        <w:t xml:space="preserve">AI Inn concierge</w:t>
-      </w:r>
-    </w:p>
-    <w:p>
-      <w:pPr>
-        <w:pStyle w:val="Compact"/>
-        <w:numPr>
-          <w:ilvl w:val="0"/>
-          <w:numId w:val="1017"/>
-        </w:numPr>
-      </w:pPr>
-      <w:r>
-        <w:t xml:space="preserve">Records-of-the-Month subscription</w:t>
-      </w:r>
-    </w:p>
-    <w:p>
-      <w:pPr>
-        <w:pStyle w:val="Compact"/>
-        <w:numPr>
-          <w:ilvl w:val="0"/>
-          <w:numId w:val="1017"/>
-        </w:numPr>
-      </w:pPr>
-      <w:r>
-        <w:t xml:space="preserve">Interactive corridor map</w:t>
-      </w:r>
-    </w:p>
-    <w:p>
-      <w:pPr>
-        <w:pStyle w:val="Compact"/>
-        <w:numPr>
-          <w:ilvl w:val="0"/>
-          <w:numId w:val="1017"/>
-        </w:numPr>
-      </w:pPr>
-      <w:r>
-        <w:t xml:space="preserve">Stripe Connect performer payouts</w:t>
-      </w:r>
-    </w:p>
-    <w:p>
-      <w:pPr>
-        <w:pStyle w:val="Compact"/>
-        <w:numPr>
-          <w:ilvl w:val="0"/>
-          <w:numId w:val="1017"/>
-        </w:numPr>
-      </w:pPr>
-      <w:r>
-        <w:t xml:space="preserve">Magic-link auth on /account/subscriptions</w:t>
-      </w:r>
-    </w:p>
-    <w:p>
-      <w:pPr>
-        <w:pStyle w:val="Compact"/>
-        <w:numPr>
-          <w:ilvl w:val="0"/>
-          <w:numId w:val="1017"/>
-        </w:numPr>
-      </w:pPr>
-      <w:r>
-        <w:t xml:space="preserve">Jest/automated test scaffolding</w:t>
-      </w:r>
-    </w:p>
-    <w:p>
-      <w:pPr>
-        <w:pStyle w:val="Compact"/>
-        <w:numPr>
-          <w:ilvl w:val="0"/>
-          <w:numId w:val="1017"/>
-        </w:numPr>
-      </w:pPr>
-      <w:r>
-        <w:t xml:space="preserve">Touring as a Y1 revenue target (Amy still plays — just not a revenue line)</w:t>
-      </w:r>
-    </w:p>
-    <w:p>
-      <w:pPr>
-        <w:pStyle w:val="Compact"/>
-        <w:numPr>
-          <w:ilvl w:val="0"/>
-          <w:numId w:val="1017"/>
-        </w:numPr>
-      </w:pPr>
-      <w:r>
-        <w:t xml:space="preserve">Magazine sponsorship as a Y1 revenue target (take inbound, do not chase)</w:t>
-      </w:r>
-    </w:p>
-    <w:p>
-      <w:pPr>
-        <w:pStyle w:val="Compact"/>
-        <w:numPr>
-          <w:ilvl w:val="0"/>
-          <w:numId w:val="1017"/>
-        </w:numPr>
-      </w:pPr>
-      <w:r>
-        <w:t xml:space="preserve">Bearsville activation push (let Vicki pilot validate the model first)</w:t>
+        <w:rPr>
+          <w:b/>
+          <w:bCs/>
+        </w:rPr>
+        <w:t xml:space="preserve">Photo upload → auto-tag + distribute.</w:t>
+      </w:r>
+      <w:r>
+        <w:t xml:space="preserve"> </w:t>
+      </w:r>
+      <w:r>
+        <w:t xml:space="preserve">Chase uploads to GCS → auto-tag (location, brand, date) → push to Sanity asset library with suggested hero placements per brand.</w:t>
+      </w:r>
+    </w:p>
+    <w:bookmarkEnd w:id="34"/>
+    <w:bookmarkStart w:id="35" w:name="X7bcf9f05d84842be6bed275c0f7915b8c9c5111"/>
+    <w:p>
+      <w:pPr>
+        <w:pStyle w:val="Heading3"/>
+      </w:pPr>
+      <w:r>
+        <w:t xml:space="preserve">C. One-Click Sanity Publish via visual diff (Patch, Week 4)</w:t>
       </w:r>
     </w:p>
     <w:p>
@@ -6505,19 +7000,25 @@
         <w:pStyle w:val="FirstParagraph"/>
       </w:pPr>
       <w:r>
-        <w:t xml:space="preserve">If a tempting initiative arises in this 90-day window, ask:</w:t>
-      </w:r>
-      <w:r>
-        <w:t xml:space="preserve"> </w:t>
-      </w:r>
-      <w:r>
-        <w:t xml:space="preserve">“Is it on this list?”</w:t>
-      </w:r>
-      <w:r>
-        <w:t xml:space="preserve"> </w:t>
-      </w:r>
-      <w:r>
-        <w:t xml:space="preserve">If yes, defer. If unsure, ask Cos.</w:t>
+        <w:t xml:space="preserve">Sanity webhook auto-publishes Tracy’s drafts to staging → Playwright screenshot diff vs prod → if no diff, auto-publish to prod → Slack-notify Tracy. Chase only pinged if diff fails.</w:t>
+      </w:r>
+    </w:p>
+    <w:p>
+      <w:pPr>
+        <w:pStyle w:val="BodyText"/>
+      </w:pPr>
+      <w:r>
+        <w:rPr>
+          <w:b/>
+          <w:bCs/>
+        </w:rPr>
+        <w:t xml:space="preserve">Returns:</w:t>
+      </w:r>
+      <w:r>
+        <w:t xml:space="preserve"> </w:t>
+      </w:r>
+      <w:r>
+        <w:t xml:space="preserve">5–10 hrs/week of Chase’s review time + removes psychological gatekeeper load. This is the highest-leverage Chase-time-buyback automation in the plan.</w:t>
       </w:r>
     </w:p>
     <w:p>
@@ -6527,14 +7028,32 @@
         </w:pict>
       </w:r>
     </w:p>
-    <w:bookmarkEnd w:id="44"/>
-    <w:bookmarkStart w:id="45" w:name="the-three-sacrifices-were-making"/>
+    <w:bookmarkEnd w:id="35"/>
+    <w:bookmarkEnd w:id="36"/>
+    <w:bookmarkStart w:id="40" w:name="the-contact-priority-list-18-names"/>
     <w:p>
       <w:pPr>
         <w:pStyle w:val="Heading2"/>
       </w:pPr>
       <w:r>
-        <w:t xml:space="preserve">15 — The Three Sacrifices We’re Making</w:t>
+        <w:t xml:space="preserve">12 — The Contact Priority List (18 names)</w:t>
+      </w:r>
+    </w:p>
+    <w:p>
+      <w:pPr>
+        <w:pStyle w:val="FirstParagraph"/>
+      </w:pPr>
+      <w:r>
+        <w:t xml:space="preserve">Verify each contact via the linked source before calling/emailing — AI-generated contact data hallucinates.</w:t>
+      </w:r>
+    </w:p>
+    <w:bookmarkStart w:id="37" w:name="tier-1-call-this-week"/>
+    <w:p>
+      <w:pPr>
+        <w:pStyle w:val="Heading3"/>
+      </w:pPr>
+      <w:r>
+        <w:t xml:space="preserve">Tier 1 — Call this week</w:t>
       </w:r>
     </w:p>
     <w:p>
@@ -6550,13 +7069,25 @@
           <w:b/>
           <w:bCs/>
         </w:rPr>
-        <w:t xml:space="preserve">No standalone Deep South Directory product launch.</w:t>
-      </w:r>
-      <w:r>
-        <w:t xml:space="preserve"> </w:t>
-      </w:r>
-      <w:r>
-        <w:t xml:space="preserve">Directory ships inside B2B engagements only. Leaves recurring SaaS revenue on the table; prevents becoming a software company.</w:t>
+        <w:t xml:space="preserve">Lynsey Gilbert</w:t>
+      </w:r>
+      <w:r>
+        <w:t xml:space="preserve"> </w:t>
+      </w:r>
+      <w:r>
+        <w:t xml:space="preserve">— Interim Director, Visit Natchez —</w:t>
+      </w:r>
+      <w:r>
+        <w:t xml:space="preserve"> </w:t>
+      </w:r>
+      <w:r>
+        <w:rPr>
+          <w:rStyle w:val="VerbatimChar"/>
+        </w:rPr>
+        <w:t xml:space="preserve">lynsey@visitnatchez.org</w:t>
+      </w:r>
+      <w:r>
+        <w:t xml:space="preserve">, 601-492-3000</w:t>
       </w:r>
     </w:p>
     <w:p>
@@ -6572,13 +7103,13 @@
           <w:b/>
           <w:bCs/>
         </w:rPr>
-        <w:t xml:space="preserve">No Records-of-the-Month subscription.</w:t>
-      </w:r>
-      <w:r>
-        <w:t xml:space="preserve"> </w:t>
-      </w:r>
-      <w:r>
-        <w:t xml:space="preserve">Amy’s music monetization waits until Y2. Investing in live shows + touring instead — betting that Arrie Aslin’s live draw compounds faster than vinyl margins in Y1.</w:t>
+        <w:t xml:space="preserve">Vicki Wolpert</w:t>
+      </w:r>
+      <w:r>
+        <w:t xml:space="preserve"> </w:t>
+      </w:r>
+      <w:r>
+        <w:t xml:space="preserve">— Woodstock broker (Keller Williams Hudson Valley North) — first paid B2B Directory pilot target</w:t>
       </w:r>
     </w:p>
     <w:p>
@@ -6594,138 +7125,45 @@
           <w:b/>
           <w:bCs/>
         </w:rPr>
-        <w:t xml:space="preserve">No automated testing or major technical refactors.</w:t>
-      </w:r>
-      <w:r>
-        <w:t xml:space="preserve"> </w:t>
-      </w:r>
-      <w:r>
-        <w:t xml:space="preserve">The Gemini audit issues are closed. Test scaffolding + Prisma cleanup deferred. Betting the platform stays stable enough that Y1 revenue doesn’t require Y2-level engineering hygiene.</w:t>
-      </w:r>
-    </w:p>
-    <w:p>
-      <w:r>
-        <w:pict>
-          <v:rect style="width:0;height:1.5pt" o:hralign="center" o:hrstd="t" o:hr="t"/>
-        </w:pict>
-      </w:r>
-    </w:p>
-    <w:bookmarkEnd w:id="45"/>
-    <w:bookmarkStart w:id="46" w:name="the-probability-commitment"/>
-    <w:p>
-      <w:pPr>
-        <w:pStyle w:val="Heading2"/>
-      </w:pPr>
-      <w:r>
-        <w:t xml:space="preserve">16 — The Probability Commitment</w:t>
-      </w:r>
-    </w:p>
-    <w:p>
-      <w:pPr>
-        <w:pStyle w:val="FirstParagraph"/>
-      </w:pPr>
-      <w:r>
-        <w:rPr>
-          <w:b/>
-          <w:bCs/>
-        </w:rPr>
-        <w:t xml:space="preserve">If we execute this 90-day plan as written, probability of hitting $250k Y1 = 65%.</w:t>
-      </w:r>
-    </w:p>
-    <w:p>
-      <w:pPr>
-        <w:pStyle w:val="BodyText"/>
-      </w:pPr>
-      <w:r>
-        <w:t xml:space="preserve">Why not higher: Natchez tourism is up but lodging spend was slightly down in 2024 even as visitation rose. Execution quality matters more than the macro tailwind. Vicki’s deal could slip. Wedding-package sales cycle could stretch beyond Y1 fiscal close.</w:t>
-      </w:r>
-    </w:p>
-    <w:p>
-      <w:pPr>
-        <w:pStyle w:val="BodyText"/>
-      </w:pPr>
-      <w:r>
-        <w:t xml:space="preserve">Why not lower: The Inn + corridor traffic + 13-point convergent strategic playbook + the existing partner network + the platform being already built = real scaffolding. The bet is on execution, not invention.</w:t>
-      </w:r>
-    </w:p>
-    <w:p>
-      <w:pPr>
-        <w:pStyle w:val="BodyText"/>
-      </w:pPr>
-      <w:r>
-        <w:rPr>
-          <w:b/>
-          <w:bCs/>
-        </w:rPr>
-        <w:t xml:space="preserve">Recovery path if the leading indicator misses:</w:t>
-      </w:r>
-      <w:r>
-        <w:t xml:space="preserve"> </w:t>
-      </w:r>
-      <w:r>
-        <w:t xml:space="preserve">- $60k by July 31 = on pace; continue.</w:t>
-      </w:r>
-      <w:r>
-        <w:t xml:space="preserve"> </w:t>
-      </w:r>
-      <w:r>
-        <w:t xml:space="preserve">- $40–60k by July 31 = yellow; sharpen the wedding-package pitch + accelerate Visit Natchez relationship; do NOT add new initiatives.</w:t>
-      </w:r>
-      <w:r>
-        <w:t xml:space="preserve"> </w:t>
-      </w:r>
-      <w:r>
-        <w:t xml:space="preserve">- &lt;$40k by July 31 = red; emergency Sunday Sit; consider repricing wedding package down OR shifting Chase fully into Inn-corporate-retreat outreach.</w:t>
-      </w:r>
-    </w:p>
-    <w:p>
-      <w:r>
-        <w:pict>
-          <v:rect style="width:0;height:1.5pt" o:hralign="center" o:hrstd="t" o:hr="t"/>
-        </w:pict>
-      </w:r>
-    </w:p>
-    <w:bookmarkEnd w:id="46"/>
-    <w:bookmarkStart w:id="47" w:name="Xf372cd38405414ee4573823a25a8d0dfe42365b"/>
-    <w:p>
-      <w:pPr>
-        <w:pStyle w:val="Heading2"/>
-      </w:pPr>
-      <w:r>
-        <w:t xml:space="preserve">17 — What Tomorrow’s Onboarding Says (the one paragraph)</w:t>
-      </w:r>
-    </w:p>
-    <w:p>
-      <w:pPr>
-        <w:pStyle w:val="BlockText"/>
-      </w:pPr>
-      <w:r>
-        <w:t xml:space="preserve">“External AI review converged on one play. The next 90 days we focus on selling the wedding/retreat package and closing 2 B2B Directory deals (Vicki + Paul Green). Tracy owns wedding sales + biz dev. Chase owns B2B technical sales. Amy keeps the Inn running and Arrie Aslin performing. We’re hiring a part-time Inn ops manager so neither of you stays trapped in same-week ops. Everything else — touring as a business, magazine ad sales, records, radio, second-region — happens because it’s who we are, not because we’re chasing its revenue this year. Probability of hitting $250k Y1 if we execute this: 65%. If we end July at $60k cumulative, we’re on track.”</w:t>
-      </w:r>
-    </w:p>
-    <w:p>
-      <w:pPr>
-        <w:pStyle w:val="FirstParagraph"/>
-      </w:pPr>
-      <w:r>
-        <w:t xml:space="preserve">That’s the framing. Then walk them through the operational tools.</w:t>
-      </w:r>
-    </w:p>
-    <w:p>
-      <w:r>
-        <w:pict>
-          <v:rect style="width:0;height:1.5pt" o:hralign="center" o:hrstd="t" o:hr="t"/>
-        </w:pict>
-      </w:r>
-    </w:p>
-    <w:bookmarkEnd w:id="47"/>
-    <w:bookmarkStart w:id="48" w:name="companion-documents"/>
-    <w:p>
-      <w:pPr>
-        <w:pStyle w:val="Heading2"/>
-      </w:pPr>
-      <w:r>
-        <w:t xml:space="preserve">18 — Companion Documents</w:t>
+        <w:t xml:space="preserve">Kammie Carpenter</w:t>
+      </w:r>
+      <w:r>
+        <w:t xml:space="preserve"> </w:t>
+      </w:r>
+      <w:r>
+        <w:t xml:space="preserve">— CSO, Visit Mississippi — 601-359-3599 — state-level B2B sales</w:t>
+      </w:r>
+    </w:p>
+    <w:p>
+      <w:pPr>
+        <w:pStyle w:val="Compact"/>
+        <w:numPr>
+          <w:ilvl w:val="0"/>
+          <w:numId w:val="1018"/>
+        </w:numPr>
+      </w:pPr>
+      <w:r>
+        <w:rPr>
+          <w:b/>
+          <w:bCs/>
+        </w:rPr>
+        <w:t xml:space="preserve">Paul Green Realty</w:t>
+      </w:r>
+      <w:r>
+        <w:t xml:space="preserve"> </w:t>
+      </w:r>
+      <w:r>
+        <w:t xml:space="preserve">— Natchez 5-agent pilot target</w:t>
+      </w:r>
+    </w:p>
+    <w:bookmarkEnd w:id="37"/>
+    <w:bookmarkStart w:id="38" w:name="tier-2-call-within-30-days"/>
+    <w:p>
+      <w:pPr>
+        <w:pStyle w:val="Heading3"/>
+      </w:pPr>
+      <w:r>
+        <w:t xml:space="preserve">Tier 2 — Call within 30 days</w:t>
       </w:r>
     </w:p>
     <w:p>
@@ -6738,15 +7176,16 @@
       </w:pPr>
       <w:r>
         <w:rPr>
-          <w:rStyle w:val="VerbatimChar"/>
-        </w:rPr>
-        <w:t xml:space="preserve">docs/THE_THESIS.md</w:t>
-      </w:r>
-      <w:r>
-        <w:t xml:space="preserve"> </w:t>
-      </w:r>
-      <w:r>
-        <w:t xml:space="preserve">— the WHAT we are; this doc is the WHAT WE DO</w:t>
+          <w:b/>
+          <w:bCs/>
+        </w:rPr>
+        <w:t xml:space="preserve">Sarah Lindsey Laukhuff</w:t>
+      </w:r>
+      <w:r>
+        <w:t xml:space="preserve"> </w:t>
+      </w:r>
+      <w:r>
+        <w:t xml:space="preserve">— TMAC Lodging Chair — connects to other lodging operators for package deals</w:t>
       </w:r>
     </w:p>
     <w:p>
@@ -6759,15 +7198,16 @@
       </w:pPr>
       <w:r>
         <w:rPr>
-          <w:rStyle w:val="VerbatimChar"/>
-        </w:rPr>
-        <w:t xml:space="preserve">docs/THE_THESIS_MINDMAP.md</w:t>
-      </w:r>
-      <w:r>
-        <w:t xml:space="preserve"> </w:t>
-      </w:r>
-      <w:r>
-        <w:t xml:space="preserve">— visual confirmation map</w:t>
+          <w:b/>
+          <w:bCs/>
+        </w:rPr>
+        <w:t xml:space="preserve">Carter Burns</w:t>
+      </w:r>
+      <w:r>
+        <w:t xml:space="preserve"> </w:t>
+      </w:r>
+      <w:r>
+        <w:t xml:space="preserve">— Historic Natchez Foundation — preservation + tourism narrative; validates Inn’s authenticity</w:t>
       </w:r>
     </w:p>
     <w:p>
@@ -6780,15 +7220,16 @@
       </w:pPr>
       <w:r>
         <w:rPr>
-          <w:rStyle w:val="VerbatimChar"/>
-        </w:rPr>
-        <w:t xml:space="preserve">docs/onboarding-2026-04-20/02-tracy-amy-operator-manual.md</w:t>
-      </w:r>
-      <w:r>
-        <w:t xml:space="preserve"> </w:t>
-      </w:r>
-      <w:r>
-        <w:t xml:space="preserve">— daily reference for Tracy + Amy</w:t>
+          <w:b/>
+          <w:bCs/>
+        </w:rPr>
+        <w:t xml:space="preserve">Kolby Godfrey</w:t>
+      </w:r>
+      <w:r>
+        <w:t xml:space="preserve"> </w:t>
+      </w:r>
+      <w:r>
+        <w:t xml:space="preserve">— Natchez Chamber of Commerce — chamber connection for B2B Directory pilot + local business onboarding</w:t>
       </w:r>
     </w:p>
     <w:p>
@@ -6801,15 +7242,16 @@
       </w:pPr>
       <w:r>
         <w:rPr>
-          <w:rStyle w:val="VerbatimChar"/>
-        </w:rPr>
-        <w:t xml:space="preserve">docs/onboarding-2026-04-20/04-sanity-studio-cheat-sheet.md</w:t>
-      </w:r>
-      <w:r>
-        <w:t xml:space="preserve"> </w:t>
-      </w:r>
-      <w:r>
-        <w:t xml:space="preserve">— print + tape</w:t>
+          <w:b/>
+          <w:bCs/>
+        </w:rPr>
+        <w:t xml:space="preserve">Ben Tucker</w:t>
+      </w:r>
+      <w:r>
+        <w:t xml:space="preserve"> </w:t>
+      </w:r>
+      <w:r>
+        <w:t xml:space="preserve">— Natchez Business &amp; Civic League — African American business network + civil rights trail credibility</w:t>
       </w:r>
     </w:p>
     <w:p>
@@ -6822,15 +7264,248 @@
       </w:pPr>
       <w:r>
         <w:rPr>
+          <w:b/>
+          <w:bCs/>
+        </w:rPr>
+        <w:t xml:space="preserve">Charles Merritt</w:t>
+      </w:r>
+      <w:r>
+        <w:t xml:space="preserve"> </w:t>
+      </w:r>
+      <w:r>
+        <w:t xml:space="preserve">— NAPAC (Natchez Association for Preservation of Afro-American Culture) — same theme, separate org</w:t>
+      </w:r>
+    </w:p>
+    <w:p>
+      <w:pPr>
+        <w:pStyle w:val="Compact"/>
+        <w:numPr>
+          <w:ilvl w:val="0"/>
+          <w:numId w:val="1019"/>
+        </w:numPr>
+      </w:pPr>
+      <w:r>
+        <w:rPr>
+          <w:b/>
+          <w:bCs/>
+        </w:rPr>
+        <w:t xml:space="preserve">Shelley Ritter</w:t>
+      </w:r>
+      <w:r>
+        <w:t xml:space="preserve"> </w:t>
+      </w:r>
+      <w:r>
+        <w:t xml:space="preserve">— Delta Blues Museum (Clarksdale) —</w:t>
+      </w:r>
+      <w:r>
+        <w:t xml:space="preserve"> </w:t>
+      </w:r>
+      <w:r>
+        <w:rPr>
           <w:rStyle w:val="VerbatimChar"/>
         </w:rPr>
-        <w:t xml:space="preserve">docs/external-review-2026-04-20/STRATEGIC_REVIEW_BRIEF.md</w:t>
-      </w:r>
-      <w:r>
-        <w:t xml:space="preserve"> </w:t>
-      </w:r>
-      <w:r>
-        <w:t xml:space="preserve">— the brief that produced the convergent strategy</w:t>
+        <w:t xml:space="preserve">info@deltabluesmuseum.org</w:t>
+      </w:r>
+      <w:r>
+        <w:t xml:space="preserve">, 662-627-6820 — corridor credibility for routing touring acts through Natchez</w:t>
+      </w:r>
+    </w:p>
+    <w:p>
+      <w:pPr>
+        <w:pStyle w:val="Compact"/>
+        <w:numPr>
+          <w:ilvl w:val="0"/>
+          <w:numId w:val="1019"/>
+        </w:numPr>
+      </w:pPr>
+      <w:r>
+        <w:rPr>
+          <w:b/>
+          <w:bCs/>
+        </w:rPr>
+        <w:t xml:space="preserve">Craig Ray</w:t>
+      </w:r>
+      <w:r>
+        <w:t xml:space="preserve"> </w:t>
+      </w:r>
+      <w:r>
+        <w:t xml:space="preserve">— Mississippi Blues Trail Commission — official trail designation = signage + map inclusion + press</w:t>
+      </w:r>
+    </w:p>
+    <w:p>
+      <w:pPr>
+        <w:pStyle w:val="Compact"/>
+        <w:numPr>
+          <w:ilvl w:val="0"/>
+          <w:numId w:val="1019"/>
+        </w:numPr>
+      </w:pPr>
+      <w:r>
+        <w:rPr>
+          <w:b/>
+          <w:bCs/>
+        </w:rPr>
+        <w:t xml:space="preserve">Rochelle Hicks</w:t>
+      </w:r>
+      <w:r>
+        <w:t xml:space="preserve"> </w:t>
+      </w:r>
+      <w:r>
+        <w:t xml:space="preserve">— MDA Director of Tourism — 601-359-3449 — state grants + co-op marketing +</w:t>
+      </w:r>
+      <w:r>
+        <w:t xml:space="preserve"> </w:t>
+      </w:r>
+      <w:r>
+        <w:t xml:space="preserve">“Visit Mississippi”</w:t>
+      </w:r>
+      <w:r>
+        <w:t xml:space="preserve"> </w:t>
+      </w:r>
+      <w:r>
+        <w:t xml:space="preserve">partnerships</w:t>
+      </w:r>
+    </w:p>
+    <w:p>
+      <w:pPr>
+        <w:pStyle w:val="Compact"/>
+        <w:numPr>
+          <w:ilvl w:val="0"/>
+          <w:numId w:val="1019"/>
+        </w:numPr>
+      </w:pPr>
+      <w:r>
+        <w:rPr>
+          <w:b/>
+          <w:bCs/>
+        </w:rPr>
+        <w:t xml:space="preserve">Downtown Natchez Alliance</w:t>
+      </w:r>
+      <w:r>
+        <w:t xml:space="preserve"> </w:t>
+      </w:r>
+      <w:r>
+        <w:t xml:space="preserve">— leadership transition window right now = opportunity for practical operators with execution capacity</w:t>
+      </w:r>
+    </w:p>
+    <w:bookmarkEnd w:id="38"/>
+    <w:bookmarkStart w:id="39" w:name="tier-3-call-within-60-days"/>
+    <w:p>
+      <w:pPr>
+        <w:pStyle w:val="Heading3"/>
+      </w:pPr>
+      <w:r>
+        <w:t xml:space="preserve">Tier 3 — Call within 60 days</w:t>
+      </w:r>
+    </w:p>
+    <w:p>
+      <w:pPr>
+        <w:pStyle w:val="Compact"/>
+        <w:numPr>
+          <w:ilvl w:val="0"/>
+          <w:numId w:val="1020"/>
+        </w:numPr>
+      </w:pPr>
+      <w:r>
+        <w:rPr>
+          <w:b/>
+          <w:bCs/>
+        </w:rPr>
+        <w:t xml:space="preserve">Mississippi Delta National Heritage Area</w:t>
+      </w:r>
+      <w:r>
+        <w:t xml:space="preserve"> </w:t>
+      </w:r>
+      <w:r>
+        <w:t xml:space="preserve">— grants program ($147k awarded 2023-24); Magazine + Blues Room may qualify</w:t>
+      </w:r>
+    </w:p>
+    <w:p>
+      <w:pPr>
+        <w:pStyle w:val="Compact"/>
+        <w:numPr>
+          <w:ilvl w:val="0"/>
+          <w:numId w:val="1020"/>
+        </w:numPr>
+      </w:pPr>
+      <w:r>
+        <w:rPr>
+          <w:b/>
+          <w:bCs/>
+        </w:rPr>
+        <w:t xml:space="preserve">Mississippi Arts Commission</w:t>
+      </w:r>
+      <w:r>
+        <w:t xml:space="preserve"> </w:t>
+      </w:r>
+      <w:r>
+        <w:t xml:space="preserve">— statewide arts grantmaker; programming + public-art tie-ins + organizational mini-grants</w:t>
+      </w:r>
+    </w:p>
+    <w:p>
+      <w:pPr>
+        <w:pStyle w:val="Compact"/>
+        <w:numPr>
+          <w:ilvl w:val="0"/>
+          <w:numId w:val="1020"/>
+        </w:numPr>
+      </w:pPr>
+      <w:r>
+        <w:rPr>
+          <w:b/>
+          <w:bCs/>
+        </w:rPr>
+        <w:t xml:space="preserve">Mississippi Main Street Association</w:t>
+      </w:r>
+      <w:r>
+        <w:t xml:space="preserve"> </w:t>
+      </w:r>
+      <w:r>
+        <w:t xml:space="preserve">— directly aligned with downtown revitalization</w:t>
+      </w:r>
+    </w:p>
+    <w:p>
+      <w:pPr>
+        <w:pStyle w:val="Compact"/>
+        <w:numPr>
+          <w:ilvl w:val="0"/>
+          <w:numId w:val="1020"/>
+        </w:numPr>
+      </w:pPr>
+      <w:r>
+        <w:rPr>
+          <w:b/>
+          <w:bCs/>
+        </w:rPr>
+        <w:t xml:space="preserve">Natchez Inc.</w:t>
+      </w:r>
+      <w:r>
+        <w:t xml:space="preserve"> </w:t>
+      </w:r>
+      <w:r>
+        <w:t xml:space="preserve">— economic-development support; civic framing</w:t>
+      </w:r>
+    </w:p>
+    <w:p>
+      <w:pPr>
+        <w:pStyle w:val="Compact"/>
+        <w:numPr>
+          <w:ilvl w:val="0"/>
+          <w:numId w:val="1020"/>
+        </w:numPr>
+      </w:pPr>
+      <w:r>
+        <w:rPr>
+          <w:b/>
+          <w:bCs/>
+        </w:rPr>
+        <w:t xml:space="preserve">Natchez Literary &amp; Cinema Celebration organizers</w:t>
+      </w:r>
+      <w:r>
+        <w:t xml:space="preserve"> </w:t>
+      </w:r>
+      <w:r>
+        <w:t xml:space="preserve">— annual cultural draw with 2026 footprint; adjacent audience for Magazine</w:t>
       </w:r>
     </w:p>
     <w:p>
@@ -6840,6 +7515,26 @@
         </w:pict>
       </w:r>
     </w:p>
+    <w:bookmarkEnd w:id="39"/>
+    <w:bookmarkEnd w:id="40"/>
+    <w:bookmarkStart w:id="44" w:name="playbooks-adopted"/>
+    <w:p>
+      <w:pPr>
+        <w:pStyle w:val="Heading2"/>
+      </w:pPr>
+      <w:r>
+        <w:t xml:space="preserve">13 — Playbooks Adopted</w:t>
+      </w:r>
+    </w:p>
+    <w:bookmarkStart w:id="41" w:name="Xd0438fbebfc6104a714fe53d10b6715866a46e2"/>
+    <w:p>
+      <w:pPr>
+        <w:pStyle w:val="Heading3"/>
+      </w:pPr>
+      <w:r>
+        <w:t xml:space="preserve">For the Blues Room — Brenham TX / Home Sweet Farm playbook</w:t>
+      </w:r>
+    </w:p>
     <w:p>
       <w:pPr>
         <w:pStyle w:val="FirstParagraph"/>
@@ -6849,6 +7544,604 @@
           <w:b/>
           <w:bCs/>
         </w:rPr>
+        <w:t xml:space="preserve">Don’t renovate. Improvise.</w:t>
+      </w:r>
+      <w:r>
+        <w:t xml:space="preserve"> </w:t>
+      </w:r>
+      <w:r>
+        <w:t xml:space="preserve">$3k PA + lighting + a consistent Friday-night calendar. The room is already there. Save renovation budget for Tracy’s editorial time + Amy’s touring guarantee. The</w:t>
+      </w:r>
+      <w:r>
+        <w:t xml:space="preserve"> </w:t>
+      </w:r>
+      <w:r>
+        <w:t xml:space="preserve">“improvised venue”</w:t>
+      </w:r>
+      <w:r>
+        <w:t xml:space="preserve"> </w:t>
+      </w:r>
+      <w:r>
+        <w:t xml:space="preserve">energy is more authentic than a polished room.</w:t>
+      </w:r>
+    </w:p>
+    <w:bookmarkEnd w:id="41"/>
+    <w:bookmarkStart w:id="42" w:name="Xb385ce94b01c5ed92434b8821947d17dd640360"/>
+    <w:p>
+      <w:pPr>
+        <w:pStyle w:val="Heading3"/>
+      </w:pPr>
+      <w:r>
+        <w:t xml:space="preserve">For the B2B Directory engagements — Tønder (Denmark) playbook</w:t>
+      </w:r>
+    </w:p>
+    <w:p>
+      <w:pPr>
+        <w:pStyle w:val="FirstParagraph"/>
+      </w:pPr>
+      <w:r>
+        <w:t xml:space="preserve">“Music ecosystem map for chambers.”</w:t>
+      </w:r>
+      <w:r>
+        <w:t xml:space="preserve"> </w:t>
+      </w:r>
+      <w:r>
+        <w:t xml:space="preserve">Civic partner gets a directory of venues + artists + trails. Drives bookings. Vicki Wolpert is the first deployment; Visit Natchez is the natural civic partner second deployment.</w:t>
+      </w:r>
+    </w:p>
+    <w:bookmarkEnd w:id="42"/>
+    <w:bookmarkStart w:id="43" w:name="X7063860451c7b19401987335d5158726cc5a2f1"/>
+    <w:p>
+      <w:pPr>
+        <w:pStyle w:val="Heading3"/>
+      </w:pPr>
+      <w:r>
+        <w:t xml:space="preserve">For partner-network compounding — Brenham TX again</w:t>
+      </w:r>
+    </w:p>
+    <w:p>
+      <w:pPr>
+        <w:pStyle w:val="FirstParagraph"/>
+      </w:pPr>
+      <w:r>
+        <w:t xml:space="preserve">Their downtown lift came from one anchor business catalyzing followers (brewery, taqueria, BBQ). The Inn + Blues Room is our</w:t>
+      </w:r>
+      <w:r>
+        <w:t xml:space="preserve"> </w:t>
+      </w:r>
+      <w:r>
+        <w:t xml:space="preserve">“loading dock stage.”</w:t>
+      </w:r>
+      <w:r>
+        <w:t xml:space="preserve"> </w:t>
+      </w:r>
+      <w:r>
+        <w:t xml:space="preserve">Magazine + Photography + Studio C are the followers we already own. Don’t catalyze without capturing — keep the equity inside the partnership.</w:t>
+      </w:r>
+    </w:p>
+    <w:p>
+      <w:r>
+        <w:pict>
+          <v:rect style="width:0;height:1.5pt" o:hralign="center" o:hrstd="t" o:hr="t"/>
+        </w:pict>
+      </w:r>
+    </w:p>
+    <w:bookmarkEnd w:id="43"/>
+    <w:bookmarkEnd w:id="44"/>
+    <w:bookmarkStart w:id="45" w:name="Xc92e00dc93e362466f43de758ffb4eddc92d262"/>
+    <w:p>
+      <w:pPr>
+        <w:pStyle w:val="Heading2"/>
+      </w:pPr>
+      <w:r>
+        <w:t xml:space="preserve">14 — The 13 Things We Explicitly DO NOT Build in Y1</w:t>
+      </w:r>
+    </w:p>
+    <w:p>
+      <w:pPr>
+        <w:pStyle w:val="Compact"/>
+        <w:numPr>
+          <w:ilvl w:val="0"/>
+          <w:numId w:val="1021"/>
+        </w:numPr>
+      </w:pPr>
+      <w:r>
+        <w:t xml:space="preserve">Standalone DSD product (dead — already retired)</w:t>
+      </w:r>
+    </w:p>
+    <w:p>
+      <w:pPr>
+        <w:pStyle w:val="Compact"/>
+        <w:numPr>
+          <w:ilvl w:val="0"/>
+          <w:numId w:val="1021"/>
+        </w:numPr>
+      </w:pPr>
+      <w:r>
+        <w:t xml:space="preserve">Tenant CLI</w:t>
+      </w:r>
+    </w:p>
+    <w:p>
+      <w:pPr>
+        <w:pStyle w:val="Compact"/>
+        <w:numPr>
+          <w:ilvl w:val="0"/>
+          <w:numId w:val="1021"/>
+        </w:numPr>
+      </w:pPr>
+      <w:r>
+        <w:t xml:space="preserve">Per-tenant GCS buckets</w:t>
+      </w:r>
+    </w:p>
+    <w:p>
+      <w:pPr>
+        <w:pStyle w:val="Compact"/>
+        <w:numPr>
+          <w:ilvl w:val="0"/>
+          <w:numId w:val="1021"/>
+        </w:numPr>
+      </w:pPr>
+      <w:r>
+        <w:t xml:space="preserve">PgBoss activation</w:t>
+      </w:r>
+    </w:p>
+    <w:p>
+      <w:pPr>
+        <w:pStyle w:val="Compact"/>
+        <w:numPr>
+          <w:ilvl w:val="0"/>
+          <w:numId w:val="1021"/>
+        </w:numPr>
+      </w:pPr>
+      <w:r>
+        <w:t xml:space="preserve">AI Inn concierge</w:t>
+      </w:r>
+    </w:p>
+    <w:p>
+      <w:pPr>
+        <w:pStyle w:val="Compact"/>
+        <w:numPr>
+          <w:ilvl w:val="0"/>
+          <w:numId w:val="1021"/>
+        </w:numPr>
+      </w:pPr>
+      <w:r>
+        <w:t xml:space="preserve">Records-of-the-Month subscription</w:t>
+      </w:r>
+    </w:p>
+    <w:p>
+      <w:pPr>
+        <w:pStyle w:val="Compact"/>
+        <w:numPr>
+          <w:ilvl w:val="0"/>
+          <w:numId w:val="1021"/>
+        </w:numPr>
+      </w:pPr>
+      <w:r>
+        <w:t xml:space="preserve">Interactive corridor map</w:t>
+      </w:r>
+    </w:p>
+    <w:p>
+      <w:pPr>
+        <w:pStyle w:val="Compact"/>
+        <w:numPr>
+          <w:ilvl w:val="0"/>
+          <w:numId w:val="1021"/>
+        </w:numPr>
+      </w:pPr>
+      <w:r>
+        <w:t xml:space="preserve">Stripe Connect performer payouts</w:t>
+      </w:r>
+    </w:p>
+    <w:p>
+      <w:pPr>
+        <w:pStyle w:val="Compact"/>
+        <w:numPr>
+          <w:ilvl w:val="0"/>
+          <w:numId w:val="1021"/>
+        </w:numPr>
+      </w:pPr>
+      <w:r>
+        <w:t xml:space="preserve">Magic-link auth on /account/subscriptions</w:t>
+      </w:r>
+    </w:p>
+    <w:p>
+      <w:pPr>
+        <w:pStyle w:val="Compact"/>
+        <w:numPr>
+          <w:ilvl w:val="0"/>
+          <w:numId w:val="1021"/>
+        </w:numPr>
+      </w:pPr>
+      <w:r>
+        <w:t xml:space="preserve">Jest/automated test scaffolding</w:t>
+      </w:r>
+    </w:p>
+    <w:p>
+      <w:pPr>
+        <w:pStyle w:val="Compact"/>
+        <w:numPr>
+          <w:ilvl w:val="0"/>
+          <w:numId w:val="1021"/>
+        </w:numPr>
+      </w:pPr>
+      <w:r>
+        <w:t xml:space="preserve">Touring as a Y1 revenue target (Amy still plays — just not a revenue line)</w:t>
+      </w:r>
+    </w:p>
+    <w:p>
+      <w:pPr>
+        <w:pStyle w:val="Compact"/>
+        <w:numPr>
+          <w:ilvl w:val="0"/>
+          <w:numId w:val="1021"/>
+        </w:numPr>
+      </w:pPr>
+      <w:r>
+        <w:t xml:space="preserve">Magazine sponsorship as a Y1 revenue target (take inbound, do not chase)</w:t>
+      </w:r>
+    </w:p>
+    <w:p>
+      <w:pPr>
+        <w:pStyle w:val="Compact"/>
+        <w:numPr>
+          <w:ilvl w:val="0"/>
+          <w:numId w:val="1021"/>
+        </w:numPr>
+      </w:pPr>
+      <w:r>
+        <w:t xml:space="preserve">Bearsville activation push (let Vicki pilot validate the model first)</w:t>
+      </w:r>
+    </w:p>
+    <w:p>
+      <w:pPr>
+        <w:pStyle w:val="FirstParagraph"/>
+      </w:pPr>
+      <w:r>
+        <w:t xml:space="preserve">If a tempting initiative arises in this 90-day window, ask:</w:t>
+      </w:r>
+      <w:r>
+        <w:t xml:space="preserve"> </w:t>
+      </w:r>
+      <w:r>
+        <w:t xml:space="preserve">“Is it on this list?”</w:t>
+      </w:r>
+      <w:r>
+        <w:t xml:space="preserve"> </w:t>
+      </w:r>
+      <w:r>
+        <w:t xml:space="preserve">If yes, defer. If unsure, ask Cos.</w:t>
+      </w:r>
+    </w:p>
+    <w:p>
+      <w:r>
+        <w:pict>
+          <v:rect style="width:0;height:1.5pt" o:hralign="center" o:hrstd="t" o:hr="t"/>
+        </w:pict>
+      </w:r>
+    </w:p>
+    <w:bookmarkEnd w:id="45"/>
+    <w:bookmarkStart w:id="46" w:name="the-three-sacrifices-were-making"/>
+    <w:p>
+      <w:pPr>
+        <w:pStyle w:val="Heading2"/>
+      </w:pPr>
+      <w:r>
+        <w:t xml:space="preserve">15 — The Three Sacrifices We’re Making</w:t>
+      </w:r>
+    </w:p>
+    <w:p>
+      <w:pPr>
+        <w:pStyle w:val="Compact"/>
+        <w:numPr>
+          <w:ilvl w:val="0"/>
+          <w:numId w:val="1022"/>
+        </w:numPr>
+      </w:pPr>
+      <w:r>
+        <w:rPr>
+          <w:b/>
+          <w:bCs/>
+        </w:rPr>
+        <w:t xml:space="preserve">No standalone Deep South Directory product launch.</w:t>
+      </w:r>
+      <w:r>
+        <w:t xml:space="preserve"> </w:t>
+      </w:r>
+      <w:r>
+        <w:t xml:space="preserve">Directory ships inside B2B engagements only. Leaves recurring SaaS revenue on the table; prevents becoming a software company.</w:t>
+      </w:r>
+    </w:p>
+    <w:p>
+      <w:pPr>
+        <w:pStyle w:val="Compact"/>
+        <w:numPr>
+          <w:ilvl w:val="0"/>
+          <w:numId w:val="1022"/>
+        </w:numPr>
+      </w:pPr>
+      <w:r>
+        <w:rPr>
+          <w:b/>
+          <w:bCs/>
+        </w:rPr>
+        <w:t xml:space="preserve">No Records-of-the-Month subscription.</w:t>
+      </w:r>
+      <w:r>
+        <w:t xml:space="preserve"> </w:t>
+      </w:r>
+      <w:r>
+        <w:t xml:space="preserve">Amy’s music monetization waits until Y2. Investing in live shows + touring instead — betting that Arrie Aslin’s live draw compounds faster than vinyl margins in Y1.</w:t>
+      </w:r>
+    </w:p>
+    <w:p>
+      <w:pPr>
+        <w:pStyle w:val="Compact"/>
+        <w:numPr>
+          <w:ilvl w:val="0"/>
+          <w:numId w:val="1022"/>
+        </w:numPr>
+      </w:pPr>
+      <w:r>
+        <w:rPr>
+          <w:b/>
+          <w:bCs/>
+        </w:rPr>
+        <w:t xml:space="preserve">No automated testing or major technical refactors.</w:t>
+      </w:r>
+      <w:r>
+        <w:t xml:space="preserve"> </w:t>
+      </w:r>
+      <w:r>
+        <w:t xml:space="preserve">The Gemini audit issues are closed. Test scaffolding + Prisma cleanup deferred. Betting the platform stays stable enough that Y1 revenue doesn’t require Y2-level engineering hygiene.</w:t>
+      </w:r>
+    </w:p>
+    <w:p>
+      <w:r>
+        <w:pict>
+          <v:rect style="width:0;height:1.5pt" o:hralign="center" o:hrstd="t" o:hr="t"/>
+        </w:pict>
+      </w:r>
+    </w:p>
+    <w:bookmarkEnd w:id="46"/>
+    <w:bookmarkStart w:id="47" w:name="the-probability-commitment"/>
+    <w:p>
+      <w:pPr>
+        <w:pStyle w:val="Heading2"/>
+      </w:pPr>
+      <w:r>
+        <w:t xml:space="preserve">16 — The Probability Commitment</w:t>
+      </w:r>
+    </w:p>
+    <w:p>
+      <w:pPr>
+        <w:pStyle w:val="FirstParagraph"/>
+      </w:pPr>
+      <w:r>
+        <w:rPr>
+          <w:b/>
+          <w:bCs/>
+        </w:rPr>
+        <w:t xml:space="preserve">If we execute this 90-day plan as written, probability of hitting $250k Y1 = 65%.</w:t>
+      </w:r>
+    </w:p>
+    <w:p>
+      <w:pPr>
+        <w:pStyle w:val="BodyText"/>
+      </w:pPr>
+      <w:r>
+        <w:t xml:space="preserve">Why not higher: Natchez tourism is up but lodging spend was slightly down in 2024 even as visitation rose. Execution quality matters more than the macro tailwind. Vicki’s deal could slip. Wedding-package sales cycle could stretch beyond Y1 fiscal close.</w:t>
+      </w:r>
+    </w:p>
+    <w:p>
+      <w:pPr>
+        <w:pStyle w:val="BodyText"/>
+      </w:pPr>
+      <w:r>
+        <w:t xml:space="preserve">Why not lower: The Inn + corridor traffic + 13-point convergent strategic playbook + the existing partner network + the platform being already built = real scaffolding. The bet is on execution, not invention.</w:t>
+      </w:r>
+    </w:p>
+    <w:p>
+      <w:pPr>
+        <w:pStyle w:val="BodyText"/>
+      </w:pPr>
+      <w:r>
+        <w:rPr>
+          <w:b/>
+          <w:bCs/>
+        </w:rPr>
+        <w:t xml:space="preserve">Recovery path if the leading indicator misses:</w:t>
+      </w:r>
+      <w:r>
+        <w:t xml:space="preserve"> </w:t>
+      </w:r>
+      <w:r>
+        <w:t xml:space="preserve">- $60k by July 31 = on pace; continue.</w:t>
+      </w:r>
+      <w:r>
+        <w:t xml:space="preserve"> </w:t>
+      </w:r>
+      <w:r>
+        <w:t xml:space="preserve">- $40–60k by July 31 = yellow; sharpen the wedding-package pitch + accelerate Visit Natchez relationship; do NOT add new initiatives.</w:t>
+      </w:r>
+      <w:r>
+        <w:t xml:space="preserve"> </w:t>
+      </w:r>
+      <w:r>
+        <w:t xml:space="preserve">- &lt;$40k by July 31 = red; emergency Sunday Sit; consider repricing wedding package down OR shifting Chase fully into Inn-corporate-retreat outreach.</w:t>
+      </w:r>
+    </w:p>
+    <w:p>
+      <w:r>
+        <w:pict>
+          <v:rect style="width:0;height:1.5pt" o:hralign="center" o:hrstd="t" o:hr="t"/>
+        </w:pict>
+      </w:r>
+    </w:p>
+    <w:bookmarkEnd w:id="47"/>
+    <w:bookmarkStart w:id="48" w:name="Xf372cd38405414ee4573823a25a8d0dfe42365b"/>
+    <w:p>
+      <w:pPr>
+        <w:pStyle w:val="Heading2"/>
+      </w:pPr>
+      <w:r>
+        <w:t xml:space="preserve">17 — What Tomorrow’s Onboarding Says (the one paragraph)</w:t>
+      </w:r>
+    </w:p>
+    <w:p>
+      <w:pPr>
+        <w:pStyle w:val="BlockText"/>
+      </w:pPr>
+      <w:r>
+        <w:t xml:space="preserve">“External AI review converged on one play. The next 90 days we focus on selling the wedding/retreat package and closing 2 B2B Directory deals (Vicki + Paul Green). Tracy owns wedding sales + biz dev. Chase owns B2B technical sales. Amy keeps the Inn running and Arrie Aslin performing. We’re hiring a part-time Inn ops manager so neither of you stays trapped in same-week ops. Everything else — touring as a business, magazine ad sales, records, radio, second-region — happens because it’s who we are, not because we’re chasing its revenue this year. Probability of hitting $250k Y1 if we execute this: 65%. If we end July at $60k cumulative, we’re on track.”</w:t>
+      </w:r>
+    </w:p>
+    <w:p>
+      <w:pPr>
+        <w:pStyle w:val="FirstParagraph"/>
+      </w:pPr>
+      <w:r>
+        <w:t xml:space="preserve">That’s the framing. Then walk them through the operational tools.</w:t>
+      </w:r>
+    </w:p>
+    <w:p>
+      <w:r>
+        <w:pict>
+          <v:rect style="width:0;height:1.5pt" o:hralign="center" o:hrstd="t" o:hr="t"/>
+        </w:pict>
+      </w:r>
+    </w:p>
+    <w:bookmarkEnd w:id="48"/>
+    <w:bookmarkStart w:id="49" w:name="companion-documents"/>
+    <w:p>
+      <w:pPr>
+        <w:pStyle w:val="Heading2"/>
+      </w:pPr>
+      <w:r>
+        <w:t xml:space="preserve">18 — Companion Documents</w:t>
+      </w:r>
+    </w:p>
+    <w:p>
+      <w:pPr>
+        <w:pStyle w:val="Compact"/>
+        <w:numPr>
+          <w:ilvl w:val="0"/>
+          <w:numId w:val="1023"/>
+        </w:numPr>
+      </w:pPr>
+      <w:r>
+        <w:rPr>
+          <w:rStyle w:val="VerbatimChar"/>
+        </w:rPr>
+        <w:t xml:space="preserve">docs/THE_THESIS.md</w:t>
+      </w:r>
+      <w:r>
+        <w:t xml:space="preserve"> </w:t>
+      </w:r>
+      <w:r>
+        <w:t xml:space="preserve">— the WHAT we are; this doc is the WHAT WE DO</w:t>
+      </w:r>
+    </w:p>
+    <w:p>
+      <w:pPr>
+        <w:pStyle w:val="Compact"/>
+        <w:numPr>
+          <w:ilvl w:val="0"/>
+          <w:numId w:val="1023"/>
+        </w:numPr>
+      </w:pPr>
+      <w:r>
+        <w:rPr>
+          <w:rStyle w:val="VerbatimChar"/>
+        </w:rPr>
+        <w:t xml:space="preserve">docs/THE_THESIS_MINDMAP.md</w:t>
+      </w:r>
+      <w:r>
+        <w:t xml:space="preserve"> </w:t>
+      </w:r>
+      <w:r>
+        <w:t xml:space="preserve">— visual confirmation map</w:t>
+      </w:r>
+    </w:p>
+    <w:p>
+      <w:pPr>
+        <w:pStyle w:val="Compact"/>
+        <w:numPr>
+          <w:ilvl w:val="0"/>
+          <w:numId w:val="1023"/>
+        </w:numPr>
+      </w:pPr>
+      <w:r>
+        <w:rPr>
+          <w:rStyle w:val="VerbatimChar"/>
+        </w:rPr>
+        <w:t xml:space="preserve">docs/onboarding-2026-04-20/02-tracy-amy-operator-manual.md</w:t>
+      </w:r>
+      <w:r>
+        <w:t xml:space="preserve"> </w:t>
+      </w:r>
+      <w:r>
+        <w:t xml:space="preserve">— daily reference for Tracy + Amy</w:t>
+      </w:r>
+    </w:p>
+    <w:p>
+      <w:pPr>
+        <w:pStyle w:val="Compact"/>
+        <w:numPr>
+          <w:ilvl w:val="0"/>
+          <w:numId w:val="1023"/>
+        </w:numPr>
+      </w:pPr>
+      <w:r>
+        <w:rPr>
+          <w:rStyle w:val="VerbatimChar"/>
+        </w:rPr>
+        <w:t xml:space="preserve">docs/onboarding-2026-04-20/04-sanity-studio-cheat-sheet.md</w:t>
+      </w:r>
+      <w:r>
+        <w:t xml:space="preserve"> </w:t>
+      </w:r>
+      <w:r>
+        <w:t xml:space="preserve">— print + tape</w:t>
+      </w:r>
+    </w:p>
+    <w:p>
+      <w:pPr>
+        <w:pStyle w:val="Compact"/>
+        <w:numPr>
+          <w:ilvl w:val="0"/>
+          <w:numId w:val="1023"/>
+        </w:numPr>
+      </w:pPr>
+      <w:r>
+        <w:rPr>
+          <w:rStyle w:val="VerbatimChar"/>
+        </w:rPr>
+        <w:t xml:space="preserve">docs/external-review-2026-04-20/STRATEGIC_REVIEW_BRIEF.md</w:t>
+      </w:r>
+      <w:r>
+        <w:t xml:space="preserve"> </w:t>
+      </w:r>
+      <w:r>
+        <w:t xml:space="preserve">— the brief that produced the convergent strategy</w:t>
+      </w:r>
+    </w:p>
+    <w:p>
+      <w:r>
+        <w:pict>
+          <v:rect style="width:0;height:1.5pt" o:hralign="center" o:hrstd="t" o:hr="t"/>
+        </w:pict>
+      </w:r>
+    </w:p>
+    <w:p>
+      <w:pPr>
+        <w:pStyle w:val="FirstParagraph"/>
+      </w:pPr>
+      <w:r>
+        <w:rPr>
+          <w:b/>
+          <w:bCs/>
+        </w:rPr>
         <w:t xml:space="preserve">End of plan.</w:t>
       </w:r>
     </w:p>
@@ -6872,8 +8165,8 @@
         <w:t xml:space="preserve">Next opening of this doc should be Sunday April 26 evening, when Chase reads it before Week 1 kickoff Monday morning.</w:t>
       </w:r>
     </w:p>
-    <w:bookmarkEnd w:id="48"/>
     <w:bookmarkEnd w:id="49"/>
+    <w:bookmarkEnd w:id="50"/>
     <w:sectPr>
       <w:footnotePr>
         <w:numRestart w:val="eachSect"/>
@@ -7170,6 +8463,91 @@
       <w:rPr>
         <w:rFonts w:ascii="Wingdings" w:hAnsi="Wingdings" w:cs="Wingdings" w:hint="default"/>
       </w:rPr>
+    </w:lvl>
+  </w:abstractNum>
+  <w:abstractNum w:abstractNumId="99412">
+    <w:nsid w:val="00A99412"/>
+    <w:multiLevelType w:val="multilevel"/>
+    <w:lvl w:ilvl="0">
+      <w:start w:val="2"/>
+      <w:numFmt w:val="decimal"/>
+      <w:lvlText w:val="%1."/>
+      <w:lvlJc w:val="left"/>
+      <w:pPr>
+        <w:ind w:left="720" w:hanging="360"/>
+      </w:pPr>
+    </w:lvl>
+    <w:lvl w:ilvl="1">
+      <w:start w:val="2"/>
+      <w:numFmt w:val="decimal"/>
+      <w:lvlText w:val="%2."/>
+      <w:lvlJc w:val="left"/>
+      <w:pPr>
+        <w:ind w:left="1440" w:hanging="360"/>
+      </w:pPr>
+    </w:lvl>
+    <w:lvl w:ilvl="2">
+      <w:start w:val="2"/>
+      <w:numFmt w:val="decimal"/>
+      <w:lvlText w:val="%3."/>
+      <w:lvlJc w:val="left"/>
+      <w:pPr>
+        <w:ind w:left="2160" w:hanging="360"/>
+      </w:pPr>
+    </w:lvl>
+    <w:lvl w:ilvl="3">
+      <w:start w:val="2"/>
+      <w:numFmt w:val="decimal"/>
+      <w:lvlText w:val="%4."/>
+      <w:lvlJc w:val="left"/>
+      <w:pPr>
+        <w:ind w:left="2880" w:hanging="360"/>
+      </w:pPr>
+    </w:lvl>
+    <w:lvl w:ilvl="4">
+      <w:start w:val="2"/>
+      <w:numFmt w:val="decimal"/>
+      <w:lvlText w:val="%5."/>
+      <w:lvlJc w:val="left"/>
+      <w:pPr>
+        <w:ind w:left="3600" w:hanging="360"/>
+      </w:pPr>
+    </w:lvl>
+    <w:lvl w:ilvl="5">
+      <w:start w:val="2"/>
+      <w:numFmt w:val="decimal"/>
+      <w:lvlText w:val="%6."/>
+      <w:lvlJc w:val="left"/>
+      <w:pPr>
+        <w:ind w:left="4320" w:hanging="360"/>
+      </w:pPr>
+    </w:lvl>
+    <w:lvl w:ilvl="6">
+      <w:start w:val="2"/>
+      <w:numFmt w:val="decimal"/>
+      <w:lvlText w:val="%7."/>
+      <w:lvlJc w:val="left"/>
+      <w:pPr>
+        <w:ind w:left="5040" w:hanging="360"/>
+      </w:pPr>
+    </w:lvl>
+    <w:lvl w:ilvl="7">
+      <w:start w:val="2"/>
+      <w:numFmt w:val="decimal"/>
+      <w:lvlText w:val="%8."/>
+      <w:lvlJc w:val="left"/>
+      <w:pPr>
+        <w:ind w:left="5760" w:hanging="360"/>
+      </w:pPr>
+    </w:lvl>
+    <w:lvl w:ilvl="8">
+      <w:start w:val="2"/>
+      <w:numFmt w:val="decimal"/>
+      <w:lvlText w:val="%9."/>
+      <w:lvlJc w:val="left"/>
+      <w:pPr>
+        <w:ind w:left="6480" w:hanging="360"/>
+      </w:pPr>
     </w:lvl>
   </w:abstractNum>
   <w:abstractNum w:abstractNumId="99415">
@@ -7394,6 +8772,45 @@
     <w:abstractNumId w:val="991"/>
   </w:num>
   <w:num w:numId="1008">
+    <w:abstractNumId w:val="99412"/>
+    <w:lvlOverride w:ilvl="0">
+      <w:startOverride w:val="2"/>
+    </w:lvlOverride>
+    <w:lvlOverride w:ilvl="1">
+      <w:startOverride w:val="2"/>
+    </w:lvlOverride>
+    <w:lvlOverride w:ilvl="2">
+      <w:startOverride w:val="2"/>
+    </w:lvlOverride>
+    <w:lvlOverride w:ilvl="3">
+      <w:startOverride w:val="2"/>
+    </w:lvlOverride>
+    <w:lvlOverride w:ilvl="4">
+      <w:startOverride w:val="2"/>
+    </w:lvlOverride>
+    <w:lvlOverride w:ilvl="5">
+      <w:startOverride w:val="2"/>
+    </w:lvlOverride>
+    <w:lvlOverride w:ilvl="6">
+      <w:startOverride w:val="2"/>
+    </w:lvlOverride>
+    <w:lvlOverride w:ilvl="7">
+      <w:startOverride w:val="2"/>
+    </w:lvlOverride>
+    <w:lvlOverride w:ilvl="8">
+      <w:startOverride w:val="2"/>
+    </w:lvlOverride>
+  </w:num>
+  <w:num w:numId="1009">
+    <w:abstractNumId w:val="991"/>
+  </w:num>
+  <w:num w:numId="1010">
+    <w:abstractNumId w:val="991"/>
+  </w:num>
+  <w:num w:numId="1011">
+    <w:abstractNumId w:val="991"/>
+  </w:num>
+  <w:num w:numId="1012">
     <w:abstractNumId w:val="99411"/>
     <w:lvlOverride w:ilvl="0">
       <w:startOverride w:val="1"/>
@@ -7422,72 +8839,6 @@
     <w:lvlOverride w:ilvl="8">
       <w:startOverride w:val="1"/>
     </w:lvlOverride>
-  </w:num>
-  <w:num w:numId="1009">
-    <w:abstractNumId w:val="99411"/>
-    <w:lvlOverride w:ilvl="0">
-      <w:startOverride w:val="1"/>
-    </w:lvlOverride>
-    <w:lvlOverride w:ilvl="1">
-      <w:startOverride w:val="1"/>
-    </w:lvlOverride>
-    <w:lvlOverride w:ilvl="2">
-      <w:startOverride w:val="1"/>
-    </w:lvlOverride>
-    <w:lvlOverride w:ilvl="3">
-      <w:startOverride w:val="1"/>
-    </w:lvlOverride>
-    <w:lvlOverride w:ilvl="4">
-      <w:startOverride w:val="1"/>
-    </w:lvlOverride>
-    <w:lvlOverride w:ilvl="5">
-      <w:startOverride w:val="1"/>
-    </w:lvlOverride>
-    <w:lvlOverride w:ilvl="6">
-      <w:startOverride w:val="1"/>
-    </w:lvlOverride>
-    <w:lvlOverride w:ilvl="7">
-      <w:startOverride w:val="1"/>
-    </w:lvlOverride>
-    <w:lvlOverride w:ilvl="8">
-      <w:startOverride w:val="1"/>
-    </w:lvlOverride>
-  </w:num>
-  <w:num w:numId="1010">
-    <w:abstractNumId w:val="99411"/>
-    <w:lvlOverride w:ilvl="0">
-      <w:startOverride w:val="1"/>
-    </w:lvlOverride>
-    <w:lvlOverride w:ilvl="1">
-      <w:startOverride w:val="1"/>
-    </w:lvlOverride>
-    <w:lvlOverride w:ilvl="2">
-      <w:startOverride w:val="1"/>
-    </w:lvlOverride>
-    <w:lvlOverride w:ilvl="3">
-      <w:startOverride w:val="1"/>
-    </w:lvlOverride>
-    <w:lvlOverride w:ilvl="4">
-      <w:startOverride w:val="1"/>
-    </w:lvlOverride>
-    <w:lvlOverride w:ilvl="5">
-      <w:startOverride w:val="1"/>
-    </w:lvlOverride>
-    <w:lvlOverride w:ilvl="6">
-      <w:startOverride w:val="1"/>
-    </w:lvlOverride>
-    <w:lvlOverride w:ilvl="7">
-      <w:startOverride w:val="1"/>
-    </w:lvlOverride>
-    <w:lvlOverride w:ilvl="8">
-      <w:startOverride w:val="1"/>
-    </w:lvlOverride>
-  </w:num>
-  <w:num w:numId="1011">
-    <w:abstractNumId w:val="991"/>
-  </w:num>
-  <w:num w:numId="1012">
-    <w:abstractNumId w:val="991"/>
   </w:num>
   <w:num w:numId="1013">
     <w:abstractNumId w:val="99411"/>
@@ -7550,64 +8901,10 @@
     </w:lvlOverride>
   </w:num>
   <w:num w:numId="1015">
-    <w:abstractNumId w:val="99415"/>
-    <w:lvlOverride w:ilvl="0">
-      <w:startOverride w:val="5"/>
-    </w:lvlOverride>
-    <w:lvlOverride w:ilvl="1">
-      <w:startOverride w:val="5"/>
-    </w:lvlOverride>
-    <w:lvlOverride w:ilvl="2">
-      <w:startOverride w:val="5"/>
-    </w:lvlOverride>
-    <w:lvlOverride w:ilvl="3">
-      <w:startOverride w:val="5"/>
-    </w:lvlOverride>
-    <w:lvlOverride w:ilvl="4">
-      <w:startOverride w:val="5"/>
-    </w:lvlOverride>
-    <w:lvlOverride w:ilvl="5">
-      <w:startOverride w:val="5"/>
-    </w:lvlOverride>
-    <w:lvlOverride w:ilvl="6">
-      <w:startOverride w:val="5"/>
-    </w:lvlOverride>
-    <w:lvlOverride w:ilvl="7">
-      <w:startOverride w:val="5"/>
-    </w:lvlOverride>
-    <w:lvlOverride w:ilvl="8">
-      <w:startOverride w:val="5"/>
-    </w:lvlOverride>
+    <w:abstractNumId w:val="991"/>
   </w:num>
   <w:num w:numId="1016">
-    <w:abstractNumId w:val="994114"/>
-    <w:lvlOverride w:ilvl="0">
-      <w:startOverride w:val="14"/>
-    </w:lvlOverride>
-    <w:lvlOverride w:ilvl="1">
-      <w:startOverride w:val="14"/>
-    </w:lvlOverride>
-    <w:lvlOverride w:ilvl="2">
-      <w:startOverride w:val="14"/>
-    </w:lvlOverride>
-    <w:lvlOverride w:ilvl="3">
-      <w:startOverride w:val="14"/>
-    </w:lvlOverride>
-    <w:lvlOverride w:ilvl="4">
-      <w:startOverride w:val="14"/>
-    </w:lvlOverride>
-    <w:lvlOverride w:ilvl="5">
-      <w:startOverride w:val="14"/>
-    </w:lvlOverride>
-    <w:lvlOverride w:ilvl="6">
-      <w:startOverride w:val="14"/>
-    </w:lvlOverride>
-    <w:lvlOverride w:ilvl="7">
-      <w:startOverride w:val="14"/>
-    </w:lvlOverride>
-    <w:lvlOverride w:ilvl="8">
-      <w:startOverride w:val="14"/>
-    </w:lvlOverride>
+    <w:abstractNumId w:val="991"/>
   </w:num>
   <w:num w:numId="1017">
     <w:abstractNumId w:val="99411"/>
@@ -7670,6 +8967,126 @@
     </w:lvlOverride>
   </w:num>
   <w:num w:numId="1019">
+    <w:abstractNumId w:val="99415"/>
+    <w:lvlOverride w:ilvl="0">
+      <w:startOverride w:val="5"/>
+    </w:lvlOverride>
+    <w:lvlOverride w:ilvl="1">
+      <w:startOverride w:val="5"/>
+    </w:lvlOverride>
+    <w:lvlOverride w:ilvl="2">
+      <w:startOverride w:val="5"/>
+    </w:lvlOverride>
+    <w:lvlOverride w:ilvl="3">
+      <w:startOverride w:val="5"/>
+    </w:lvlOverride>
+    <w:lvlOverride w:ilvl="4">
+      <w:startOverride w:val="5"/>
+    </w:lvlOverride>
+    <w:lvlOverride w:ilvl="5">
+      <w:startOverride w:val="5"/>
+    </w:lvlOverride>
+    <w:lvlOverride w:ilvl="6">
+      <w:startOverride w:val="5"/>
+    </w:lvlOverride>
+    <w:lvlOverride w:ilvl="7">
+      <w:startOverride w:val="5"/>
+    </w:lvlOverride>
+    <w:lvlOverride w:ilvl="8">
+      <w:startOverride w:val="5"/>
+    </w:lvlOverride>
+  </w:num>
+  <w:num w:numId="1020">
+    <w:abstractNumId w:val="994114"/>
+    <w:lvlOverride w:ilvl="0">
+      <w:startOverride w:val="14"/>
+    </w:lvlOverride>
+    <w:lvlOverride w:ilvl="1">
+      <w:startOverride w:val="14"/>
+    </w:lvlOverride>
+    <w:lvlOverride w:ilvl="2">
+      <w:startOverride w:val="14"/>
+    </w:lvlOverride>
+    <w:lvlOverride w:ilvl="3">
+      <w:startOverride w:val="14"/>
+    </w:lvlOverride>
+    <w:lvlOverride w:ilvl="4">
+      <w:startOverride w:val="14"/>
+    </w:lvlOverride>
+    <w:lvlOverride w:ilvl="5">
+      <w:startOverride w:val="14"/>
+    </w:lvlOverride>
+    <w:lvlOverride w:ilvl="6">
+      <w:startOverride w:val="14"/>
+    </w:lvlOverride>
+    <w:lvlOverride w:ilvl="7">
+      <w:startOverride w:val="14"/>
+    </w:lvlOverride>
+    <w:lvlOverride w:ilvl="8">
+      <w:startOverride w:val="14"/>
+    </w:lvlOverride>
+  </w:num>
+  <w:num w:numId="1021">
+    <w:abstractNumId w:val="99411"/>
+    <w:lvlOverride w:ilvl="0">
+      <w:startOverride w:val="1"/>
+    </w:lvlOverride>
+    <w:lvlOverride w:ilvl="1">
+      <w:startOverride w:val="1"/>
+    </w:lvlOverride>
+    <w:lvlOverride w:ilvl="2">
+      <w:startOverride w:val="1"/>
+    </w:lvlOverride>
+    <w:lvlOverride w:ilvl="3">
+      <w:startOverride w:val="1"/>
+    </w:lvlOverride>
+    <w:lvlOverride w:ilvl="4">
+      <w:startOverride w:val="1"/>
+    </w:lvlOverride>
+    <w:lvlOverride w:ilvl="5">
+      <w:startOverride w:val="1"/>
+    </w:lvlOverride>
+    <w:lvlOverride w:ilvl="6">
+      <w:startOverride w:val="1"/>
+    </w:lvlOverride>
+    <w:lvlOverride w:ilvl="7">
+      <w:startOverride w:val="1"/>
+    </w:lvlOverride>
+    <w:lvlOverride w:ilvl="8">
+      <w:startOverride w:val="1"/>
+    </w:lvlOverride>
+  </w:num>
+  <w:num w:numId="1022">
+    <w:abstractNumId w:val="99411"/>
+    <w:lvlOverride w:ilvl="0">
+      <w:startOverride w:val="1"/>
+    </w:lvlOverride>
+    <w:lvlOverride w:ilvl="1">
+      <w:startOverride w:val="1"/>
+    </w:lvlOverride>
+    <w:lvlOverride w:ilvl="2">
+      <w:startOverride w:val="1"/>
+    </w:lvlOverride>
+    <w:lvlOverride w:ilvl="3">
+      <w:startOverride w:val="1"/>
+    </w:lvlOverride>
+    <w:lvlOverride w:ilvl="4">
+      <w:startOverride w:val="1"/>
+    </w:lvlOverride>
+    <w:lvlOverride w:ilvl="5">
+      <w:startOverride w:val="1"/>
+    </w:lvlOverride>
+    <w:lvlOverride w:ilvl="6">
+      <w:startOverride w:val="1"/>
+    </w:lvlOverride>
+    <w:lvlOverride w:ilvl="7">
+      <w:startOverride w:val="1"/>
+    </w:lvlOverride>
+    <w:lvlOverride w:ilvl="8">
+      <w:startOverride w:val="1"/>
+    </w:lvlOverride>
+  </w:num>
+  <w:num w:numId="1023">
     <w:abstractNumId w:val="991"/>
   </w:num>
 </w:numbering>

--- a/docs/90_DAY_PLAN.docx
+++ b/docs/90_DAY_PLAN.docx
@@ -385,13 +385,57 @@
           <w:b/>
           <w:bCs/>
         </w:rPr>
-        <w:t xml:space="preserve">Y1 threshold:</w:t>
-      </w:r>
-      <w:r>
-        <w:t xml:space="preserve"> </w:t>
-      </w:r>
-      <w:r>
-        <w:t xml:space="preserve">$250,000 across all channels (May 2026 – April 2027). Hitting it = ecosystem covers itself = stop worrying. Above it = upside that buys back time, subsidizes the next thing, or funds the lifestyle.</w:t>
+        <w:t xml:space="preserve">Y1 break-even minimum:</w:t>
+      </w:r>
+      <w:r>
+        <w:t xml:space="preserve"> </w:t>
+      </w:r>
+      <w:r>
+        <w:t xml:space="preserve">$250,000 across all channels (May 2026 – April 2027). Hitting it = ecosystem covers itself = the floor of success.</w:t>
+      </w:r>
+    </w:p>
+    <w:p>
+      <w:pPr>
+        <w:pStyle w:val="BodyText"/>
+      </w:pPr>
+      <w:r>
+        <w:rPr>
+          <w:b/>
+          <w:bCs/>
+        </w:rPr>
+        <w:t xml:space="preserve">Y1 actual goal:</w:t>
+      </w:r>
+      <w:r>
+        <w:t xml:space="preserve"> </w:t>
+      </w:r>
+      <w:r>
+        <w:t xml:space="preserve">real profit. We want to be profitable, not just at break-even. Above $250k, every dollar is real profit — and we actively work to generate it.</w:t>
+      </w:r>
+    </w:p>
+    <w:p>
+      <w:pPr>
+        <w:pStyle w:val="BodyText"/>
+      </w:pPr>
+      <w:r>
+        <w:rPr>
+          <w:b/>
+          <w:bCs/>
+        </w:rPr>
+        <w:t xml:space="preserve">The ceiling is quality of life, not a revenue cap.</w:t>
+      </w:r>
+      <w:r>
+        <w:t xml:space="preserve"> </w:t>
+      </w:r>
+      <w:r>
+        <w:t xml:space="preserve">At the point where additional profit requires sacrificing the partners’ quality of life, we stop pushing harder. That line matters more than the next million dollars.</w:t>
+      </w:r>
+    </w:p>
+    <w:p>
+      <w:pPr>
+        <w:pStyle w:val="BodyText"/>
+      </w:pPr>
+      <w:r>
+        <w:t xml:space="preserve">The baseline $330k scenario below represents the realistic operating target — meaningfully profitable, without requiring the partners to grind. The $390-395k stretch is upside if the art-sales and stock photography lines activate. Both are inside the lifestyle ceiling.</w:t>
       </w:r>
     </w:p>
     <w:p>

--- a/docs/90_DAY_PLAN.docx
+++ b/docs/90_DAY_PLAN.docx
@@ -8034,15 +8034,23 @@
     </w:p>
     <w:p>
       <w:pPr>
-        <w:pStyle w:val="BlockText"/>
-      </w:pPr>
-      <w:r>
-        <w:t xml:space="preserve">“External AI review converged on one play. The next 90 days we focus on selling the wedding/retreat package and closing 2 B2B Directory deals (Vicki + Paul Green). Tracy owns wedding sales + biz dev. Chase owns B2B technical sales. Amy keeps the Inn running and Arrie Aslin performing. We’re hiring a part-time Inn ops manager so neither of you stays trapped in same-week ops. Everything else — touring as a business, magazine ad sales, records, radio, second-region — happens because it’s who we are, not because we’re chasing its revenue this year. Probability of hitting $250k Y1 if we execute this: 65%. If we end July at $60k cumulative, we’re on track.”</w:t>
-      </w:r>
-    </w:p>
-    <w:p>
-      <w:pPr>
         <w:pStyle w:val="FirstParagraph"/>
+      </w:pPr>
+      <w:r>
+        <w:t xml:space="preserve">The next ninety days, we run one play. Tracy sells the wedding and private-retreat package and carries biz dev across the ecosystem. Chase closes two B2B Directory engagements — Vicki Wolpert in Woodstock and Paul Green in Natchez. Amy runs the Inn and plays as Arrie Aslin. We hire a part-time Inn ops manager so none of us is buried in same-week operations.</w:t>
+      </w:r>
+    </w:p>
+    <w:p>
+      <w:pPr>
+        <w:pStyle w:val="BodyText"/>
+      </w:pPr>
+      <w:r>
+        <w:t xml:space="preserve">Everything else — touring as a business, magazine ad sales, the record label, the radio station, the second region — moves because it’s who we are, not because we are hunting its revenue this year. If we execute this shape, we hit $250k for the fiscal year. The leading indicator is cumulative revenue at the end of July: $60k keeps us on pace.</w:t>
+      </w:r>
+    </w:p>
+    <w:p>
+      <w:pPr>
+        <w:pStyle w:val="BodyText"/>
       </w:pPr>
       <w:r>
         <w:t xml:space="preserve">That’s the framing. Then walk them through the operational tools.</w:t>

--- a/docs/90_DAY_PLAN.docx
+++ b/docs/90_DAY_PLAN.docx
@@ -59,7 +59,7 @@
         <w:t xml:space="preserve"> </w:t>
       </w:r>
       <w:r>
-        <w:t xml:space="preserve">Hit the leading indicator of $60k cumulative revenue by July 31 — which puts us on pace for $250k Y1 and validates the model.</w:t>
+        <w:t xml:space="preserve">Hit the leading indicator of $60k cumulative revenue by July 31 — which puts us on pace for the $330k Y1 baseline and comfortably above the $191k break-even floor.</w:t>
       </w:r>
     </w:p>
     <w:p>
@@ -71,13 +71,13 @@
           <w:b/>
           <w:bCs/>
         </w:rPr>
-        <w:t xml:space="preserve">Probability of $250k Y1 if executed as written:</w:t>
-      </w:r>
-      <w:r>
-        <w:t xml:space="preserve"> </w:t>
-      </w:r>
-      <w:r>
-        <w:t xml:space="preserve">65% (committed by 2 of 5 external AI reviewers; not refuted by the other 3).</w:t>
+        <w:t xml:space="preserve">Probability of $330k Y1 baseline if executed as written:</w:t>
+      </w:r>
+      <w:r>
+        <w:t xml:space="preserve"> </w:t>
+      </w:r>
+      <w:r>
+        <w:t xml:space="preserve">~65% (external AI review framework, originally calibrated against the $250k framing that preceded the QuickBooks-grounded $191k floor). Probability of clearing the $191k floor is meaningfully higher (~85%).</w:t>
       </w:r>
     </w:p>
     <w:p>
@@ -385,13 +385,13 @@
           <w:b/>
           <w:bCs/>
         </w:rPr>
-        <w:t xml:space="preserve">Y1 break-even minimum:</w:t>
-      </w:r>
-      <w:r>
-        <w:t xml:space="preserve"> </w:t>
-      </w:r>
-      <w:r>
-        <w:t xml:space="preserve">$250,000 across all channels (May 2026 – April 2027). Hitting it = ecosystem covers itself = the floor of success.</w:t>
+        <w:t xml:space="preserve">Y1 break-even floor:</w:t>
+      </w:r>
+      <w:r>
+        <w:t xml:space="preserve"> </w:t>
+      </w:r>
+      <w:r>
+        <w:t xml:space="preserve">$191,000 across all channels (May 2026 – April 2027). Built from the QuickBooks line items — $125k Inn + $24k platform + $42k Chase housing/bills/living. Hitting it = ecosystem covers itself on its own steam.</w:t>
       </w:r>
     </w:p>
     <w:p>
@@ -409,7 +409,7 @@
         <w:t xml:space="preserve"> </w:t>
       </w:r>
       <w:r>
-        <w:t xml:space="preserve">real profit. We want to be profitable, not just at break-even. Above $250k, every dollar is real profit — and we actively work to generate it.</w:t>
+        <w:t xml:space="preserve">real profit. We want to be profitable, not just at break-even. Above $191k, every dollar is real profit. The baseline target is $330k — which means $139k of real profit above break-even if we hit the shape.</w:t>
       </w:r>
     </w:p>
     <w:p>
@@ -951,7 +951,7 @@
               <w:pStyle w:val="Compact"/>
             </w:pPr>
             <w:r>
-              <w:t xml:space="preserve">$80k above the $250k threshold.</w:t>
+              <w:t xml:space="preserve">$139k above the $191k break-even floor.</w:t>
             </w:r>
           </w:p>
         </w:tc>
@@ -1154,23 +1154,7 @@
         <w:t xml:space="preserve"> </w:t>
       </w:r>
       <w:r>
-        <w:t xml:space="preserve">The 65% Y1 probability was set against the $250k threshold. At the $330k baseline, probability of clearing $250k rises to ~80-85%. That changes the</w:t>
-      </w:r>
-      <w:r>
-        <w:t xml:space="preserve"> </w:t>
-      </w:r>
-      <w:r>
-        <w:rPr>
-          <w:i/>
-          <w:iCs/>
-        </w:rPr>
-        <w:t xml:space="preserve">spirit</w:t>
-      </w:r>
-      <w:r>
-        <w:t xml:space="preserve"> </w:t>
-      </w:r>
-      <w:r>
-        <w:t xml:space="preserve">of the plan — the goal isn’t surviving to $250k, it’s choosing how much further past it to push.</w:t>
+        <w:t xml:space="preserve">The 65% Y1 probability was originally set against a $250k threshold. The real break-even floor is now $191k. Probability of clearing the $191k floor is meaningfully higher (~85%). Probability of hitting the $330k baseline remains ~65%. The spirit of the plan changes accordingly — the goal isn’t surviving to a number, it’s choosing how much profit to generate above a floor we’re highly likely to clear.</w:t>
       </w:r>
     </w:p>
     <w:p>
@@ -1373,7 +1357,7 @@
           <w:b/>
           <w:bCs/>
         </w:rPr>
-        <w:t xml:space="preserve">Y1 cost structure (revised):</w:t>
+        <w:t xml:space="preserve">Y1 ecosystem break-even (revised from QuickBooks reality):</w:t>
       </w:r>
     </w:p>
     <w:tbl>
@@ -1409,7 +1393,7 @@
               <w:pStyle w:val="Compact"/>
             </w:pPr>
             <w:r>
-              <w:t xml:space="preserve">Annual run-rate</w:t>
+              <w:t xml:space="preserve">Annual</w:t>
             </w:r>
           </w:p>
         </w:tc>
@@ -1422,18 +1406,138 @@
               <w:pStyle w:val="Compact"/>
             </w:pPr>
             <w:r>
-              <w:t xml:space="preserve">Inn property + payroll + utilities</w:t>
-            </w:r>
-          </w:p>
-        </w:tc>
-        <w:tc>
-          <w:tcPr/>
-          <w:p>
-            <w:pPr>
-              <w:pStyle w:val="Compact"/>
-            </w:pPr>
-            <w:r>
-              <w:t xml:space="preserve">$180k</w:t>
+              <w:t xml:space="preserve">Big Muddy Inn — mortgage, utilities, Chandra at $20/room cleaning, Hospitality Coordinator at $20/check-in (variable labor, scales with bookings)</w:t>
+            </w:r>
+          </w:p>
+        </w:tc>
+        <w:tc>
+          <w:tcPr/>
+          <w:p>
+            <w:pPr>
+              <w:pStyle w:val="Compact"/>
+            </w:pPr>
+            <w:r>
+              <w:t xml:space="preserve">$125,000</w:t>
+            </w:r>
+          </w:p>
+        </w:tc>
+      </w:tr>
+      <w:tr>
+        <w:tc>
+          <w:tcPr/>
+          <w:p>
+            <w:pPr>
+              <w:pStyle w:val="Compact"/>
+            </w:pPr>
+            <w:r>
+              <w:t xml:space="preserve">MBT software + AI subscription stack ($1k/mo)</w:t>
+            </w:r>
+          </w:p>
+        </w:tc>
+        <w:tc>
+          <w:tcPr/>
+          <w:p>
+            <w:pPr>
+              <w:pStyle w:val="Compact"/>
+            </w:pPr>
+            <w:r>
+              <w:t xml:space="preserve">$12,000</w:t>
+            </w:r>
+          </w:p>
+        </w:tc>
+      </w:tr>
+      <w:tr>
+        <w:tc>
+          <w:tcPr/>
+          <w:p>
+            <w:pPr>
+              <w:pStyle w:val="Compact"/>
+            </w:pPr>
+            <w:r>
+              <w:t xml:space="preserve">Studio C services ($1k/mo)</w:t>
+            </w:r>
+          </w:p>
+        </w:tc>
+        <w:tc>
+          <w:tcPr/>
+          <w:p>
+            <w:pPr>
+              <w:pStyle w:val="Compact"/>
+            </w:pPr>
+            <w:r>
+              <w:t xml:space="preserve">$12,000</w:t>
+            </w:r>
+          </w:p>
+        </w:tc>
+      </w:tr>
+      <w:tr>
+        <w:tc>
+          <w:tcPr/>
+          <w:p>
+            <w:pPr>
+              <w:pStyle w:val="Compact"/>
+            </w:pPr>
+            <w:r>
+              <w:t xml:space="preserve">Chase’s Bearsville Cottage ($1k/mo)</w:t>
+            </w:r>
+          </w:p>
+        </w:tc>
+        <w:tc>
+          <w:tcPr/>
+          <w:p>
+            <w:pPr>
+              <w:pStyle w:val="Compact"/>
+            </w:pPr>
+            <w:r>
+              <w:t xml:space="preserve">$12,000</w:t>
+            </w:r>
+          </w:p>
+        </w:tc>
+      </w:tr>
+      <w:tr>
+        <w:tc>
+          <w:tcPr/>
+          <w:p>
+            <w:pPr>
+              <w:pStyle w:val="Compact"/>
+            </w:pPr>
+            <w:r>
+              <w:t xml:space="preserve">Chase’s aggregate bills — internet, cell, tax repayment ($500/mo)</w:t>
+            </w:r>
+          </w:p>
+        </w:tc>
+        <w:tc>
+          <w:tcPr/>
+          <w:p>
+            <w:pPr>
+              <w:pStyle w:val="Compact"/>
+            </w:pPr>
+            <w:r>
+              <w:t xml:space="preserve">$6,000</w:t>
+            </w:r>
+          </w:p>
+        </w:tc>
+      </w:tr>
+      <w:tr>
+        <w:tc>
+          <w:tcPr/>
+          <w:p>
+            <w:pPr>
+              <w:pStyle w:val="Compact"/>
+            </w:pPr>
+            <w:r>
+              <w:t xml:space="preserve">Chase’s living expenses ($2k/mo)</w:t>
+            </w:r>
+          </w:p>
+        </w:tc>
+        <w:tc>
+          <w:tcPr/>
+          <w:p>
+            <w:pPr>
+              <w:pStyle w:val="Compact"/>
+            </w:pPr>
+            <w:r>
+              <w:t xml:space="preserve">$24,000</w:t>
             </w:r>
           </w:p>
         </w:tc>
@@ -1450,7 +1554,7 @@
                 <w:b/>
                 <w:bCs/>
               </w:rPr>
-              <w:t xml:space="preserve">Part-time Inn ops manager (NEW — Y1 budget line)</w:t>
+              <w:t xml:space="preserve">Ecosystem break-even</w:t>
             </w:r>
           </w:p>
         </w:tc>
@@ -1465,135 +1569,7 @@
                 <w:b/>
                 <w:bCs/>
               </w:rPr>
-              <w:t xml:space="preserve">$35k</w:t>
-            </w:r>
-          </w:p>
-        </w:tc>
-      </w:tr>
-      <w:tr>
-        <w:tc>
-          <w:tcPr/>
-          <w:p>
-            <w:pPr>
-              <w:pStyle w:val="Compact"/>
-            </w:pPr>
-            <w:r>
-              <w:t xml:space="preserve">Platform infra (Vercel, Sanity, Neon, GCS, AI APIs, Resend, Stripe fees)</w:t>
-            </w:r>
-          </w:p>
-        </w:tc>
-        <w:tc>
-          <w:tcPr/>
-          <w:p>
-            <w:pPr>
-              <w:pStyle w:val="Compact"/>
-            </w:pPr>
-            <w:r>
-              <w:t xml:space="preserve">$8k</w:t>
-            </w:r>
-          </w:p>
-        </w:tc>
-      </w:tr>
-      <w:tr>
-        <w:tc>
-          <w:tcPr/>
-          <w:p>
-            <w:pPr>
-              <w:pStyle w:val="Compact"/>
-            </w:pPr>
-            <w:r>
-              <w:t xml:space="preserve">Touring (van, fuel, lodging, band guarantees)</w:t>
-            </w:r>
-          </w:p>
-        </w:tc>
-        <w:tc>
-          <w:tcPr/>
-          <w:p>
-            <w:pPr>
-              <w:pStyle w:val="Compact"/>
-            </w:pPr>
-            <w:r>
-              <w:t xml:space="preserve">$25k</w:t>
-            </w:r>
-          </w:p>
-        </w:tc>
-      </w:tr>
-      <w:tr>
-        <w:tc>
-          <w:tcPr/>
-          <w:p>
-            <w:pPr>
-              <w:pStyle w:val="Compact"/>
-            </w:pPr>
-            <w:r>
-              <w:t xml:space="preserve">Marketing</w:t>
-            </w:r>
-          </w:p>
-        </w:tc>
-        <w:tc>
-          <w:tcPr/>
-          <w:p>
-            <w:pPr>
-              <w:pStyle w:val="Compact"/>
-            </w:pPr>
-            <w:r>
-              <w:t xml:space="preserve">$24k</w:t>
-            </w:r>
-          </w:p>
-        </w:tc>
-      </w:tr>
-      <w:tr>
-        <w:tc>
-          <w:tcPr/>
-          <w:p>
-            <w:pPr>
-              <w:pStyle w:val="Compact"/>
-            </w:pPr>
-            <w:r>
-              <w:t xml:space="preserve">Reserves (10%)</w:t>
-            </w:r>
-          </w:p>
-        </w:tc>
-        <w:tc>
-          <w:tcPr/>
-          <w:p>
-            <w:pPr>
-              <w:pStyle w:val="Compact"/>
-            </w:pPr>
-            <w:r>
-              <w:t xml:space="preserve">$24k</w:t>
-            </w:r>
-          </w:p>
-        </w:tc>
-      </w:tr>
-      <w:tr>
-        <w:tc>
-          <w:tcPr/>
-          <w:p>
-            <w:pPr>
-              <w:pStyle w:val="Compact"/>
-            </w:pPr>
-            <w:r>
-              <w:rPr>
-                <w:b/>
-                <w:bCs/>
-              </w:rPr>
-              <w:t xml:space="preserve">Total run-rate</w:t>
-            </w:r>
-          </w:p>
-        </w:tc>
-        <w:tc>
-          <w:tcPr/>
-          <w:p>
-            <w:pPr>
-              <w:pStyle w:val="Compact"/>
-            </w:pPr>
-            <w:r>
-              <w:rPr>
-                <w:b/>
-                <w:bCs/>
-              </w:rPr>
-              <w:t xml:space="preserve">~$296k</w:t>
+              <w:t xml:space="preserve">$191,000</w:t>
             </w:r>
           </w:p>
         </w:tc>
@@ -1608,13 +1584,31 @@
           <w:b/>
           <w:bCs/>
         </w:rPr>
-        <w:t xml:space="preserve">Net at $250k revenue:</w:t>
-      </w:r>
-      <w:r>
-        <w:t xml:space="preserve"> </w:t>
-      </w:r>
-      <w:r>
-        <w:t xml:space="preserve">roughly $0. This is the thesis in math form: ecosystem covers ecosystem. Above $250k = upside / time / next thing.</w:t>
+        <w:t xml:space="preserve">What’s NOT on this list</w:t>
+      </w:r>
+      <w:r>
+        <w:t xml:space="preserve"> </w:t>
+      </w:r>
+      <w:r>
+        <w:t xml:space="preserve">(intentionally): Tracy’s and Amy’s personal costs — they draw from Inn distributions, not from ecosystem revenue. Touring, marketing, and reserves — those are investments we make out of revenue above the floor, not costs we owe just to keep the lights on.</w:t>
+      </w:r>
+    </w:p>
+    <w:p>
+      <w:pPr>
+        <w:pStyle w:val="BodyText"/>
+      </w:pPr>
+      <w:r>
+        <w:rPr>
+          <w:b/>
+          <w:bCs/>
+        </w:rPr>
+        <w:t xml:space="preserve">Net at $191k revenue:</w:t>
+      </w:r>
+      <w:r>
+        <w:t xml:space="preserve"> </w:t>
+      </w:r>
+      <w:r>
+        <w:t xml:space="preserve">roughly $0. Ecosystem covers ecosystem. Above $191k every dollar is real profit, redeployed across touring investment, marketing, reserves, partner distributions, and quality of life. At the $330k baseline target that’s $139k of real profit to work with.</w:t>
       </w:r>
     </w:p>
     <w:p>
@@ -1626,13 +1620,13 @@
     </w:p>
     <w:bookmarkEnd w:id="12"/>
     <w:bookmarkEnd w:id="13"/>
-    <w:bookmarkStart w:id="14" w:name="the-hire-to-make-this-quarter"/>
+    <w:bookmarkStart w:id="14" w:name="Xe575fb85f957b9c7a453db19c32c0331e261498"/>
     <w:p>
       <w:pPr>
         <w:pStyle w:val="Heading2"/>
       </w:pPr>
       <w:r>
-        <w:t xml:space="preserve">3 — The Hire to Make This Quarter</w:t>
+        <w:t xml:space="preserve">3 — Hospitality Labor: Two Contractors, Per-Event</w:t>
       </w:r>
     </w:p>
     <w:p>
@@ -1640,81 +1634,7 @@
         <w:pStyle w:val="FirstParagraph"/>
       </w:pPr>
       <w:r>
-        <w:rPr>
-          <w:b/>
-          <w:bCs/>
-        </w:rPr>
-        <w:t xml:space="preserve">Position:</w:t>
-      </w:r>
-      <w:r>
-        <w:t xml:space="preserve"> </w:t>
-      </w:r>
-      <w:r>
-        <w:t xml:space="preserve">Part-time Inn Operations Manager</w:t>
-      </w:r>
-      <w:r>
-        <w:t xml:space="preserve"> </w:t>
-      </w:r>
-      <w:r>
-        <w:rPr>
-          <w:b/>
-          <w:bCs/>
-        </w:rPr>
-        <w:t xml:space="preserve">Compensation:</w:t>
-      </w:r>
-      <w:r>
-        <w:t xml:space="preserve"> </w:t>
-      </w:r>
-      <w:r>
-        <w:t xml:space="preserve">~$35k/year (~25 hrs/week)</w:t>
-      </w:r>
-      <w:r>
-        <w:t xml:space="preserve"> </w:t>
-      </w:r>
-      <w:r>
-        <w:rPr>
-          <w:b/>
-          <w:bCs/>
-        </w:rPr>
-        <w:t xml:space="preserve">Where:</w:t>
-      </w:r>
-      <w:r>
-        <w:t xml:space="preserve"> </w:t>
-      </w:r>
-      <w:r>
-        <w:t xml:space="preserve">Local Natchez</w:t>
-      </w:r>
-      <w:r>
-        <w:t xml:space="preserve"> </w:t>
-      </w:r>
-      <w:r>
-        <w:rPr>
-          <w:b/>
-          <w:bCs/>
-        </w:rPr>
-        <w:t xml:space="preserve">Hire by:</w:t>
-      </w:r>
-      <w:r>
-        <w:t xml:space="preserve"> </w:t>
-      </w:r>
-      <w:r>
-        <w:t xml:space="preserve">End of May 2026</w:t>
-      </w:r>
-      <w:r>
-        <w:t xml:space="preserve"> </w:t>
-      </w:r>
-      <w:r>
-        <w:rPr>
-          <w:b/>
-          <w:bCs/>
-        </w:rPr>
-        <w:t xml:space="preserve">Reports to:</w:t>
-      </w:r>
-      <w:r>
-        <w:t xml:space="preserve"> </w:t>
-      </w:r>
-      <w:r>
-        <w:t xml:space="preserve">Tracy (operationally) + Amy (day-of)</w:t>
+        <w:t xml:space="preserve">No salaried Inn ops manager. The real operational labor model is two per-event contractors, paid by the unit of work they actually do — so labor cost tracks revenue instead of sitting on the balance sheet as a fixed drag.</w:t>
       </w:r>
     </w:p>
     <w:p>
@@ -1726,37 +1646,35 @@
           <w:b/>
           <w:bCs/>
         </w:rPr>
-        <w:t xml:space="preserve">Job covers:</w:t>
-      </w:r>
-      <w:r>
-        <w:t xml:space="preserve"> </w:t>
-      </w:r>
-      <w:r>
-        <w:t xml:space="preserve">- Housekeeping coordination + room turnover</w:t>
-      </w:r>
-      <w:r>
-        <w:t xml:space="preserve"> </w:t>
-      </w:r>
-      <w:r>
-        <w:t xml:space="preserve">- Breakfast service backup when Amy is on tour or recording</w:t>
-      </w:r>
-      <w:r>
-        <w:t xml:space="preserve"> </w:t>
-      </w:r>
-      <w:r>
-        <w:t xml:space="preserve">- Blues Room physical setup + breakdown</w:t>
-      </w:r>
-      <w:r>
-        <w:t xml:space="preserve"> </w:t>
-      </w:r>
-      <w:r>
-        <w:t xml:space="preserve">- Guest services fallback when Tracy is editing</w:t>
-      </w:r>
-      <w:r>
-        <w:t xml:space="preserve"> </w:t>
-      </w:r>
-      <w:r>
-        <w:t xml:space="preserve">- Cloudbeds same-week pricing/availability adjustments under Amy’s direction</w:t>
+        <w:t xml:space="preserve">Chandra — Cleaning contractor</w:t>
+      </w:r>
+      <w:r>
+        <w:t xml:space="preserve"> </w:t>
+      </w:r>
+      <w:r>
+        <w:t xml:space="preserve">-</w:t>
+      </w:r>
+      <w:r>
+        <w:t xml:space="preserve"> </w:t>
+      </w:r>
+      <w:r>
+        <w:rPr>
+          <w:b/>
+          <w:bCs/>
+        </w:rPr>
+        <w:t xml:space="preserve">Already live.</w:t>
+      </w:r>
+      <w:r>
+        <w:t xml:space="preserve"> </w:t>
+      </w:r>
+      <w:r>
+        <w:t xml:space="preserve">- $20 per room cleaning.</w:t>
+      </w:r>
+      <w:r>
+        <w:t xml:space="preserve"> </w:t>
+      </w:r>
+      <w:r>
+        <w:t xml:space="preserve">- Turns rooms between stays.</w:t>
       </w:r>
     </w:p>
     <w:p>
@@ -1768,63 +1686,31 @@
           <w:b/>
           <w:bCs/>
         </w:rPr>
-        <w:t xml:space="preserve">Why this hire is the unfashionable lever:</w:t>
-      </w:r>
-      <w:r>
-        <w:t xml:space="preserve"> </w:t>
-      </w:r>
-      <w:r>
-        <w:t xml:space="preserve">Right now Tracy and Amy’s time is</w:t>
-      </w:r>
-      <w:r>
-        <w:t xml:space="preserve"> </w:t>
-      </w:r>
-      <w:r>
-        <w:t xml:space="preserve">“priced at $0/hr”</w:t>
-      </w:r>
-      <w:r>
-        <w:t xml:space="preserve"> </w:t>
-      </w:r>
-      <w:r>
-        <w:t xml:space="preserve">because they’re doing ops they shouldn’t. Every hour Amy restocks the bar is an hour she’s not building Arrie Aslin. Every hour Tracy does room turnover is an hour she’s not closing Paul Green. The $35k converts two equity partners into revenue generators.</w:t>
-      </w:r>
-      <w:r>
-        <w:t xml:space="preserve"> </w:t>
-      </w:r>
-      <w:r>
-        <w:rPr>
-          <w:b/>
-          <w:bCs/>
-        </w:rPr>
-        <w:t xml:space="preserve">This is escape from</w:t>
-      </w:r>
-      <w:r>
-        <w:rPr>
-          <w:b/>
-          <w:bCs/>
-        </w:rPr>
-        <w:t xml:space="preserve"> </w:t>
-      </w:r>
-      <w:r>
-        <w:rPr>
-          <w:b/>
-          <w:bCs/>
-        </w:rPr>
-        <w:t xml:space="preserve">“buying ourselves a job,”</w:t>
-      </w:r>
-      <w:r>
-        <w:rPr>
-          <w:b/>
-          <w:bCs/>
-        </w:rPr>
-        <w:t xml:space="preserve"> </w:t>
-      </w:r>
-      <w:r>
-        <w:rPr>
-          <w:b/>
-          <w:bCs/>
-        </w:rPr>
-        <w:t xml:space="preserve">not buying one.</w:t>
+        <w:t xml:space="preserve">Hospitality Coordinator — Guest-arrival contractor</w:t>
+      </w:r>
+      <w:r>
+        <w:t xml:space="preserve"> </w:t>
+      </w:r>
+      <w:r>
+        <w:t xml:space="preserve">- $20 per check-in.</w:t>
+      </w:r>
+      <w:r>
+        <w:t xml:space="preserve"> </w:t>
+      </w:r>
+      <w:r>
+        <w:t xml:space="preserve">- Confirms the room is actually ready.</w:t>
+      </w:r>
+      <w:r>
+        <w:t xml:space="preserve"> </w:t>
+      </w:r>
+      <w:r>
+        <w:t xml:space="preserve">- Meets the guest and helps them settle in.</w:t>
+      </w:r>
+      <w:r>
+        <w:t xml:space="preserve"> </w:t>
+      </w:r>
+      <w:r>
+        <w:t xml:space="preserve">- Variable cost: scales with bookings, zero cost on low-occupancy weeks.</w:t>
       </w:r>
     </w:p>
     <w:p>
@@ -1836,13 +1722,49 @@
           <w:b/>
           <w:bCs/>
         </w:rPr>
+        <w:t xml:space="preserve">Why this is the right shape (not a salaried hire):</w:t>
+      </w:r>
+      <w:r>
+        <w:t xml:space="preserve"> </w:t>
+      </w:r>
+      <w:r>
+        <w:t xml:space="preserve">A $35k salaried ops manager would be a fixed cost regardless of occupancy. The per-event contractor model keeps Tracy and Amy out of same-week turnover work (which is what the hire was meant to solve) without loading a fixed line onto the cost structure. At 500 check-ins + 500 cleanings per year, the blended labor cost is roughly $20k — variable, not fixed, and covered inside the Inn’s own revenue basis before we count anything else.</w:t>
+      </w:r>
+    </w:p>
+    <w:p>
+      <w:pPr>
+        <w:pStyle w:val="BodyText"/>
+      </w:pPr>
+      <w:r>
+        <w:rPr>
+          <w:b/>
+          <w:bCs/>
+        </w:rPr>
+        <w:t xml:space="preserve">What Tracy and Amy get back:</w:t>
+      </w:r>
+      <w:r>
+        <w:t xml:space="preserve"> </w:t>
+      </w:r>
+      <w:r>
+        <w:t xml:space="preserve">the hours that would otherwise go to room turnover and guest arrivals. Every hour Amy isn’t handing keys to a guest is an hour she can be building Arrie Aslin. Every hour Tracy isn’t coordinating housekeeping is an hour she can be closing Paul Green.</w:t>
+      </w:r>
+    </w:p>
+    <w:p>
+      <w:pPr>
+        <w:pStyle w:val="BodyText"/>
+      </w:pPr>
+      <w:r>
+        <w:rPr>
+          <w:b/>
+          <w:bCs/>
+        </w:rPr>
         <w:t xml:space="preserve">Action:</w:t>
       </w:r>
       <w:r>
         <w:t xml:space="preserve"> </w:t>
       </w:r>
       <w:r>
-        <w:t xml:space="preserve">Tracy posts the role first week of May. Word-of-mouth via Inn regulars + local network preferred over Indeed/Craigslist (community fit matters).</w:t>
+        <w:t xml:space="preserve">Hospitality Coordinator posting opens Week 1. Chandra already operating. No single hire deadline — the model starts the moment the Coordinator is named.</w:t>
       </w:r>
     </w:p>
     <w:p>
@@ -2408,7 +2330,13 @@
                 <w:b/>
                 <w:bCs/>
               </w:rPr>
-              <w:t xml:space="preserve">Inn ops hire decision: if cumulative revenue ≥ $15k, hire by May 31. If &lt; $15k, defer hire to June 15 to avoid burn ahead of revenue.</w:t>
+              <w:t xml:space="preserve">Hospitality Coordinator named + on-call by May 31</w:t>
+            </w:r>
+            <w:r>
+              <w:t xml:space="preserve"> </w:t>
+            </w:r>
+            <w:r>
+              <w:t xml:space="preserve">(per-event, no salary); Chandra’s cleaning model reconfirmed</w:t>
             </w:r>
           </w:p>
         </w:tc>
@@ -2473,7 +2401,7 @@
               <w:pStyle w:val="Compact"/>
             </w:pPr>
             <w:r>
-              <w:t xml:space="preserve">Cumulative revenue &lt; $15k by May 31 → ops hire deferred to June 15; Tracy/Amy split same-week ops in the meantime</w:t>
+              <w:t xml:space="preserve">Coordinator not yet named by May 31 → Tracy handles arrivals personally until someone is identified through Inn-regular network</w:t>
             </w:r>
           </w:p>
         </w:tc>
@@ -3352,7 +3280,7 @@
         <w:t xml:space="preserve"> </w:t>
       </w:r>
       <w:r>
-        <w:t xml:space="preserve">Hitting that = on pace for $250k. Below $50k = serious mid-quarter recalibration.</w:t>
+        <w:t xml:space="preserve">Hitting that = on pace for the $330k baseline and comfortably above the $191k break-even floor. Below $50k = serious mid-quarter recalibration.</w:t>
       </w:r>
     </w:p>
     <w:p>
@@ -7966,7 +7894,7 @@
           <w:b/>
           <w:bCs/>
         </w:rPr>
-        <w:t xml:space="preserve">If we execute this 90-day plan as written, probability of hitting $250k Y1 = 65%.</w:t>
+        <w:t xml:space="preserve">If we execute this 90-day plan as written, probability of hitting the $330k Y1 baseline ≈ 65%. Probability of clearing the $191k break-even floor ≈ 85%.</w:t>
       </w:r>
     </w:p>
     <w:p>
@@ -8037,7 +7965,7 @@
         <w:pStyle w:val="FirstParagraph"/>
       </w:pPr>
       <w:r>
-        <w:t xml:space="preserve">The next ninety days, we run one play. Tracy sells the wedding and private-retreat package and carries biz dev across the ecosystem. Chase closes two B2B Directory engagements — Vicki Wolpert in Woodstock and Paul Green in Natchez. Amy runs the Inn and plays as Arrie Aslin. We hire a part-time Inn ops manager so none of us is buried in same-week operations.</w:t>
+        <w:t xml:space="preserve">The next ninety days, we run one play. Tracy sells the wedding and private-retreat package and carries biz dev across the ecosystem. Chase closes two B2B Directory engagements — Vicki Wolpert in Woodstock and Paul Green in Natchez. Amy runs the Inn and plays as Arrie Aslin. Chandra continues the per-room cleaning at $20 a room; we name a Hospitality Coordinator at $20 per check-in so arrivals and settle-in are handled without pulling Tracy or Amy into same-week operations.</w:t>
       </w:r>
     </w:p>
     <w:p>
@@ -8045,7 +7973,7 @@
         <w:pStyle w:val="BodyText"/>
       </w:pPr>
       <w:r>
-        <w:t xml:space="preserve">Everything else — touring as a business, magazine ad sales, the record label, the radio station, the second region — moves because it’s who we are, not because we are hunting its revenue this year. If we execute this shape, we hit $250k for the fiscal year. The leading indicator is cumulative revenue at the end of July: $60k keeps us on pace.</w:t>
+        <w:t xml:space="preserve">Everything else — touring as a business, magazine ad sales, the record label, the radio station, the second region — moves because it’s who we are, not because we are hunting its revenue this year. The honest ecosystem break-even is $191k, built from the QuickBooks numbers. The baseline target is $330k — which means $139k of real profit above break-even if we hit the shape. The leading indicator is cumulative revenue at the end of July: $60k keeps us on pace.</w:t>
       </w:r>
     </w:p>
     <w:p>

--- a/docs/90_DAY_PLAN.docx
+++ b/docs/90_DAY_PLAN.docx
@@ -385,13 +385,139 @@
           <w:b/>
           <w:bCs/>
         </w:rPr>
-        <w:t xml:space="preserve">Y1 break-even floor:</w:t>
-      </w:r>
-      <w:r>
-        <w:t xml:space="preserve"> </w:t>
-      </w:r>
-      <w:r>
-        <w:t xml:space="preserve">$191,000 across all channels (May 2026 – April 2027). Built from the QuickBooks line items — $125k Inn + $24k platform + $42k Chase housing/bills/living. Hitting it = ecosystem covers itself on its own steam.</w:t>
+        <w:t xml:space="preserve">Y1 financial ladder:</w:t>
+      </w:r>
+      <w:r>
+        <w:t xml:space="preserve"> </w:t>
+      </w:r>
+      <w:r>
+        <w:t xml:space="preserve">-</w:t>
+      </w:r>
+      <w:r>
+        <w:t xml:space="preserve"> </w:t>
+      </w:r>
+      <w:r>
+        <w:rPr>
+          <w:b/>
+          <w:bCs/>
+        </w:rPr>
+        <w:t xml:space="preserve">Gross ecosystem costs: $191k.</w:t>
+      </w:r>
+      <w:r>
+        <w:t xml:space="preserve"> </w:t>
+      </w:r>
+      <w:r>
+        <w:t xml:space="preserve">Itemized from QuickBooks — $125k Inn + $24k platform + $42k Chase housing/bills/living.</w:t>
+      </w:r>
+      <w:r>
+        <w:t xml:space="preserve"> </w:t>
+      </w:r>
+      <w:r>
+        <w:t xml:space="preserve">-</w:t>
+      </w:r>
+      <w:r>
+        <w:t xml:space="preserve"> </w:t>
+      </w:r>
+      <w:r>
+        <w:rPr>
+          <w:b/>
+          <w:bCs/>
+        </w:rPr>
+        <w:t xml:space="preserve">Less Chase’s Scan2Plan royalty: −$18k.</w:t>
+      </w:r>
+      <w:r>
+        <w:t xml:space="preserve"> </w:t>
+      </w:r>
+      <w:r>
+        <w:t xml:space="preserve">The 2% royalty retained from the dissolved S2PX partnership averages ~$1,500/mo of passive income. It lands regardless of what the ecosystem does, so it directly offsets the portion of Chase’s personal costs the ecosystem would otherwise have to cover.</w:t>
+      </w:r>
+      <w:r>
+        <w:t xml:space="preserve"> </w:t>
+      </w:r>
+      <w:r>
+        <w:t xml:space="preserve">-</w:t>
+      </w:r>
+      <w:r>
+        <w:t xml:space="preserve"> </w:t>
+      </w:r>
+      <w:r>
+        <w:rPr>
+          <w:b/>
+          <w:bCs/>
+        </w:rPr>
+        <w:t xml:space="preserve">Net break-even floor: $173k.</w:t>
+      </w:r>
+      <w:r>
+        <w:t xml:space="preserve"> </w:t>
+      </w:r>
+      <w:r>
+        <w:t xml:space="preserve">Revenue the ecosystem itself must generate for full coverage.</w:t>
+      </w:r>
+      <w:r>
+        <w:t xml:space="preserve"> </w:t>
+      </w:r>
+      <w:r>
+        <w:t xml:space="preserve">-</w:t>
+      </w:r>
+      <w:r>
+        <w:t xml:space="preserve"> </w:t>
+      </w:r>
+      <w:r>
+        <w:rPr>
+          <w:b/>
+          <w:bCs/>
+        </w:rPr>
+        <w:t xml:space="preserve">First profit milestone: $250k.</w:t>
+      </w:r>
+      <w:r>
+        <w:t xml:space="preserve"> </w:t>
+      </w:r>
+      <w:r>
+        <w:t xml:space="preserve">$77k above the net floor. First real margin — partners have cushion, reserves start accruing, the next interesting project becomes fundable.</w:t>
+      </w:r>
+      <w:r>
+        <w:t xml:space="preserve"> </w:t>
+      </w:r>
+      <w:r>
+        <w:t xml:space="preserve">-</w:t>
+      </w:r>
+      <w:r>
+        <w:t xml:space="preserve"> </w:t>
+      </w:r>
+      <w:r>
+        <w:rPr>
+          <w:b/>
+          <w:bCs/>
+        </w:rPr>
+        <w:t xml:space="preserve">Baseline target: $330k.</w:t>
+      </w:r>
+      <w:r>
+        <w:t xml:space="preserve"> </w:t>
+      </w:r>
+      <w:r>
+        <w:t xml:space="preserve">$157k of real profit above the net floor. The realistic Y1 shape.</w:t>
+      </w:r>
+      <w:r>
+        <w:t xml:space="preserve"> </w:t>
+      </w:r>
+      <w:r>
+        <w:t xml:space="preserve">-</w:t>
+      </w:r>
+      <w:r>
+        <w:t xml:space="preserve"> </w:t>
+      </w:r>
+      <w:r>
+        <w:rPr>
+          <w:b/>
+          <w:bCs/>
+        </w:rPr>
+        <w:t xml:space="preserve">Stretch: $390–395k.</w:t>
+      </w:r>
+      <w:r>
+        <w:t xml:space="preserve"> </w:t>
+      </w:r>
+      <w:r>
+        <w:t xml:space="preserve">Art sales + stock activation.</w:t>
       </w:r>
     </w:p>
     <w:p>
@@ -409,7 +535,7 @@
         <w:t xml:space="preserve"> </w:t>
       </w:r>
       <w:r>
-        <w:t xml:space="preserve">real profit. We want to be profitable, not just at break-even. Above $191k, every dollar is real profit. The baseline target is $330k — which means $139k of real profit above break-even if we hit the shape.</w:t>
+        <w:t xml:space="preserve">real profit. We want to be profitable, not just at break-even. Above $173k, every dollar is real profit. $250k is the first waypoint that matters; $330k is the shape we work for.</w:t>
       </w:r>
     </w:p>
     <w:p>
@@ -1357,7 +1483,7 @@
           <w:b/>
           <w:bCs/>
         </w:rPr>
-        <w:t xml:space="preserve">Y1 ecosystem break-even (revised from QuickBooks reality):</w:t>
+        <w:t xml:space="preserve">Y1 ecosystem break-even (QuickBooks reality, net of Scan2Plan royalty):</w:t>
       </w:r>
     </w:p>
     <w:tbl>
@@ -1554,7 +1680,7 @@
                 <w:b/>
                 <w:bCs/>
               </w:rPr>
-              <w:t xml:space="preserve">Ecosystem break-even</w:t>
+              <w:t xml:space="preserve">Gross ecosystem costs</w:t>
             </w:r>
           </w:p>
         </w:tc>
@@ -1574,6 +1700,66 @@
           </w:p>
         </w:tc>
       </w:tr>
+      <w:tr>
+        <w:tc>
+          <w:tcPr/>
+          <w:p>
+            <w:pPr>
+              <w:pStyle w:val="Compact"/>
+            </w:pPr>
+            <w:r>
+              <w:t xml:space="preserve">Less: Chase’s 2% Scan2Plan royalty (~$1,500/mo+, passive income that offsets his draw on the ecosystem)</w:t>
+            </w:r>
+          </w:p>
+        </w:tc>
+        <w:tc>
+          <w:tcPr/>
+          <w:p>
+            <w:pPr>
+              <w:pStyle w:val="Compact"/>
+            </w:pPr>
+            <w:r>
+              <w:rPr>
+                <w:b/>
+                <w:bCs/>
+              </w:rPr>
+              <w:t xml:space="preserve">− $18,000</w:t>
+            </w:r>
+          </w:p>
+        </w:tc>
+      </w:tr>
+      <w:tr>
+        <w:tc>
+          <w:tcPr/>
+          <w:p>
+            <w:pPr>
+              <w:pStyle w:val="Compact"/>
+            </w:pPr>
+            <w:r>
+              <w:rPr>
+                <w:b/>
+                <w:bCs/>
+              </w:rPr>
+              <w:t xml:space="preserve">Net ecosystem break-even</w:t>
+            </w:r>
+          </w:p>
+        </w:tc>
+        <w:tc>
+          <w:tcPr/>
+          <w:p>
+            <w:pPr>
+              <w:pStyle w:val="Compact"/>
+            </w:pPr>
+            <w:r>
+              <w:rPr>
+                <w:b/>
+                <w:bCs/>
+              </w:rPr>
+              <w:t xml:space="preserve">$173,000</w:t>
+            </w:r>
+          </w:p>
+        </w:tc>
+      </w:tr>
     </w:tbl>
     <w:p>
       <w:pPr>
@@ -1602,13 +1788,13 @@
           <w:b/>
           <w:bCs/>
         </w:rPr>
-        <w:t xml:space="preserve">Net at $191k revenue:</w:t>
-      </w:r>
-      <w:r>
-        <w:t xml:space="preserve"> </w:t>
-      </w:r>
-      <w:r>
-        <w:t xml:space="preserve">roughly $0. Ecosystem covers ecosystem. Above $191k every dollar is real profit, redeployed across touring investment, marketing, reserves, partner distributions, and quality of life. At the $330k baseline target that’s $139k of real profit to work with.</w:t>
+        <w:t xml:space="preserve">Net at $173k revenue:</w:t>
+      </w:r>
+      <w:r>
+        <w:t xml:space="preserve"> </w:t>
+      </w:r>
+      <w:r>
+        <w:t xml:space="preserve">roughly $0. Ecosystem covers ecosystem. Above $173k every dollar is real profit, redeployed across touring investment, marketing, reserves, partner distributions, and quality of life. At the $330k baseline target that’s $157k of real profit to work with.</w:t>
       </w:r>
     </w:p>
     <w:p>
@@ -7973,7 +8159,7 @@
         <w:pStyle w:val="BodyText"/>
       </w:pPr>
       <w:r>
-        <w:t xml:space="preserve">Everything else — touring as a business, magazine ad sales, the record label, the radio station, the second region — moves because it’s who we are, not because we are hunting its revenue this year. The honest ecosystem break-even is $191k, built from the QuickBooks numbers. The baseline target is $330k — which means $139k of real profit above break-even if we hit the shape. The leading indicator is cumulative revenue at the end of July: $60k keeps us on pace.</w:t>
+        <w:t xml:space="preserve">Everything else — touring as a business, magazine ad sales, the record label, the radio station, the second region — moves because it’s who we are, not because we are hunting its revenue this year. The honest ecosystem break-even is $191k, built from the QuickBooks numbers. $250k is the first profit milestone. $330k is the baseline — $139k of real profit above the floor if we hit the shape. The leading indicator is cumulative revenue at the end of July: $60k keeps us on pace.</w:t>
       </w:r>
     </w:p>
     <w:p>

--- a/docs/90_DAY_PLAN.docx
+++ b/docs/90_DAY_PLAN.docx
@@ -2,7 +2,7 @@
 <file path=word/document.xml><?xml version="1.0" encoding="utf-8"?>
 <w:document xmlns:w="http://schemas.openxmlformats.org/wordprocessingml/2006/main" xmlns:m="http://schemas.openxmlformats.org/officeDocument/2006/math" xmlns:r="http://schemas.openxmlformats.org/officeDocument/2006/relationships" xmlns:o="urn:schemas-microsoft-com:office:office" xmlns:v="urn:schemas-microsoft-com:vml" xmlns:w10="urn:schemas-microsoft-com:office:word" xmlns:a="http://schemas.openxmlformats.org/drawingml/2006/main" xmlns:pic="http://schemas.openxmlformats.org/drawingml/2006/picture" xmlns:wp="http://schemas.openxmlformats.org/drawingml/2006/wordprocessingDrawing">
   <w:body>
-    <w:bookmarkStart w:id="50" w:name="X5d6b354e62e924e55e9753cb02d9dfd76344930"/>
+    <w:bookmarkStart w:id="51" w:name="X5d6b354e62e924e55e9753cb02d9dfd76344930"/>
     <w:p>
       <w:pPr>
         <w:pStyle w:val="Heading1"/>
@@ -1961,7 +1961,294 @@
       </w:r>
     </w:p>
     <w:bookmarkEnd w:id="14"/>
-    <w:bookmarkStart w:id="15" w:name="the-90-day-weekly-grid"/>
+    <w:bookmarkStart w:id="15" w:name="X51956fdf440da081086f54984cda2e3607b5e16"/>
+    <w:p>
+      <w:pPr>
+        <w:pStyle w:val="Heading2"/>
+      </w:pPr>
+      <w:r>
+        <w:t xml:space="preserve">3.5 — Big Muddy Inn OTA + Yield Strategy (added 2026-04-20 PM)</w:t>
+      </w:r>
+    </w:p>
+    <w:p>
+      <w:pPr>
+        <w:pStyle w:val="FirstParagraph"/>
+      </w:pPr>
+      <w:r>
+        <w:t xml:space="preserve">Full detail in two companion papers:</w:t>
+      </w:r>
+      <w:r>
+        <w:t xml:space="preserve"> </w:t>
+      </w:r>
+      <w:r>
+        <w:t xml:space="preserve">-</w:t>
+      </w:r>
+      <w:r>
+        <w:t xml:space="preserve"> </w:t>
+      </w:r>
+      <w:r>
+        <w:rPr>
+          <w:rStyle w:val="VerbatimChar"/>
+        </w:rPr>
+        <w:t xml:space="preserve">docs/partners/vrbo-position-2026-04-20.md</w:t>
+      </w:r>
+      <w:r>
+        <w:t xml:space="preserve"> </w:t>
+      </w:r>
+      <w:r>
+        <w:t xml:space="preserve">— why Vrbo is out of scope</w:t>
+      </w:r>
+      <w:r>
+        <w:t xml:space="preserve"> </w:t>
+      </w:r>
+      <w:r>
+        <w:t xml:space="preserve">-</w:t>
+      </w:r>
+      <w:r>
+        <w:t xml:space="preserve"> </w:t>
+      </w:r>
+      <w:r>
+        <w:rPr>
+          <w:rStyle w:val="VerbatimChar"/>
+        </w:rPr>
+        <w:t xml:space="preserve">docs/partners/channel-yield-strategy-2026-04-20.md</w:t>
+      </w:r>
+      <w:r>
+        <w:t xml:space="preserve"> </w:t>
+      </w:r>
+      <w:r>
+        <w:t xml:space="preserve">— the full Tier 1–4 channel matrix + demand-gen recommendations</w:t>
+      </w:r>
+    </w:p>
+    <w:p>
+      <w:pPr>
+        <w:pStyle w:val="BodyText"/>
+      </w:pPr>
+      <w:r>
+        <w:t xml:space="preserve">Summary the 90-day plan needs to carry:</w:t>
+      </w:r>
+    </w:p>
+    <w:p>
+      <w:pPr>
+        <w:pStyle w:val="BodyText"/>
+      </w:pPr>
+      <w:r>
+        <w:rPr>
+          <w:b/>
+          <w:bCs/>
+        </w:rPr>
+        <w:t xml:space="preserve">Phase 1 OTA channels (live and optimized during this 90 days):</w:t>
+      </w:r>
+      <w:r>
+        <w:t xml:space="preserve"> </w:t>
+      </w:r>
+      <w:r>
+        <w:t xml:space="preserve">- Direct booking via MBT platform (primary; funnel instrumentation needs audit)</w:t>
+      </w:r>
+      <w:r>
+        <w:t xml:space="preserve"> </w:t>
+      </w:r>
+      <w:r>
+        <w:t xml:space="preserve">- Google Hotel Ads (NEW — added to Fiverr gig scope replacing the abandoned Vrbo slot)</w:t>
+      </w:r>
+      <w:r>
+        <w:t xml:space="preserve"> </w:t>
+      </w:r>
+      <w:r>
+        <w:t xml:space="preserve">- Airbnb (rebuild via Fiverr gig)</w:t>
+      </w:r>
+      <w:r>
+        <w:t xml:space="preserve"> </w:t>
+      </w:r>
+      <w:r>
+        <w:t xml:space="preserve">- Booking.com (rebuild via Fiverr gig)</w:t>
+      </w:r>
+      <w:r>
+        <w:t xml:space="preserve"> </w:t>
+      </w:r>
+      <w:r>
+        <w:t xml:space="preserve">- Expedia / Hotels.com (rebuild via Fiverr gig)</w:t>
+      </w:r>
+      <w:r>
+        <w:t xml:space="preserve"> </w:t>
+      </w:r>
+      <w:r>
+        <w:t xml:space="preserve">- TripAdvisor (claim + review sync — not in Fiverr gig but low-cost)</w:t>
+      </w:r>
+    </w:p>
+    <w:p>
+      <w:pPr>
+        <w:pStyle w:val="BodyText"/>
+      </w:pPr>
+      <w:r>
+        <w:rPr>
+          <w:b/>
+          <w:bCs/>
+        </w:rPr>
+        <w:t xml:space="preserve">Explicitly deferred / skipped:</w:t>
+      </w:r>
+      <w:r>
+        <w:t xml:space="preserve"> </w:t>
+      </w:r>
+      <w:r>
+        <w:t xml:space="preserve">-</w:t>
+      </w:r>
+      <w:r>
+        <w:t xml:space="preserve"> </w:t>
+      </w:r>
+      <w:r>
+        <w:rPr>
+          <w:b/>
+          <w:bCs/>
+        </w:rPr>
+        <w:t xml:space="preserve">Vrbo</w:t>
+      </w:r>
+      <w:r>
+        <w:t xml:space="preserve"> </w:t>
+      </w:r>
+      <w:r>
+        <w:t xml:space="preserve">— wrong product for a 6-room shared-space boutique. Position paper committed. The existing Canadian-listing dispute is moot; disconnect the listing rather than litigating it. Re-enters the plan only if a whole-inn buyout SKU ships (Phase 2).</w:t>
+      </w:r>
+      <w:r>
+        <w:t xml:space="preserve"> </w:t>
+      </w:r>
+      <w:r>
+        <w:t xml:space="preserve">-</w:t>
+      </w:r>
+      <w:r>
+        <w:t xml:space="preserve"> </w:t>
+      </w:r>
+      <w:r>
+        <w:rPr>
+          <w:b/>
+          <w:bCs/>
+        </w:rPr>
+        <w:t xml:space="preserve">HomeAway, Hostelworld, Agoda</w:t>
+      </w:r>
+      <w:r>
+        <w:t xml:space="preserve"> </w:t>
+      </w:r>
+      <w:r>
+        <w:t xml:space="preserve">— skip</w:t>
+      </w:r>
+    </w:p>
+    <w:p>
+      <w:pPr>
+        <w:pStyle w:val="BodyText"/>
+      </w:pPr>
+      <w:r>
+        <w:rPr>
+          <w:b/>
+          <w:bCs/>
+        </w:rPr>
+        <w:t xml:space="preserve">Highest-yield non-OTA investments (ranked), to layer in during Q2–Q3:</w:t>
+      </w:r>
+      <w:r>
+        <w:t xml:space="preserve"> </w:t>
+      </w:r>
+      <w:r>
+        <w:t xml:space="preserve">1. Google Hotel Ads setup + 90 days of spend ($2–3k)</w:t>
+      </w:r>
+      <w:r>
+        <w:t xml:space="preserve"> </w:t>
+      </w:r>
+      <w:r>
+        <w:t xml:space="preserve">2. Direct-booking funnel audit + conversion fixes ($1k, in Fiverr gig scope)</w:t>
+      </w:r>
+      <w:r>
+        <w:t xml:space="preserve"> </w:t>
+      </w:r>
+      <w:r>
+        <w:t xml:space="preserve">3. Past-guest email program (Klaviyo-class setup + 3 flows, $1k + $50/mo)</w:t>
+      </w:r>
+      <w:r>
+        <w:t xml:space="preserve"> </w:t>
+      </w:r>
+      <w:r>
+        <w:t xml:space="preserve">4. PR outreach package ($2k)</w:t>
+      </w:r>
+      <w:r>
+        <w:t xml:space="preserve"> </w:t>
+      </w:r>
+      <w:r>
+        <w:t xml:space="preserve">5. TripAdvisor claim + photo refresh ($500)</w:t>
+      </w:r>
+      <w:r>
+        <w:t xml:space="preserve"> </w:t>
+      </w:r>
+      <w:r>
+        <w:t xml:space="preserve">6. Creator hosting program (comp stays, 2–3 creators, ~$1.5k in amenities)</w:t>
+      </w:r>
+      <w:r>
+        <w:t xml:space="preserve"> </w:t>
+      </w:r>
+      <w:r>
+        <w:t xml:space="preserve">7. Magazine content acceleration (Tracy + 1 freelance writer for 6 months, $3–5k)</w:t>
+      </w:r>
+    </w:p>
+    <w:p>
+      <w:pPr>
+        <w:pStyle w:val="BodyText"/>
+      </w:pPr>
+      <w:r>
+        <w:rPr>
+          <w:b/>
+          <w:bCs/>
+        </w:rPr>
+        <w:t xml:space="preserve">The flywheel thesis:</w:t>
+      </w:r>
+      <w:r>
+        <w:t xml:space="preserve"> </w:t>
+      </w:r>
+      <w:r>
+        <w:t xml:space="preserve">OTAs are distribution. The Magazine is the real moat — the only channel a competitor can’t clone by opening an OTA account. Shift lens from</w:t>
+      </w:r>
+      <w:r>
+        <w:t xml:space="preserve"> </w:t>
+      </w:r>
+      <w:r>
+        <w:t xml:space="preserve">“which OTAs should we be on”</w:t>
+      </w:r>
+      <w:r>
+        <w:t xml:space="preserve"> </w:t>
+      </w:r>
+      <w:r>
+        <w:t xml:space="preserve">to</w:t>
+      </w:r>
+      <w:r>
+        <w:t xml:space="preserve"> </w:t>
+      </w:r>
+      <w:r>
+        <w:t xml:space="preserve">“which investments produce the most direct bookings per dollar.”</w:t>
+      </w:r>
+    </w:p>
+    <w:p>
+      <w:pPr>
+        <w:pStyle w:val="BodyText"/>
+      </w:pPr>
+      <w:r>
+        <w:rPr>
+          <w:b/>
+          <w:bCs/>
+        </w:rPr>
+        <w:t xml:space="preserve">Phase 2 product decision required (Tracy + Amy):</w:t>
+      </w:r>
+      <w:r>
+        <w:t xml:space="preserve"> </w:t>
+      </w:r>
+      <w:r>
+        <w:t xml:space="preserve">whole-inn buyout SKU (all 6 rooms + Blues Room, sold as one unit at $2–5k/night for weddings, retreats, corporate offsites, tour buyouts). If yes, this unlocks Vrbo as a distribution channel for that SKU only, plus becomes a primary vehicle for Mr &amp; Mrs Smith / Tablet / travel-advisor relationships in Phase 3.</w:t>
+      </w:r>
+    </w:p>
+    <w:p>
+      <w:r>
+        <w:pict>
+          <v:rect style="width:0;height:1.5pt" o:hralign="center" o:hrstd="t" o:hr="t"/>
+        </w:pict>
+      </w:r>
+    </w:p>
+    <w:bookmarkEnd w:id="15"/>
+    <w:bookmarkStart w:id="16" w:name="the-90-day-weekly-grid"/>
     <w:p>
       <w:pPr>
         <w:pStyle w:val="Heading2"/>
@@ -3476,8 +3763,8 @@
         </w:pict>
       </w:r>
     </w:p>
-    <w:bookmarkEnd w:id="15"/>
-    <w:bookmarkStart w:id="19" w:name="daily-cadence-printable-tape-it"/>
+    <w:bookmarkEnd w:id="16"/>
+    <w:bookmarkStart w:id="20" w:name="daily-cadence-printable-tape-it"/>
     <w:p>
       <w:pPr>
         <w:pStyle w:val="Heading2"/>
@@ -3486,7 +3773,7 @@
         <w:t xml:space="preserve">5 — Daily Cadence (printable, tape it)</w:t>
       </w:r>
     </w:p>
-    <w:bookmarkStart w:id="16" w:name="chase"/>
+    <w:bookmarkStart w:id="17" w:name="chase"/>
     <w:p>
       <w:pPr>
         <w:pStyle w:val="Heading3"/>
@@ -3623,8 +3910,8 @@
         <w:t xml:space="preserve">What shipped, what’s blocked, who he owes. Becomes tomorrow’s Cos brief.</w:t>
       </w:r>
     </w:p>
-    <w:bookmarkEnd w:id="16"/>
-    <w:bookmarkStart w:id="17" w:name="tracy"/>
+    <w:bookmarkEnd w:id="17"/>
+    <w:bookmarkStart w:id="18" w:name="tracy"/>
     <w:p>
       <w:pPr>
         <w:pStyle w:val="Heading3"/>
@@ -3765,8 +4052,8 @@
         <w:t xml:space="preserve">Cloudbeds occupancy. Adjust rates only on days &gt;14 days out.</w:t>
       </w:r>
     </w:p>
-    <w:bookmarkEnd w:id="17"/>
-    <w:bookmarkStart w:id="18" w:name="amy"/>
+    <w:bookmarkEnd w:id="18"/>
+    <w:bookmarkStart w:id="19" w:name="amy"/>
     <w:p>
       <w:pPr>
         <w:pStyle w:val="Heading3"/>
@@ -3912,9 +4199,9 @@
         </w:pict>
       </w:r>
     </w:p>
-    <w:bookmarkEnd w:id="18"/>
     <w:bookmarkEnd w:id="19"/>
-    <w:bookmarkStart w:id="22" w:name="weekly-monthly-cadence"/>
+    <w:bookmarkEnd w:id="20"/>
+    <w:bookmarkStart w:id="23" w:name="weekly-monthly-cadence"/>
     <w:p>
       <w:pPr>
         <w:pStyle w:val="Heading2"/>
@@ -3923,7 +4210,7 @@
         <w:t xml:space="preserve">6 — Weekly + Monthly Cadence</w:t>
       </w:r>
     </w:p>
-    <w:bookmarkStart w:id="20" w:name="weekly"/>
+    <w:bookmarkStart w:id="21" w:name="weekly"/>
     <w:p>
       <w:pPr>
         <w:pStyle w:val="Heading3"/>
@@ -4803,8 +5090,8 @@
         <w:t xml:space="preserve">digest aloud. Ends with: “Next week we chase ___.”</w:t>
       </w:r>
     </w:p>
-    <w:bookmarkEnd w:id="20"/>
-    <w:bookmarkStart w:id="21" w:name="monthly"/>
+    <w:bookmarkEnd w:id="21"/>
+    <w:bookmarkStart w:id="22" w:name="monthly"/>
     <w:p>
       <w:pPr>
         <w:pStyle w:val="Heading3"/>
@@ -4936,9 +5223,9 @@
         </w:pict>
       </w:r>
     </w:p>
-    <w:bookmarkEnd w:id="21"/>
     <w:bookmarkEnd w:id="22"/>
-    <w:bookmarkStart w:id="23" w:name="the-tell-48-hour-handoff"/>
+    <w:bookmarkEnd w:id="23"/>
+    <w:bookmarkStart w:id="24" w:name="the-tell-48-hour-handoff"/>
     <w:p>
       <w:pPr>
         <w:pStyle w:val="Heading2"/>
@@ -5146,8 +5433,8 @@
         </w:pict>
       </w:r>
     </w:p>
-    <w:bookmarkEnd w:id="23"/>
-    <w:bookmarkStart w:id="24" w:name="tracys-role-shape-boundaries-in-writing"/>
+    <w:bookmarkEnd w:id="24"/>
+    <w:bookmarkStart w:id="25" w:name="tracys-role-shape-boundaries-in-writing"/>
     <w:p>
       <w:pPr>
         <w:pStyle w:val="Heading2"/>
@@ -5247,8 +5534,8 @@
         </w:pict>
       </w:r>
     </w:p>
-    <w:bookmarkEnd w:id="24"/>
-    <w:bookmarkStart w:id="25" w:name="non-delegable-chase-work"/>
+    <w:bookmarkEnd w:id="25"/>
+    <w:bookmarkStart w:id="26" w:name="non-delegable-chase-work"/>
     <w:p>
       <w:pPr>
         <w:pStyle w:val="Heading2"/>
@@ -5358,8 +5645,8 @@
         </w:pict>
       </w:r>
     </w:p>
-    <w:bookmarkEnd w:id="25"/>
-    <w:bookmarkStart w:id="26" w:name="ai-agent-delegation-map"/>
+    <w:bookmarkEnd w:id="26"/>
+    <w:bookmarkStart w:id="27" w:name="ai-agent-delegation-map"/>
     <w:p>
       <w:pPr>
         <w:pStyle w:val="Heading2"/>
@@ -5956,8 +6243,8 @@
         </w:pict>
       </w:r>
     </w:p>
-    <w:bookmarkEnd w:id="26"/>
-    <w:bookmarkStart w:id="32" w:name="Xccb34008dcaa3003d514acf5897d3de65162d9b"/>
+    <w:bookmarkEnd w:id="27"/>
+    <w:bookmarkStart w:id="33" w:name="Xccb34008dcaa3003d514acf5897d3de65162d9b"/>
     <w:p>
       <w:pPr>
         <w:pStyle w:val="Heading2"/>
@@ -5974,7 +6261,7 @@
         <w:t xml:space="preserve">The photography revenue re-cut shifts where Chase’s hours should go. The platform is built. Cos + Patch run it. Chase delivers his creative moat.</w:t>
       </w:r>
     </w:p>
-    <w:bookmarkStart w:id="27" w:name="whats-truly-only-chase"/>
+    <w:bookmarkStart w:id="28" w:name="whats-truly-only-chase"/>
     <w:p>
       <w:pPr>
         <w:pStyle w:val="Heading3"/>
@@ -6077,8 +6364,8 @@
         <w:t xml:space="preserve">— one-third frame, but Bearsville and contributor calls are his signature.</w:t>
       </w:r>
     </w:p>
-    <w:bookmarkEnd w:id="27"/>
-    <w:bookmarkStart w:id="28" w:name="Xe6aa49854ea8fb084cf34337cc3f17bdda24b49"/>
+    <w:bookmarkEnd w:id="28"/>
+    <w:bookmarkStart w:id="29" w:name="Xe6aa49854ea8fb084cf34337cc3f17bdda24b49"/>
     <w:p>
       <w:pPr>
         <w:pStyle w:val="Heading3"/>
@@ -6366,8 +6653,8 @@
         <w:t xml:space="preserve">~25–30 hrs revenue-generating + 10 hrs strategic / architecture / oversight + the rest is life.</w:t>
       </w:r>
     </w:p>
-    <w:bookmarkEnd w:id="28"/>
-    <w:bookmarkStart w:id="29" w:name="Xb55458830cd42be62bbeb03e2b4bc22f71cbbce"/>
+    <w:bookmarkEnd w:id="29"/>
+    <w:bookmarkStart w:id="30" w:name="Xb55458830cd42be62bbeb03e2b4bc22f71cbbce"/>
     <w:p>
       <w:pPr>
         <w:pStyle w:val="Heading3"/>
@@ -6759,8 +7046,8 @@
         </w:tc>
       </w:tr>
     </w:tbl>
-    <w:bookmarkEnd w:id="29"/>
-    <w:bookmarkStart w:id="30" w:name="daily-structure-revised-for-chase"/>
+    <w:bookmarkEnd w:id="30"/>
+    <w:bookmarkStart w:id="31" w:name="daily-structure-revised-for-chase"/>
     <w:p>
       <w:pPr>
         <w:pStyle w:val="Heading3"/>
@@ -6933,8 +7220,8 @@
         <w:t xml:space="preserve">— Voice memo to Delta Dawn</w:t>
       </w:r>
     </w:p>
-    <w:bookmarkEnd w:id="30"/>
-    <w:bookmarkStart w:id="31" w:name="implication-for-tracys-calendar"/>
+    <w:bookmarkEnd w:id="31"/>
+    <w:bookmarkStart w:id="32" w:name="implication-for-tracys-calendar"/>
     <w:p>
       <w:pPr>
         <w:pStyle w:val="Heading3"/>
@@ -6974,9 +7261,9 @@
         </w:pict>
       </w:r>
     </w:p>
-    <w:bookmarkEnd w:id="31"/>
     <w:bookmarkEnd w:id="32"/>
-    <w:bookmarkStart w:id="36" w:name="X80e1e8a8afd2f4d7af9f88fffb741296c447c69"/>
+    <w:bookmarkEnd w:id="33"/>
+    <w:bookmarkStart w:id="37" w:name="X80e1e8a8afd2f4d7af9f88fffb741296c447c69"/>
     <w:p>
       <w:pPr>
         <w:pStyle w:val="Heading2"/>
@@ -6993,7 +7280,7 @@
         <w:t xml:space="preserve">Everything else technical is Y2. These three SHIP in Q2:</w:t>
       </w:r>
     </w:p>
-    <w:bookmarkStart w:id="33" w:name="X54d2b9d58695df36d6562f60fcf2a1dd2671611"/>
+    <w:bookmarkStart w:id="34" w:name="X54d2b9d58695df36d6562f60fcf2a1dd2671611"/>
     <w:p>
       <w:pPr>
         <w:pStyle w:val="Heading3"/>
@@ -7040,8 +7327,8 @@
         <w:t xml:space="preserve">(Private | Shared | Global) to the entity schema. Prevents data leak the first time two B2B Directory clients share infrastructure (Vicki + Paul Green or future). Load-bearing for the very first paid B2B engagement.</w:t>
       </w:r>
     </w:p>
-    <w:bookmarkEnd w:id="33"/>
-    <w:bookmarkStart w:id="34" w:name="Xb1833557b7ed7c8529f11dcaf521d1f40ef8130"/>
+    <w:bookmarkEnd w:id="34"/>
+    <w:bookmarkStart w:id="35" w:name="Xb1833557b7ed7c8529f11dcaf521d1f40ef8130"/>
     <w:p>
       <w:pPr>
         <w:pStyle w:val="Heading3"/>
@@ -7143,8 +7430,8 @@
         <w:t xml:space="preserve">Chase uploads to GCS → auto-tag (location, brand, date) → push to Sanity asset library with suggested hero placements per brand.</w:t>
       </w:r>
     </w:p>
-    <w:bookmarkEnd w:id="34"/>
-    <w:bookmarkStart w:id="35" w:name="X7bcf9f05d84842be6bed275c0f7915b8c9c5111"/>
+    <w:bookmarkEnd w:id="35"/>
+    <w:bookmarkStart w:id="36" w:name="X7bcf9f05d84842be6bed275c0f7915b8c9c5111"/>
     <w:p>
       <w:pPr>
         <w:pStyle w:val="Heading3"/>
@@ -7186,9 +7473,9 @@
         </w:pict>
       </w:r>
     </w:p>
-    <w:bookmarkEnd w:id="35"/>
     <w:bookmarkEnd w:id="36"/>
-    <w:bookmarkStart w:id="40" w:name="the-contact-priority-list-18-names"/>
+    <w:bookmarkEnd w:id="37"/>
+    <w:bookmarkStart w:id="41" w:name="the-contact-priority-list-18-names"/>
     <w:p>
       <w:pPr>
         <w:pStyle w:val="Heading2"/>
@@ -7205,7 +7492,7 @@
         <w:t xml:space="preserve">Verify each contact via the linked source before calling/emailing — AI-generated contact data hallucinates.</w:t>
       </w:r>
     </w:p>
-    <w:bookmarkStart w:id="37" w:name="tier-1-call-this-week"/>
+    <w:bookmarkStart w:id="38" w:name="tier-1-call-this-week"/>
     <w:p>
       <w:pPr>
         <w:pStyle w:val="Heading3"/>
@@ -7314,8 +7601,8 @@
         <w:t xml:space="preserve">— Natchez 5-agent pilot target</w:t>
       </w:r>
     </w:p>
-    <w:bookmarkEnd w:id="37"/>
-    <w:bookmarkStart w:id="38" w:name="tier-2-call-within-30-days"/>
+    <w:bookmarkEnd w:id="38"/>
+    <w:bookmarkStart w:id="39" w:name="tier-2-call-within-30-days"/>
     <w:p>
       <w:pPr>
         <w:pStyle w:val="Heading3"/>
@@ -7546,8 +7833,8 @@
         <w:t xml:space="preserve">— leadership transition window right now = opportunity for practical operators with execution capacity</w:t>
       </w:r>
     </w:p>
-    <w:bookmarkEnd w:id="38"/>
-    <w:bookmarkStart w:id="39" w:name="tier-3-call-within-60-days"/>
+    <w:bookmarkEnd w:id="39"/>
+    <w:bookmarkStart w:id="40" w:name="tier-3-call-within-60-days"/>
     <w:p>
       <w:pPr>
         <w:pStyle w:val="Heading3"/>
@@ -7673,9 +7960,9 @@
         </w:pict>
       </w:r>
     </w:p>
-    <w:bookmarkEnd w:id="39"/>
     <w:bookmarkEnd w:id="40"/>
-    <w:bookmarkStart w:id="44" w:name="playbooks-adopted"/>
+    <w:bookmarkEnd w:id="41"/>
+    <w:bookmarkStart w:id="45" w:name="playbooks-adopted"/>
     <w:p>
       <w:pPr>
         <w:pStyle w:val="Heading2"/>
@@ -7684,7 +7971,7 @@
         <w:t xml:space="preserve">13 — Playbooks Adopted</w:t>
       </w:r>
     </w:p>
-    <w:bookmarkStart w:id="41" w:name="Xd0438fbebfc6104a714fe53d10b6715866a46e2"/>
+    <w:bookmarkStart w:id="42" w:name="Xd0438fbebfc6104a714fe53d10b6715866a46e2"/>
     <w:p>
       <w:pPr>
         <w:pStyle w:val="Heading3"/>
@@ -7723,8 +8010,8 @@
         <w:t xml:space="preserve">energy is more authentic than a polished room.</w:t>
       </w:r>
     </w:p>
-    <w:bookmarkEnd w:id="41"/>
-    <w:bookmarkStart w:id="42" w:name="Xb385ce94b01c5ed92434b8821947d17dd640360"/>
+    <w:bookmarkEnd w:id="42"/>
+    <w:bookmarkStart w:id="43" w:name="Xb385ce94b01c5ed92434b8821947d17dd640360"/>
     <w:p>
       <w:pPr>
         <w:pStyle w:val="Heading3"/>
@@ -7747,8 +8034,8 @@
         <w:t xml:space="preserve">Civic partner gets a directory of venues + artists + trails. Drives bookings. Vicki Wolpert is the first deployment; Visit Natchez is the natural civic partner second deployment.</w:t>
       </w:r>
     </w:p>
-    <w:bookmarkEnd w:id="42"/>
-    <w:bookmarkStart w:id="43" w:name="X7063860451c7b19401987335d5158726cc5a2f1"/>
+    <w:bookmarkEnd w:id="43"/>
+    <w:bookmarkStart w:id="44" w:name="X7063860451c7b19401987335d5158726cc5a2f1"/>
     <w:p>
       <w:pPr>
         <w:pStyle w:val="Heading3"/>
@@ -7784,9 +8071,9 @@
         </w:pict>
       </w:r>
     </w:p>
-    <w:bookmarkEnd w:id="43"/>
     <w:bookmarkEnd w:id="44"/>
-    <w:bookmarkStart w:id="45" w:name="Xc92e00dc93e362466f43de758ffb4eddc92d262"/>
+    <w:bookmarkEnd w:id="45"/>
+    <w:bookmarkStart w:id="46" w:name="Xc92e00dc93e362466f43de758ffb4eddc92d262"/>
     <w:p>
       <w:pPr>
         <w:pStyle w:val="Heading2"/>
@@ -7978,8 +8265,8 @@
         </w:pict>
       </w:r>
     </w:p>
-    <w:bookmarkEnd w:id="45"/>
-    <w:bookmarkStart w:id="46" w:name="the-three-sacrifices-were-making"/>
+    <w:bookmarkEnd w:id="46"/>
+    <w:bookmarkStart w:id="47" w:name="the-three-sacrifices-were-making"/>
     <w:p>
       <w:pPr>
         <w:pStyle w:val="Heading2"/>
@@ -8061,8 +8348,8 @@
         </w:pict>
       </w:r>
     </w:p>
-    <w:bookmarkEnd w:id="46"/>
-    <w:bookmarkStart w:id="47" w:name="the-probability-commitment"/>
+    <w:bookmarkEnd w:id="47"/>
+    <w:bookmarkStart w:id="48" w:name="the-probability-commitment"/>
     <w:p>
       <w:pPr>
         <w:pStyle w:val="Heading2"/>
@@ -8136,8 +8423,8 @@
         </w:pict>
       </w:r>
     </w:p>
-    <w:bookmarkEnd w:id="47"/>
-    <w:bookmarkStart w:id="48" w:name="Xf372cd38405414ee4573823a25a8d0dfe42365b"/>
+    <w:bookmarkEnd w:id="48"/>
+    <w:bookmarkStart w:id="49" w:name="Xf372cd38405414ee4573823a25a8d0dfe42365b"/>
     <w:p>
       <w:pPr>
         <w:pStyle w:val="Heading2"/>
@@ -8177,8 +8464,8 @@
         </w:pict>
       </w:r>
     </w:p>
-    <w:bookmarkEnd w:id="48"/>
-    <w:bookmarkStart w:id="49" w:name="companion-documents"/>
+    <w:bookmarkEnd w:id="49"/>
+    <w:bookmarkStart w:id="50" w:name="companion-documents"/>
     <w:p>
       <w:pPr>
         <w:pStyle w:val="Heading2"/>
@@ -8331,8 +8618,8 @@
         <w:t xml:space="preserve">Next opening of this doc should be Sunday April 26 evening, when Chase reads it before Week 1 kickoff Monday morning.</w:t>
       </w:r>
     </w:p>
-    <w:bookmarkEnd w:id="49"/>
     <w:bookmarkEnd w:id="50"/>
+    <w:bookmarkEnd w:id="51"/>
     <w:sectPr>
       <w:footnotePr>
         <w:numRestart w:val="eachSect"/>

--- a/docs/90_DAY_PLAN.docx
+++ b/docs/90_DAY_PLAN.docx
@@ -647,7 +647,7 @@
                 <w:b/>
                 <w:bCs/>
               </w:rPr>
-              <w:t xml:space="preserve">Chase Pierson Photography — services</w:t>
+              <w:t xml:space="preserve">Photography — all lines combined</w:t>
             </w:r>
           </w:p>
         </w:tc>
@@ -683,7 +683,39 @@
               <w:t xml:space="preserve"> </w:t>
             </w:r>
             <w:r>
-              <w:t xml:space="preserve">Y1 is the first year working with partners: Elijah came on last year, Studio C was set up as a separate entity adding video services. Same ecosystem-level revenue (~$100k+), now distributed across more people. Chase’s personal take per year is less than $100k now; the line below is the CPP-brand-level revenue. Studio C Video has its own separate revenue line; do not double-count.</w:t>
+              <w:t xml:space="preserve">The $100k+ historical volume now splits across two distinct brand + operational surfaces (clarified 2026-04-20):</w:t>
+            </w:r>
+            <w:r>
+              <w:t xml:space="preserve"> </w:t>
+            </w:r>
+            <w:r>
+              <w:rPr>
+                <w:b/>
+                <w:bCs/>
+              </w:rPr>
+              <w:t xml:space="preserve">(a) Chase Pierson Photography (CPP) — non-RE only</w:t>
+            </w:r>
+            <w:r>
+              <w:t xml:space="preserve"> </w:t>
+            </w:r>
+            <w:r>
+              <w:t xml:space="preserve">(portraits, events, editorial, fine art, brand, travel), and</w:t>
+            </w:r>
+            <w:r>
+              <w:t xml:space="preserve"> </w:t>
+            </w:r>
+            <w:r>
+              <w:rPr>
+                <w:b/>
+                <w:bCs/>
+              </w:rPr>
+              <w:t xml:space="preserve">(b) Tuthill Design Photography — new RE-only service line</w:t>
+            </w:r>
+            <w:r>
+              <w:t xml:space="preserve"> </w:t>
+            </w:r>
+            <w:r>
+              <w:t xml:space="preserve">with two-tier booking (Tuthill standard rate or Chase-premium tier). RE work historically inside CPP now flows through Tuthill; that revenue isn’t lost, just re-branded. Y1 is also the first year working with partners (Elijah at Studio C, Miles at Tuthill), so ecosystem-level volume stays ~$100k but Chase’s personal take distributes across partners.</w:t>
             </w:r>
             <w:r>
               <w:t xml:space="preserve"> </w:t>
@@ -699,7 +731,7 @@
               <w:t xml:space="preserve"> </w:t>
             </w:r>
             <w:r>
-              <w:t xml:space="preserve">Chase + team work upstate NY May–October (NY peak season), shift to Natchez October–April (slow season up north, peak hospitality season here). Tracy’s BizDev role expands the Natchez market for both CPP and Studio C ahead of the seasonal shift. Realistic Y1 range $80–120k depending on re-engagement of past NY clients (~30% have moved on, ~40% return on outreach, ~30% need active re-engagement) plus net-new Natchez market growth.</w:t>
+              <w:t xml:space="preserve">Chase + team work Hudson Valley May–October (NY peak), shift to Natchez October–April (peak hospitality season here). Tracy’s BizDev opens both regions for both brands. Realistic Y1 range $80–120k depending on re-engagement of past clients (~30% have moved on, ~40% return on outreach, ~30% need active re-engagement) plus net-new Deep South market growth and Tuthill Photography launch volume.</w:t>
             </w:r>
             <w:r>
               <w:t xml:space="preserve"> </w:t>
@@ -2424,7 +2456,7 @@
               <w:pStyle w:val="Compact"/>
             </w:pPr>
             <w:r>
-              <w:t xml:space="preserve">Wedding/retreat one-pager + landing page; CRM stand-up (Attio free tier); post Inn-ops manager job;</w:t>
+              <w:t xml:space="preserve">Wedding/retreat one-pager + landing page; CRM stand-up (Attio free tier);</w:t>
             </w:r>
             <w:r>
               <w:t xml:space="preserve"> </w:t>
@@ -2434,7 +2466,7 @@
                 <w:b/>
                 <w:bCs/>
               </w:rPr>
-              <w:t xml:space="preserve">photography re-engagement campaign — Tracy emails ~30 past CPP + Studio C clients with</w:t>
+              <w:t xml:space="preserve">photography re-engagement, split into two tracks: (a) RE clients → Tuthill Design Photography pitch (new service line, two-tier pricing, Hudson Valley + Deep South), (b) non-RE clients → CPP re-engagement</w:t>
             </w:r>
             <w:r>
               <w:rPr>
@@ -2448,7 +2480,7 @@
                 <w:b/>
                 <w:bCs/>
               </w:rPr>
-              <w:t xml:space="preserve">“Chase is back to shooting; what’s coming up?”</w:t>
+              <w:t xml:space="preserve">“Chase is back to shooting”</w:t>
             </w:r>
             <w:r>
               <w:rPr>
@@ -2464,6 +2496,9 @@
               </w:rPr>
               <w:t xml:space="preserve">template</w:t>
             </w:r>
+            <w:r>
+              <w:t xml:space="preserve">; Miles + Chase 30-min alignment call on Tuthill Photography scope</w:t>
+            </w:r>
           </w:p>
         </w:tc>
         <w:tc>
@@ -2483,13 +2518,13 @@
                 <w:b/>
                 <w:bCs/>
               </w:rPr>
-              <w:t xml:space="preserve">Sunday list-build session: dump every past photography client (CPP + Studio C, Natchez + NY + elsewhere) into the CRM from invoices/email/Instagram</w:t>
+              <w:t xml:space="preserve">Sunday list-build session: dump every past photography client into the CRM from invoices/email/Instagram, tag as RE vs non-RE</w:t>
             </w:r>
             <w:r>
               <w:t xml:space="preserve"> </w:t>
             </w:r>
             <w:r>
-              <w:t xml:space="preserve">(~2 hrs); coordinate with Elijah on Studio C client list</w:t>
+              <w:t xml:space="preserve">(~2 hrs); coordinate with Elijah on Studio C client list; align with Miles on Tuthill Photography tier pricing</w:t>
             </w:r>
           </w:p>
         </w:tc>

--- a/docs/90_DAY_PLAN.docx
+++ b/docs/90_DAY_PLAN.docx
@@ -59,7 +59,7 @@
         <w:t xml:space="preserve"> </w:t>
       </w:r>
       <w:r>
-        <w:t xml:space="preserve">Hit the leading indicator of $60k cumulative revenue by July 31 — which puts us on pace for the $330k Y1 baseline and comfortably above the $191k break-even floor.</w:t>
+        <w:t xml:space="preserve">Hit the leading indicator of $60k cumulative revenue by July 31 — which puts us on pace for the $330k Y1 baseline and comfortably above the $185k net break-even floor.</w:t>
       </w:r>
     </w:p>
     <w:p>
@@ -77,7 +77,7 @@
         <w:t xml:space="preserve"> </w:t>
       </w:r>
       <w:r>
-        <w:t xml:space="preserve">~65% (external AI review framework, originally calibrated against the $250k framing that preceded the QuickBooks-grounded $191k floor). Probability of clearing the $191k floor is meaningfully higher (~85%).</w:t>
+        <w:t xml:space="preserve">~65% (external AI review framework, originally calibrated against the $250k framing that preceded the QuickBooks-grounded $185k net floor). Probability of clearing the $185k net floor is meaningfully higher (~85%).</w:t>
       </w:r>
     </w:p>
     <w:p>
@@ -401,7 +401,7 @@
           <w:b/>
           <w:bCs/>
         </w:rPr>
-        <w:t xml:space="preserve">Gross ecosystem costs: $191k.</w:t>
+        <w:t xml:space="preserve">Gross ecosystem costs: $203k.</w:t>
       </w:r>
       <w:r>
         <w:t xml:space="preserve"> </w:t>
@@ -445,7 +445,7 @@
           <w:b/>
           <w:bCs/>
         </w:rPr>
-        <w:t xml:space="preserve">Net break-even floor: $173k.</w:t>
+        <w:t xml:space="preserve">Net break-even floor: $185k.</w:t>
       </w:r>
       <w:r>
         <w:t xml:space="preserve"> </w:t>
@@ -473,7 +473,7 @@
         <w:t xml:space="preserve"> </w:t>
       </w:r>
       <w:r>
-        <w:t xml:space="preserve">$77k above the net floor. First real margin — partners have cushion, reserves start accruing, the next interesting project becomes fundable.</w:t>
+        <w:t xml:space="preserve">$65k above the net floor. First real margin — partners have cushion, reserves start accruing, the next interesting project becomes fundable.</w:t>
       </w:r>
       <w:r>
         <w:t xml:space="preserve"> </w:t>
@@ -495,7 +495,7 @@
         <w:t xml:space="preserve"> </w:t>
       </w:r>
       <w:r>
-        <w:t xml:space="preserve">$157k of real profit above the net floor. The realistic Y1 shape.</w:t>
+        <w:t xml:space="preserve">$145k of real profit above the net floor. The realistic Y1 shape.</w:t>
       </w:r>
       <w:r>
         <w:t xml:space="preserve"> </w:t>
@@ -535,7 +535,7 @@
         <w:t xml:space="preserve"> </w:t>
       </w:r>
       <w:r>
-        <w:t xml:space="preserve">real profit. We want to be profitable, not just at break-even. Above $173k, every dollar is real profit. $250k is the first waypoint that matters; $330k is the shape we work for.</w:t>
+        <w:t xml:space="preserve">real profit. We want to be profitable, not just at break-even. Above $185k, every dollar is real profit. $250k is the first waypoint that matters; $330k is the shape we work for.</w:t>
       </w:r>
     </w:p>
     <w:p>
@@ -1109,7 +1109,7 @@
               <w:pStyle w:val="Compact"/>
             </w:pPr>
             <w:r>
-              <w:t xml:space="preserve">$139k above the $191k break-even floor.</w:t>
+              <w:t xml:space="preserve">$145k above the $185k net break-even floor.</w:t>
             </w:r>
           </w:p>
         </w:tc>
@@ -1312,7 +1312,7 @@
         <w:t xml:space="preserve"> </w:t>
       </w:r>
       <w:r>
-        <w:t xml:space="preserve">The 65% Y1 probability was originally set against a $250k threshold. The real break-even floor is now $191k. Probability of clearing the $191k floor is meaningfully higher (~85%). Probability of hitting the $330k baseline remains ~65%. The spirit of the plan changes accordingly — the goal isn’t surviving to a number, it’s choosing how much profit to generate above a floor we’re highly likely to clear.</w:t>
+        <w:t xml:space="preserve">The 65% Y1 probability was originally set against a $250k threshold. The real break-even floor is now $185k. Probability of clearing the $185k net floor is meaningfully higher (~85%). Probability of hitting the $330k baseline remains ~65%. The spirit of the plan changes accordingly — the goal isn’t surviving to a number, it’s choosing how much profit to generate above a floor we’re highly likely to clear.</w:t>
       </w:r>
     </w:p>
     <w:p>
@@ -1612,7 +1612,31 @@
               <w:pStyle w:val="Compact"/>
             </w:pPr>
             <w:r>
-              <w:t xml:space="preserve">Studio C services ($1k/mo)</w:t>
+              <w:t xml:space="preserve">Studio C retainer bucket ($1k/mo × 20 hrs @ $50/hr)</w:t>
+            </w:r>
+          </w:p>
+        </w:tc>
+        <w:tc>
+          <w:tcPr/>
+          <w:p>
+            <w:pPr>
+              <w:pStyle w:val="Compact"/>
+            </w:pPr>
+            <w:r>
+              <w:t xml:space="preserve">$12,000</w:t>
+            </w:r>
+          </w:p>
+        </w:tc>
+      </w:tr>
+      <w:tr>
+        <w:tc>
+          <w:tcPr/>
+          <w:p>
+            <w:pPr>
+              <w:pStyle w:val="Compact"/>
+            </w:pPr>
+            <w:r>
+              <w:t xml:space="preserve">Tuthill Design retainer bucket ($1k/mo × 20 hrs @ $50/hr)</w:t>
             </w:r>
           </w:p>
         </w:tc>
@@ -1727,7 +1751,7 @@
                 <w:b/>
                 <w:bCs/>
               </w:rPr>
-              <w:t xml:space="preserve">$191,000</w:t>
+              <w:t xml:space="preserve">$203,000</w:t>
             </w:r>
           </w:p>
         </w:tc>
@@ -1787,7 +1811,7 @@
                 <w:b/>
                 <w:bCs/>
               </w:rPr>
-              <w:t xml:space="preserve">$173,000</w:t>
+              <w:t xml:space="preserve">$185,000</w:t>
             </w:r>
           </w:p>
         </w:tc>
@@ -1820,13 +1844,13 @@
           <w:b/>
           <w:bCs/>
         </w:rPr>
-        <w:t xml:space="preserve">Net at $173k revenue:</w:t>
-      </w:r>
-      <w:r>
-        <w:t xml:space="preserve"> </w:t>
-      </w:r>
-      <w:r>
-        <w:t xml:space="preserve">roughly $0. Ecosystem covers ecosystem. Above $173k every dollar is real profit, redeployed across touring investment, marketing, reserves, partner distributions, and quality of life. At the $330k baseline target that’s $157k of real profit to work with.</w:t>
+        <w:t xml:space="preserve">Net at $185k revenue:</w:t>
+      </w:r>
+      <w:r>
+        <w:t xml:space="preserve"> </w:t>
+      </w:r>
+      <w:r>
+        <w:t xml:space="preserve">roughly $0. Ecosystem covers ecosystem. Above $185k every dollar is real profit, redeployed across touring investment, marketing, reserves, partner distributions, and quality of life. At the $330k baseline target that’s $145k of real profit to work with.</w:t>
       </w:r>
     </w:p>
     <w:p>
@@ -3788,7 +3812,7 @@
         <w:t xml:space="preserve"> </w:t>
       </w:r>
       <w:r>
-        <w:t xml:space="preserve">Hitting that = on pace for the $330k baseline and comfortably above the $191k break-even floor. Below $50k = serious mid-quarter recalibration.</w:t>
+        <w:t xml:space="preserve">Hitting that = on pace for the $330k baseline and comfortably above the $185k net break-even floor. Below $50k = serious mid-quarter recalibration.</w:t>
       </w:r>
     </w:p>
     <w:p>
@@ -8402,7 +8426,7 @@
           <w:b/>
           <w:bCs/>
         </w:rPr>
-        <w:t xml:space="preserve">If we execute this 90-day plan as written, probability of hitting the $330k Y1 baseline ≈ 65%. Probability of clearing the $191k break-even floor ≈ 85%.</w:t>
+        <w:t xml:space="preserve">If we execute this 90-day plan as written, probability of hitting the $330k Y1 baseline ≈ 65%. Probability of clearing the $185k net break-even floor ≈ 85%.</w:t>
       </w:r>
     </w:p>
     <w:p>
@@ -8481,7 +8505,7 @@
         <w:pStyle w:val="BodyText"/>
       </w:pPr>
       <w:r>
-        <w:t xml:space="preserve">Everything else — touring as a business, magazine ad sales, the record label, the radio station, the second region — moves because it’s who we are, not because we are hunting its revenue this year. The honest ecosystem break-even is $191k, built from the QuickBooks numbers. $250k is the first profit milestone. $330k is the baseline — $139k of real profit above the floor if we hit the shape. The leading indicator is cumulative revenue at the end of July: $60k keeps us on pace.</w:t>
+        <w:t xml:space="preserve">Everything else — touring as a business, magazine ad sales, the record label, the radio station, the second region — moves because it’s who we are, not because we are hunting its revenue this year. The honest ecosystem break-even is $185k net ($203k gross, less $18k Scan2Plan royalty), built from the QuickBooks numbers. $250k is the first profit milestone. $330k is the baseline — $145k of real profit above the floor if we hit the shape. The leading indicator is cumulative revenue at the end of July: $60k keeps us on pace.</w:t>
       </w:r>
     </w:p>
     <w:p>
